--- a/hin/docx/039.content.docx
+++ b/hin/docx/039.content.docx
@@ -420,114 +420,84 @@
           <w:lang w:val="hi_IN" w:bidi="hi_IN"/>
         </w:rPr>
       </w:r>
-      <w:hyperlink r:id="rId13">
-        <w:r>
-          <w:rPr>
-            <w:lang w:val="hi_IN" w:bidi="hi_IN"/>
-          </w:rPr>
-          <w:rPr>
-            <w:color w:val="0000EE"/>
-            <w:u w:val="single"/>
-          </w:rPr>
-          <w:t>2 राजा 24:14</w:t>
-        </w:r>
-      </w:hyperlink>
-    </w:p>
-    <w:p>
-      <w:pPr>
-        <w:pStyle w:val="ListBullet"/>
-        <w:spacing w:line="240" w:lineRule="auto"/>
-        <w:ind w:left="720"/>
-      </w:pPr>
-      <w:r>
-        <w:rPr>
-          <w:lang w:val="hi_IN" w:bidi="hi_IN"/>
-        </w:rPr>
-      </w:r>
-      <w:hyperlink r:id="rId14">
-        <w:r>
-          <w:rPr>
-            <w:lang w:val="hi_IN" w:bidi="hi_IN"/>
-          </w:rPr>
-          <w:rPr>
-            <w:color w:val="0000EE"/>
-            <w:u w:val="single"/>
-          </w:rPr>
-          <w:t>दानिय्येल 02:25–26</w:t>
-        </w:r>
-      </w:hyperlink>
-    </w:p>
-    <w:p>
-      <w:pPr>
-        <w:pStyle w:val="ListBullet"/>
-        <w:spacing w:line="240" w:lineRule="auto"/>
-        <w:ind w:left="720"/>
-      </w:pPr>
-      <w:r>
-        <w:rPr>
-          <w:lang w:val="hi_IN" w:bidi="hi_IN"/>
-        </w:rPr>
-      </w:r>
-      <w:hyperlink r:id="rId15">
-        <w:r>
-          <w:rPr>
-            <w:lang w:val="hi_IN" w:bidi="hi_IN"/>
-          </w:rPr>
-          <w:rPr>
-            <w:color w:val="0000EE"/>
-            <w:u w:val="single"/>
-          </w:rPr>
-          <w:t>यहेजकेल 01:1–3</w:t>
-        </w:r>
-      </w:hyperlink>
-    </w:p>
-    <w:p>
-      <w:pPr>
-        <w:pStyle w:val="ListBullet"/>
-        <w:spacing w:line="240" w:lineRule="auto"/>
-        <w:ind w:left="720"/>
-      </w:pPr>
-      <w:r>
-        <w:rPr>
-          <w:lang w:val="hi_IN" w:bidi="hi_IN"/>
-        </w:rPr>
-      </w:r>
-      <w:hyperlink r:id="rId16">
-        <w:r>
-          <w:rPr>
-            <w:lang w:val="hi_IN" w:bidi="hi_IN"/>
-          </w:rPr>
-          <w:rPr>
-            <w:color w:val="0000EE"/>
-            <w:u w:val="single"/>
-          </w:rPr>
-          <w:t>यशायाह 20:04</w:t>
-        </w:r>
-      </w:hyperlink>
-    </w:p>
-    <w:p>
-      <w:pPr>
-        <w:pStyle w:val="ListBullet"/>
-        <w:spacing w:line="240" w:lineRule="auto"/>
-        <w:ind w:left="720"/>
-      </w:pPr>
-      <w:r>
-        <w:rPr>
-          <w:lang w:val="hi_IN" w:bidi="hi_IN"/>
-        </w:rPr>
-      </w:r>
-      <w:hyperlink r:id="rId17">
-        <w:r>
-          <w:rPr>
-            <w:lang w:val="hi_IN" w:bidi="hi_IN"/>
-          </w:rPr>
-          <w:rPr>
-            <w:color w:val="0000EE"/>
-            <w:u w:val="single"/>
-          </w:rPr>
-          <w:t>यिर्मयाह 29:1–3</w:t>
-        </w:r>
-      </w:hyperlink>
+      <w:r>
+        <w:rPr>
+          <w:lang w:val="hi_IN" w:bidi="hi_IN"/>
+        </w:rPr>
+        <w:t>2 राजा 24:14</w:t>
+      </w:r>
+    </w:p>
+    <w:p>
+      <w:pPr>
+        <w:pStyle w:val="ListBullet"/>
+        <w:spacing w:line="240" w:lineRule="auto"/>
+        <w:ind w:left="720"/>
+      </w:pPr>
+      <w:r>
+        <w:rPr>
+          <w:lang w:val="hi_IN" w:bidi="hi_IN"/>
+        </w:rPr>
+      </w:r>
+      <w:r>
+        <w:rPr>
+          <w:lang w:val="hi_IN" w:bidi="hi_IN"/>
+        </w:rPr>
+        <w:t>दानिय्येल 02:25–26</w:t>
+      </w:r>
+    </w:p>
+    <w:p>
+      <w:pPr>
+        <w:pStyle w:val="ListBullet"/>
+        <w:spacing w:line="240" w:lineRule="auto"/>
+        <w:ind w:left="720"/>
+      </w:pPr>
+      <w:r>
+        <w:rPr>
+          <w:lang w:val="hi_IN" w:bidi="hi_IN"/>
+        </w:rPr>
+      </w:r>
+      <w:r>
+        <w:rPr>
+          <w:lang w:val="hi_IN" w:bidi="hi_IN"/>
+        </w:rPr>
+        <w:t>यहेजकेल 01:1–3</w:t>
+      </w:r>
+    </w:p>
+    <w:p>
+      <w:pPr>
+        <w:pStyle w:val="ListBullet"/>
+        <w:spacing w:line="240" w:lineRule="auto"/>
+        <w:ind w:left="720"/>
+      </w:pPr>
+      <w:r>
+        <w:rPr>
+          <w:lang w:val="hi_IN" w:bidi="hi_IN"/>
+        </w:rPr>
+      </w:r>
+      <w:r>
+        <w:rPr>
+          <w:lang w:val="hi_IN" w:bidi="hi_IN"/>
+        </w:rPr>
+        <w:t>यशायाह 20:04</w:t>
+      </w:r>
+    </w:p>
+    <w:p>
+      <w:pPr>
+        <w:pStyle w:val="ListBullet"/>
+        <w:spacing w:line="240" w:lineRule="auto"/>
+        <w:ind w:left="720"/>
+      </w:pPr>
+      <w:r>
+        <w:rPr>
+          <w:lang w:val="hi_IN" w:bidi="hi_IN"/>
+        </w:rPr>
+      </w:r>
+      <w:r>
+        <w:rPr>
+          <w:lang w:val="hi_IN" w:bidi="hi_IN"/>
+        </w:rPr>
+        <w:t>यिर्मयाह 29:1–3</w:t>
+      </w:r>
     </w:p>
     <w:p>
       <w:pPr>
@@ -875,138 +845,102 @@
           <w:lang w:val="hi_IN" w:bidi="hi_IN"/>
         </w:rPr>
       </w:r>
-      <w:hyperlink r:id="rId18">
-        <w:r>
-          <w:rPr>
-            <w:lang w:val="hi_IN" w:bidi="hi_IN"/>
-          </w:rPr>
-          <w:rPr>
-            <w:color w:val="0000EE"/>
-            <w:u w:val="single"/>
-          </w:rPr>
-          <w:t>निर्गमन 12:3–4</w:t>
-        </w:r>
-      </w:hyperlink>
-    </w:p>
-    <w:p>
-      <w:pPr>
-        <w:pStyle w:val="ListBullet"/>
-        <w:spacing w:line="240" w:lineRule="auto"/>
-        <w:ind w:left="720"/>
-      </w:pPr>
-      <w:r>
-        <w:rPr>
-          <w:lang w:val="hi_IN" w:bidi="hi_IN"/>
-        </w:rPr>
-      </w:r>
-      <w:hyperlink r:id="rId19">
-        <w:r>
-          <w:rPr>
-            <w:lang w:val="hi_IN" w:bidi="hi_IN"/>
-          </w:rPr>
-          <w:rPr>
-            <w:color w:val="0000EE"/>
-            <w:u w:val="single"/>
-          </w:rPr>
-          <w:t>उत्पत्ति 30:32</w:t>
-        </w:r>
-      </w:hyperlink>
-    </w:p>
-    <w:p>
-      <w:pPr>
-        <w:pStyle w:val="ListBullet"/>
-        <w:spacing w:line="240" w:lineRule="auto"/>
-        <w:ind w:left="720"/>
-      </w:pPr>
-      <w:r>
-        <w:rPr>
-          <w:lang w:val="hi_IN" w:bidi="hi_IN"/>
-        </w:rPr>
-      </w:r>
-      <w:hyperlink r:id="rId20">
-        <w:r>
-          <w:rPr>
-            <w:lang w:val="hi_IN" w:bidi="hi_IN"/>
-          </w:rPr>
-          <w:rPr>
-            <w:color w:val="0000EE"/>
-            <w:u w:val="single"/>
-          </w:rPr>
-          <w:t>उत्पत्ति 31:10</w:t>
-        </w:r>
-      </w:hyperlink>
-    </w:p>
-    <w:p>
-      <w:pPr>
-        <w:pStyle w:val="ListBullet"/>
-        <w:spacing w:line="240" w:lineRule="auto"/>
-        <w:ind w:left="720"/>
-      </w:pPr>
-      <w:r>
-        <w:rPr>
-          <w:lang w:val="hi_IN" w:bidi="hi_IN"/>
-        </w:rPr>
-      </w:r>
-      <w:hyperlink r:id="rId21">
-        <w:r>
-          <w:rPr>
-            <w:lang w:val="hi_IN" w:bidi="hi_IN"/>
-          </w:rPr>
-          <w:rPr>
-            <w:color w:val="0000EE"/>
-            <w:u w:val="single"/>
-          </w:rPr>
-          <w:t>उत्पत्ति 37:31</w:t>
-        </w:r>
-      </w:hyperlink>
-    </w:p>
-    <w:p>
-      <w:pPr>
-        <w:pStyle w:val="ListBullet"/>
-        <w:spacing w:line="240" w:lineRule="auto"/>
-        <w:ind w:left="720"/>
-      </w:pPr>
-      <w:r>
-        <w:rPr>
-          <w:lang w:val="hi_IN" w:bidi="hi_IN"/>
-        </w:rPr>
-      </w:r>
-      <w:hyperlink r:id="rId22">
-        <w:r>
-          <w:rPr>
-            <w:lang w:val="hi_IN" w:bidi="hi_IN"/>
-          </w:rPr>
-          <w:rPr>
-            <w:color w:val="0000EE"/>
-            <w:u w:val="single"/>
-          </w:rPr>
-          <w:t>लैव्यव्यवस्था 3:12–14</w:t>
-        </w:r>
-      </w:hyperlink>
-    </w:p>
-    <w:p>
-      <w:pPr>
-        <w:pStyle w:val="ListBullet"/>
-        <w:spacing w:line="240" w:lineRule="auto"/>
-        <w:ind w:left="720"/>
-      </w:pPr>
-      <w:r>
-        <w:rPr>
-          <w:lang w:val="hi_IN" w:bidi="hi_IN"/>
-        </w:rPr>
-      </w:r>
-      <w:hyperlink r:id="rId23">
-        <w:r>
-          <w:rPr>
-            <w:lang w:val="hi_IN" w:bidi="hi_IN"/>
-          </w:rPr>
-          <w:rPr>
-            <w:color w:val="0000EE"/>
-            <w:u w:val="single"/>
-          </w:rPr>
-          <w:t>मत्ती 25:33</w:t>
-        </w:r>
-      </w:hyperlink>
+      <w:r>
+        <w:rPr>
+          <w:lang w:val="hi_IN" w:bidi="hi_IN"/>
+        </w:rPr>
+        <w:t>निर्गमन 12:3–4</w:t>
+      </w:r>
+    </w:p>
+    <w:p>
+      <w:pPr>
+        <w:pStyle w:val="ListBullet"/>
+        <w:spacing w:line="240" w:lineRule="auto"/>
+        <w:ind w:left="720"/>
+      </w:pPr>
+      <w:r>
+        <w:rPr>
+          <w:lang w:val="hi_IN" w:bidi="hi_IN"/>
+        </w:rPr>
+      </w:r>
+      <w:r>
+        <w:rPr>
+          <w:lang w:val="hi_IN" w:bidi="hi_IN"/>
+        </w:rPr>
+        <w:t>उत्पत्ति 30:32</w:t>
+      </w:r>
+    </w:p>
+    <w:p>
+      <w:pPr>
+        <w:pStyle w:val="ListBullet"/>
+        <w:spacing w:line="240" w:lineRule="auto"/>
+        <w:ind w:left="720"/>
+      </w:pPr>
+      <w:r>
+        <w:rPr>
+          <w:lang w:val="hi_IN" w:bidi="hi_IN"/>
+        </w:rPr>
+      </w:r>
+      <w:r>
+        <w:rPr>
+          <w:lang w:val="hi_IN" w:bidi="hi_IN"/>
+        </w:rPr>
+        <w:t>उत्पत्ति 31:10</w:t>
+      </w:r>
+    </w:p>
+    <w:p>
+      <w:pPr>
+        <w:pStyle w:val="ListBullet"/>
+        <w:spacing w:line="240" w:lineRule="auto"/>
+        <w:ind w:left="720"/>
+      </w:pPr>
+      <w:r>
+        <w:rPr>
+          <w:lang w:val="hi_IN" w:bidi="hi_IN"/>
+        </w:rPr>
+      </w:r>
+      <w:r>
+        <w:rPr>
+          <w:lang w:val="hi_IN" w:bidi="hi_IN"/>
+        </w:rPr>
+        <w:t>उत्पत्ति 37:31</w:t>
+      </w:r>
+    </w:p>
+    <w:p>
+      <w:pPr>
+        <w:pStyle w:val="ListBullet"/>
+        <w:spacing w:line="240" w:lineRule="auto"/>
+        <w:ind w:left="720"/>
+      </w:pPr>
+      <w:r>
+        <w:rPr>
+          <w:lang w:val="hi_IN" w:bidi="hi_IN"/>
+        </w:rPr>
+      </w:r>
+      <w:r>
+        <w:rPr>
+          <w:lang w:val="hi_IN" w:bidi="hi_IN"/>
+        </w:rPr>
+        <w:t>लैव्यव्यवस्था 3:12–14</w:t>
+      </w:r>
+    </w:p>
+    <w:p>
+      <w:pPr>
+        <w:pStyle w:val="ListBullet"/>
+        <w:spacing w:line="240" w:lineRule="auto"/>
+        <w:ind w:left="720"/>
+      </w:pPr>
+      <w:r>
+        <w:rPr>
+          <w:lang w:val="hi_IN" w:bidi="hi_IN"/>
+        </w:rPr>
+      </w:r>
+      <w:r>
+        <w:rPr>
+          <w:lang w:val="hi_IN" w:bidi="hi_IN"/>
+        </w:rPr>
+        <w:t>मत्ती 25:33</w:t>
+      </w:r>
     </w:p>
     <w:p>
       <w:pPr>
@@ -1415,42 +1349,30 @@
           <w:lang w:val="hi_IN" w:bidi="hi_IN"/>
         </w:rPr>
       </w:r>
-      <w:hyperlink r:id="rId24">
-        <w:r>
-          <w:rPr>
-            <w:lang w:val="hi_IN" w:bidi="hi_IN"/>
-          </w:rPr>
-          <w:rPr>
-            <w:color w:val="0000EE"/>
-            <w:u w:val="single"/>
-          </w:rPr>
-          <w:t>उत्पत्ति 49:18</w:t>
-        </w:r>
-      </w:hyperlink>
-    </w:p>
-    <w:p>
-      <w:pPr>
-        <w:pStyle w:val="ListBullet"/>
-        <w:spacing w:line="240" w:lineRule="auto"/>
-        <w:ind w:left="720"/>
-      </w:pPr>
-      <w:r>
-        <w:rPr>
-          <w:lang w:val="hi_IN" w:bidi="hi_IN"/>
-        </w:rPr>
-      </w:r>
-      <w:hyperlink r:id="rId25">
-        <w:r>
-          <w:rPr>
-            <w:lang w:val="hi_IN" w:bidi="hi_IN"/>
-          </w:rPr>
-          <w:rPr>
-            <w:color w:val="0000EE"/>
-            <w:u w:val="single"/>
-          </w:rPr>
-          <w:t>उत्पत्ति 47:25–26</w:t>
-        </w:r>
-      </w:hyperlink>
+      <w:r>
+        <w:rPr>
+          <w:lang w:val="hi_IN" w:bidi="hi_IN"/>
+        </w:rPr>
+        <w:t>उत्पत्ति 49:18</w:t>
+      </w:r>
+    </w:p>
+    <w:p>
+      <w:pPr>
+        <w:pStyle w:val="ListBullet"/>
+        <w:spacing w:line="240" w:lineRule="auto"/>
+        <w:ind w:left="720"/>
+      </w:pPr>
+      <w:r>
+        <w:rPr>
+          <w:lang w:val="hi_IN" w:bidi="hi_IN"/>
+        </w:rPr>
+      </w:r>
+      <w:r>
+        <w:rPr>
+          <w:lang w:val="hi_IN" w:bidi="hi_IN"/>
+        </w:rPr>
+        <w:t>उत्पत्ति 47:25–26</w:t>
+      </w:r>
     </w:p>
     <w:p>
       <w:pPr>
@@ -1481,306 +1403,228 @@
           <w:lang w:val="hi_IN" w:bidi="hi_IN"/>
         </w:rPr>
       </w:r>
-      <w:hyperlink r:id="rId26">
-        <w:r>
-          <w:rPr>
-            <w:lang w:val="hi_IN" w:bidi="hi_IN"/>
-          </w:rPr>
-          <w:rPr>
-            <w:color w:val="0000EE"/>
-            <w:u w:val="single"/>
-          </w:rPr>
-          <w:t>यिर्मयाह 16:19–21</w:t>
-        </w:r>
-      </w:hyperlink>
-    </w:p>
-    <w:p>
-      <w:pPr>
-        <w:pStyle w:val="ListBullet"/>
-        <w:spacing w:line="240" w:lineRule="auto"/>
-        <w:ind w:left="720"/>
-      </w:pPr>
-      <w:r>
-        <w:rPr>
-          <w:lang w:val="hi_IN" w:bidi="hi_IN"/>
-        </w:rPr>
-      </w:r>
-      <w:hyperlink r:id="rId27">
-        <w:r>
-          <w:rPr>
-            <w:lang w:val="hi_IN" w:bidi="hi_IN"/>
-          </w:rPr>
-          <w:rPr>
-            <w:color w:val="0000EE"/>
-            <w:u w:val="single"/>
-          </w:rPr>
-          <w:t>मोका 6:3–5</w:t>
-        </w:r>
-      </w:hyperlink>
-    </w:p>
-    <w:p>
-      <w:pPr>
-        <w:pStyle w:val="ListBullet"/>
-        <w:spacing w:line="240" w:lineRule="auto"/>
-        <w:ind w:left="720"/>
-      </w:pPr>
-      <w:r>
-        <w:rPr>
-          <w:lang w:val="hi_IN" w:bidi="hi_IN"/>
-        </w:rPr>
-      </w:r>
-      <w:hyperlink r:id="rId28">
-        <w:r>
-          <w:rPr>
-            <w:lang w:val="hi_IN" w:bidi="hi_IN"/>
-          </w:rPr>
-          <w:rPr>
-            <w:color w:val="0000EE"/>
-            <w:u w:val="single"/>
-          </w:rPr>
-          <w:t>लूका 2:30</w:t>
-        </w:r>
-      </w:hyperlink>
-    </w:p>
-    <w:p>
-      <w:pPr>
-        <w:pStyle w:val="ListBullet"/>
-        <w:spacing w:line="240" w:lineRule="auto"/>
-        <w:ind w:left="720"/>
-      </w:pPr>
-      <w:r>
-        <w:rPr>
-          <w:lang w:val="hi_IN" w:bidi="hi_IN"/>
-        </w:rPr>
-      </w:r>
-      <w:hyperlink r:id="rId29">
-        <w:r>
-          <w:rPr>
-            <w:lang w:val="hi_IN" w:bidi="hi_IN"/>
-          </w:rPr>
-          <w:rPr>
-            <w:color w:val="0000EE"/>
-            <w:u w:val="single"/>
-          </w:rPr>
-          <w:t>लूका 8:36–37</w:t>
-        </w:r>
-      </w:hyperlink>
-    </w:p>
-    <w:p>
-      <w:pPr>
-        <w:pStyle w:val="ListBullet"/>
-        <w:spacing w:line="240" w:lineRule="auto"/>
-        <w:ind w:left="720"/>
-      </w:pPr>
-      <w:r>
-        <w:rPr>
-          <w:lang w:val="hi_IN" w:bidi="hi_IN"/>
-        </w:rPr>
-      </w:r>
-      <w:hyperlink r:id="rId30">
-        <w:r>
-          <w:rPr>
-            <w:lang w:val="hi_IN" w:bidi="hi_IN"/>
-          </w:rPr>
-          <w:rPr>
-            <w:color w:val="0000EE"/>
-            <w:u w:val="single"/>
-          </w:rPr>
-          <w:t>प्रे.का. 4:12</w:t>
-        </w:r>
-      </w:hyperlink>
-    </w:p>
-    <w:p>
-      <w:pPr>
-        <w:pStyle w:val="ListBullet"/>
-        <w:spacing w:line="240" w:lineRule="auto"/>
-        <w:ind w:left="720"/>
-      </w:pPr>
-      <w:r>
-        <w:rPr>
-          <w:lang w:val="hi_IN" w:bidi="hi_IN"/>
-        </w:rPr>
-      </w:r>
-      <w:hyperlink r:id="rId31">
-        <w:r>
-          <w:rPr>
-            <w:lang w:val="hi_IN" w:bidi="hi_IN"/>
-          </w:rPr>
-          <w:rPr>
-            <w:color w:val="0000EE"/>
-            <w:u w:val="single"/>
-          </w:rPr>
-          <w:t>प्रे.का. 28:28</w:t>
-        </w:r>
-      </w:hyperlink>
-    </w:p>
-    <w:p>
-      <w:pPr>
-        <w:pStyle w:val="ListBullet"/>
-        <w:spacing w:line="240" w:lineRule="auto"/>
-        <w:ind w:left="720"/>
-      </w:pPr>
-      <w:r>
-        <w:rPr>
-          <w:lang w:val="hi_IN" w:bidi="hi_IN"/>
-        </w:rPr>
-      </w:r>
-      <w:hyperlink r:id="rId32">
-        <w:r>
-          <w:rPr>
-            <w:lang w:val="hi_IN" w:bidi="hi_IN"/>
-          </w:rPr>
-          <w:rPr>
-            <w:color w:val="0000EE"/>
-            <w:u w:val="single"/>
-          </w:rPr>
-          <w:t>प्रे.का. 2:21</w:t>
-        </w:r>
-      </w:hyperlink>
-    </w:p>
-    <w:p>
-      <w:pPr>
-        <w:pStyle w:val="ListBullet"/>
-        <w:spacing w:line="240" w:lineRule="auto"/>
-        <w:ind w:left="720"/>
-      </w:pPr>
-      <w:r>
-        <w:rPr>
-          <w:lang w:val="hi_IN" w:bidi="hi_IN"/>
-        </w:rPr>
-      </w:r>
-      <w:hyperlink r:id="rId33">
-        <w:r>
-          <w:rPr>
-            <w:lang w:val="hi_IN" w:bidi="hi_IN"/>
-          </w:rPr>
-          <w:rPr>
-            <w:color w:val="0000EE"/>
-            <w:u w:val="single"/>
-          </w:rPr>
-          <w:t>रोमियों 1:16</w:t>
-        </w:r>
-      </w:hyperlink>
-    </w:p>
-    <w:p>
-      <w:pPr>
-        <w:pStyle w:val="ListBullet"/>
-        <w:spacing w:line="240" w:lineRule="auto"/>
-        <w:ind w:left="720"/>
-      </w:pPr>
-      <w:r>
-        <w:rPr>
-          <w:lang w:val="hi_IN" w:bidi="hi_IN"/>
-        </w:rPr>
-      </w:r>
-      <w:hyperlink r:id="rId34">
-        <w:r>
-          <w:rPr>
-            <w:lang w:val="hi_IN" w:bidi="hi_IN"/>
-          </w:rPr>
-          <w:rPr>
-            <w:color w:val="0000EE"/>
-            <w:u w:val="single"/>
-          </w:rPr>
-          <w:t>रोमियों 10:10</w:t>
-        </w:r>
-      </w:hyperlink>
-    </w:p>
-    <w:p>
-      <w:pPr>
-        <w:pStyle w:val="ListBullet"/>
-        <w:spacing w:line="240" w:lineRule="auto"/>
-        <w:ind w:left="720"/>
-      </w:pPr>
-      <w:r>
-        <w:rPr>
-          <w:lang w:val="hi_IN" w:bidi="hi_IN"/>
-        </w:rPr>
-      </w:r>
-      <w:hyperlink r:id="rId35">
-        <w:r>
-          <w:rPr>
-            <w:lang w:val="hi_IN" w:bidi="hi_IN"/>
-          </w:rPr>
-          <w:rPr>
-            <w:color w:val="0000EE"/>
-            <w:u w:val="single"/>
-          </w:rPr>
-          <w:t>इफिसियों 6:17</w:t>
-        </w:r>
-      </w:hyperlink>
-    </w:p>
-    <w:p>
-      <w:pPr>
-        <w:pStyle w:val="ListBullet"/>
-        <w:spacing w:line="240" w:lineRule="auto"/>
-        <w:ind w:left="720"/>
-      </w:pPr>
-      <w:r>
-        <w:rPr>
-          <w:lang w:val="hi_IN" w:bidi="hi_IN"/>
-        </w:rPr>
-      </w:r>
-      <w:hyperlink r:id="rId36">
-        <w:r>
-          <w:rPr>
-            <w:lang w:val="hi_IN" w:bidi="hi_IN"/>
-          </w:rPr>
-          <w:rPr>
-            <w:color w:val="0000EE"/>
-            <w:u w:val="single"/>
-          </w:rPr>
-          <w:t>फिलिपियों 1:28</w:t>
-        </w:r>
-      </w:hyperlink>
-    </w:p>
-    <w:p>
-      <w:pPr>
-        <w:pStyle w:val="ListBullet"/>
-        <w:spacing w:line="240" w:lineRule="auto"/>
-        <w:ind w:left="720"/>
-      </w:pPr>
-      <w:r>
-        <w:rPr>
-          <w:lang w:val="hi_IN" w:bidi="hi_IN"/>
-        </w:rPr>
-      </w:r>
-      <w:hyperlink r:id="rId37">
-        <w:r>
-          <w:rPr>
-            <w:lang w:val="hi_IN" w:bidi="hi_IN"/>
-          </w:rPr>
-          <w:rPr>
-            <w:color w:val="0000EE"/>
-            <w:u w:val="single"/>
-          </w:rPr>
-          <w:t>1 तीमुथियुस 1:15–17</w:t>
-        </w:r>
-      </w:hyperlink>
-    </w:p>
-    <w:p>
-      <w:pPr>
-        <w:pStyle w:val="ListBullet"/>
-        <w:spacing w:line="240" w:lineRule="auto"/>
-        <w:ind w:left="720"/>
-      </w:pPr>
-      <w:r>
-        <w:rPr>
-          <w:lang w:val="hi_IN" w:bidi="hi_IN"/>
-        </w:rPr>
-      </w:r>
-      <w:hyperlink r:id="rId38">
-        <w:r>
-          <w:rPr>
-            <w:lang w:val="hi_IN" w:bidi="hi_IN"/>
-          </w:rPr>
-          <w:rPr>
-            <w:color w:val="0000EE"/>
-            <w:u w:val="single"/>
-          </w:rPr>
-          <w:t>प्रका. 19:1–2</w:t>
-        </w:r>
-      </w:hyperlink>
+      <w:r>
+        <w:rPr>
+          <w:lang w:val="hi_IN" w:bidi="hi_IN"/>
+        </w:rPr>
+        <w:t>यिर्मयाह 16:19–21</w:t>
+      </w:r>
+    </w:p>
+    <w:p>
+      <w:pPr>
+        <w:pStyle w:val="ListBullet"/>
+        <w:spacing w:line="240" w:lineRule="auto"/>
+        <w:ind w:left="720"/>
+      </w:pPr>
+      <w:r>
+        <w:rPr>
+          <w:lang w:val="hi_IN" w:bidi="hi_IN"/>
+        </w:rPr>
+      </w:r>
+      <w:r>
+        <w:rPr>
+          <w:lang w:val="hi_IN" w:bidi="hi_IN"/>
+        </w:rPr>
+        <w:t>मोका 6:3–5</w:t>
+      </w:r>
+    </w:p>
+    <w:p>
+      <w:pPr>
+        <w:pStyle w:val="ListBullet"/>
+        <w:spacing w:line="240" w:lineRule="auto"/>
+        <w:ind w:left="720"/>
+      </w:pPr>
+      <w:r>
+        <w:rPr>
+          <w:lang w:val="hi_IN" w:bidi="hi_IN"/>
+        </w:rPr>
+      </w:r>
+      <w:r>
+        <w:rPr>
+          <w:lang w:val="hi_IN" w:bidi="hi_IN"/>
+        </w:rPr>
+        <w:t>लूका 2:30</w:t>
+      </w:r>
+    </w:p>
+    <w:p>
+      <w:pPr>
+        <w:pStyle w:val="ListBullet"/>
+        <w:spacing w:line="240" w:lineRule="auto"/>
+        <w:ind w:left="720"/>
+      </w:pPr>
+      <w:r>
+        <w:rPr>
+          <w:lang w:val="hi_IN" w:bidi="hi_IN"/>
+        </w:rPr>
+      </w:r>
+      <w:r>
+        <w:rPr>
+          <w:lang w:val="hi_IN" w:bidi="hi_IN"/>
+        </w:rPr>
+        <w:t>लूका 8:36–37</w:t>
+      </w:r>
+    </w:p>
+    <w:p>
+      <w:pPr>
+        <w:pStyle w:val="ListBullet"/>
+        <w:spacing w:line="240" w:lineRule="auto"/>
+        <w:ind w:left="720"/>
+      </w:pPr>
+      <w:r>
+        <w:rPr>
+          <w:lang w:val="hi_IN" w:bidi="hi_IN"/>
+        </w:rPr>
+      </w:r>
+      <w:r>
+        <w:rPr>
+          <w:lang w:val="hi_IN" w:bidi="hi_IN"/>
+        </w:rPr>
+        <w:t>प्रे.का. 4:12</w:t>
+      </w:r>
+    </w:p>
+    <w:p>
+      <w:pPr>
+        <w:pStyle w:val="ListBullet"/>
+        <w:spacing w:line="240" w:lineRule="auto"/>
+        <w:ind w:left="720"/>
+      </w:pPr>
+      <w:r>
+        <w:rPr>
+          <w:lang w:val="hi_IN" w:bidi="hi_IN"/>
+        </w:rPr>
+      </w:r>
+      <w:r>
+        <w:rPr>
+          <w:lang w:val="hi_IN" w:bidi="hi_IN"/>
+        </w:rPr>
+        <w:t>प्रे.का. 28:28</w:t>
+      </w:r>
+    </w:p>
+    <w:p>
+      <w:pPr>
+        <w:pStyle w:val="ListBullet"/>
+        <w:spacing w:line="240" w:lineRule="auto"/>
+        <w:ind w:left="720"/>
+      </w:pPr>
+      <w:r>
+        <w:rPr>
+          <w:lang w:val="hi_IN" w:bidi="hi_IN"/>
+        </w:rPr>
+      </w:r>
+      <w:r>
+        <w:rPr>
+          <w:lang w:val="hi_IN" w:bidi="hi_IN"/>
+        </w:rPr>
+        <w:t>प्रे.का. 2:21</w:t>
+      </w:r>
+    </w:p>
+    <w:p>
+      <w:pPr>
+        <w:pStyle w:val="ListBullet"/>
+        <w:spacing w:line="240" w:lineRule="auto"/>
+        <w:ind w:left="720"/>
+      </w:pPr>
+      <w:r>
+        <w:rPr>
+          <w:lang w:val="hi_IN" w:bidi="hi_IN"/>
+        </w:rPr>
+      </w:r>
+      <w:r>
+        <w:rPr>
+          <w:lang w:val="hi_IN" w:bidi="hi_IN"/>
+        </w:rPr>
+        <w:t>रोमियों 1:16</w:t>
+      </w:r>
+    </w:p>
+    <w:p>
+      <w:pPr>
+        <w:pStyle w:val="ListBullet"/>
+        <w:spacing w:line="240" w:lineRule="auto"/>
+        <w:ind w:left="720"/>
+      </w:pPr>
+      <w:r>
+        <w:rPr>
+          <w:lang w:val="hi_IN" w:bidi="hi_IN"/>
+        </w:rPr>
+      </w:r>
+      <w:r>
+        <w:rPr>
+          <w:lang w:val="hi_IN" w:bidi="hi_IN"/>
+        </w:rPr>
+        <w:t>रोमियों 10:10</w:t>
+      </w:r>
+    </w:p>
+    <w:p>
+      <w:pPr>
+        <w:pStyle w:val="ListBullet"/>
+        <w:spacing w:line="240" w:lineRule="auto"/>
+        <w:ind w:left="720"/>
+      </w:pPr>
+      <w:r>
+        <w:rPr>
+          <w:lang w:val="hi_IN" w:bidi="hi_IN"/>
+        </w:rPr>
+      </w:r>
+      <w:r>
+        <w:rPr>
+          <w:lang w:val="hi_IN" w:bidi="hi_IN"/>
+        </w:rPr>
+        <w:t>इफिसियों 6:17</w:t>
+      </w:r>
+    </w:p>
+    <w:p>
+      <w:pPr>
+        <w:pStyle w:val="ListBullet"/>
+        <w:spacing w:line="240" w:lineRule="auto"/>
+        <w:ind w:left="720"/>
+      </w:pPr>
+      <w:r>
+        <w:rPr>
+          <w:lang w:val="hi_IN" w:bidi="hi_IN"/>
+        </w:rPr>
+      </w:r>
+      <w:r>
+        <w:rPr>
+          <w:lang w:val="hi_IN" w:bidi="hi_IN"/>
+        </w:rPr>
+        <w:t>फिलिपियों 1:28</w:t>
+      </w:r>
+    </w:p>
+    <w:p>
+      <w:pPr>
+        <w:pStyle w:val="ListBullet"/>
+        <w:spacing w:line="240" w:lineRule="auto"/>
+        <w:ind w:left="720"/>
+      </w:pPr>
+      <w:r>
+        <w:rPr>
+          <w:lang w:val="hi_IN" w:bidi="hi_IN"/>
+        </w:rPr>
+      </w:r>
+      <w:r>
+        <w:rPr>
+          <w:lang w:val="hi_IN" w:bidi="hi_IN"/>
+        </w:rPr>
+        <w:t>1 तीमुथियुस 1:15–17</w:t>
+      </w:r>
+    </w:p>
+    <w:p>
+      <w:pPr>
+        <w:pStyle w:val="ListBullet"/>
+        <w:spacing w:line="240" w:lineRule="auto"/>
+        <w:ind w:left="720"/>
+      </w:pPr>
+      <w:r>
+        <w:rPr>
+          <w:lang w:val="hi_IN" w:bidi="hi_IN"/>
+        </w:rPr>
+      </w:r>
+      <w:r>
+        <w:rPr>
+          <w:lang w:val="hi_IN" w:bidi="hi_IN"/>
+        </w:rPr>
+        <w:t>प्रका. 19:1–2</w:t>
+      </w:r>
     </w:p>
     <w:p>
       <w:pPr>
@@ -2355,138 +2199,102 @@
           <w:lang w:val="hi_IN" w:bidi="hi_IN"/>
         </w:rPr>
       </w:r>
-      <w:hyperlink r:id="rId39">
-        <w:r>
-          <w:rPr>
-            <w:lang w:val="hi_IN" w:bidi="hi_IN"/>
-          </w:rPr>
-          <w:rPr>
-            <w:color w:val="0000EE"/>
-            <w:u w:val="single"/>
-          </w:rPr>
-          <w:t>प्रे.का. 15:17</w:t>
-        </w:r>
-      </w:hyperlink>
-    </w:p>
-    <w:p>
-      <w:pPr>
-        <w:pStyle w:val="ListBullet"/>
-        <w:spacing w:line="240" w:lineRule="auto"/>
-        <w:ind w:left="720"/>
-      </w:pPr>
-      <w:r>
-        <w:rPr>
-          <w:lang w:val="hi_IN" w:bidi="hi_IN"/>
-        </w:rPr>
-      </w:r>
-      <w:hyperlink r:id="rId40">
-        <w:r>
-          <w:rPr>
-            <w:lang w:val="hi_IN" w:bidi="hi_IN"/>
-          </w:rPr>
-          <w:rPr>
-            <w:color w:val="0000EE"/>
-            <w:u w:val="single"/>
-          </w:rPr>
-          <w:t>आमोस 9:12</w:t>
-        </w:r>
-      </w:hyperlink>
-    </w:p>
-    <w:p>
-      <w:pPr>
-        <w:pStyle w:val="ListBullet"/>
-        <w:spacing w:line="240" w:lineRule="auto"/>
-        <w:ind w:left="720"/>
-      </w:pPr>
-      <w:r>
-        <w:rPr>
-          <w:lang w:val="hi_IN" w:bidi="hi_IN"/>
-        </w:rPr>
-      </w:r>
-      <w:hyperlink r:id="rId41">
-        <w:r>
-          <w:rPr>
-            <w:lang w:val="hi_IN" w:bidi="hi_IN"/>
-          </w:rPr>
-          <w:rPr>
-            <w:color w:val="0000EE"/>
-            <w:u w:val="single"/>
-          </w:rPr>
-          <w:t>यहेजकेल 6:8–10</w:t>
-        </w:r>
-      </w:hyperlink>
-    </w:p>
-    <w:p>
-      <w:pPr>
-        <w:pStyle w:val="ListBullet"/>
-        <w:spacing w:line="240" w:lineRule="auto"/>
-        <w:ind w:left="720"/>
-      </w:pPr>
-      <w:r>
-        <w:rPr>
-          <w:lang w:val="hi_IN" w:bidi="hi_IN"/>
-        </w:rPr>
-      </w:r>
-      <w:hyperlink r:id="rId42">
-        <w:r>
-          <w:rPr>
-            <w:lang w:val="hi_IN" w:bidi="hi_IN"/>
-          </w:rPr>
-          <w:rPr>
-            <w:color w:val="0000EE"/>
-            <w:u w:val="single"/>
-          </w:rPr>
-          <w:t>उत्पत्ति 45:7</w:t>
-        </w:r>
-      </w:hyperlink>
-    </w:p>
-    <w:p>
-      <w:pPr>
-        <w:pStyle w:val="ListBullet"/>
-        <w:spacing w:line="240" w:lineRule="auto"/>
-        <w:ind w:left="720"/>
-      </w:pPr>
-      <w:r>
-        <w:rPr>
-          <w:lang w:val="hi_IN" w:bidi="hi_IN"/>
-        </w:rPr>
-      </w:r>
-      <w:hyperlink r:id="rId43">
-        <w:r>
-          <w:rPr>
-            <w:lang w:val="hi_IN" w:bidi="hi_IN"/>
-          </w:rPr>
-          <w:rPr>
-            <w:color w:val="0000EE"/>
-            <w:u w:val="single"/>
-          </w:rPr>
-          <w:t>यशायाह 11:11</w:t>
-        </w:r>
-      </w:hyperlink>
-    </w:p>
-    <w:p>
-      <w:pPr>
-        <w:pStyle w:val="ListBullet"/>
-        <w:spacing w:line="240" w:lineRule="auto"/>
-        <w:ind w:left="720"/>
-      </w:pPr>
-      <w:r>
-        <w:rPr>
-          <w:lang w:val="hi_IN" w:bidi="hi_IN"/>
-        </w:rPr>
-      </w:r>
-      <w:hyperlink r:id="rId44">
-        <w:r>
-          <w:rPr>
-            <w:lang w:val="hi_IN" w:bidi="hi_IN"/>
-          </w:rPr>
-          <w:rPr>
-            <w:color w:val="0000EE"/>
-            <w:u w:val="single"/>
-          </w:rPr>
-          <w:t>मीका 4:6–8</w:t>
-        </w:r>
-      </w:hyperlink>
+      <w:r>
+        <w:rPr>
+          <w:lang w:val="hi_IN" w:bidi="hi_IN"/>
+        </w:rPr>
+        <w:t>प्रे.का. 15:17</w:t>
+      </w:r>
+    </w:p>
+    <w:p>
+      <w:pPr>
+        <w:pStyle w:val="ListBullet"/>
+        <w:spacing w:line="240" w:lineRule="auto"/>
+        <w:ind w:left="720"/>
+      </w:pPr>
+      <w:r>
+        <w:rPr>
+          <w:lang w:val="hi_IN" w:bidi="hi_IN"/>
+        </w:rPr>
+      </w:r>
+      <w:r>
+        <w:rPr>
+          <w:lang w:val="hi_IN" w:bidi="hi_IN"/>
+        </w:rPr>
+        <w:t>आमोस 9:12</w:t>
+      </w:r>
+    </w:p>
+    <w:p>
+      <w:pPr>
+        <w:pStyle w:val="ListBullet"/>
+        <w:spacing w:line="240" w:lineRule="auto"/>
+        <w:ind w:left="720"/>
+      </w:pPr>
+      <w:r>
+        <w:rPr>
+          <w:lang w:val="hi_IN" w:bidi="hi_IN"/>
+        </w:rPr>
+      </w:r>
+      <w:r>
+        <w:rPr>
+          <w:lang w:val="hi_IN" w:bidi="hi_IN"/>
+        </w:rPr>
+        <w:t>यहेजकेल 6:8–10</w:t>
+      </w:r>
+    </w:p>
+    <w:p>
+      <w:pPr>
+        <w:pStyle w:val="ListBullet"/>
+        <w:spacing w:line="240" w:lineRule="auto"/>
+        <w:ind w:left="720"/>
+      </w:pPr>
+      <w:r>
+        <w:rPr>
+          <w:lang w:val="hi_IN" w:bidi="hi_IN"/>
+        </w:rPr>
+      </w:r>
+      <w:r>
+        <w:rPr>
+          <w:lang w:val="hi_IN" w:bidi="hi_IN"/>
+        </w:rPr>
+        <w:t>उत्पत्ति 45:7</w:t>
+      </w:r>
+    </w:p>
+    <w:p>
+      <w:pPr>
+        <w:pStyle w:val="ListBullet"/>
+        <w:spacing w:line="240" w:lineRule="auto"/>
+        <w:ind w:left="720"/>
+      </w:pPr>
+      <w:r>
+        <w:rPr>
+          <w:lang w:val="hi_IN" w:bidi="hi_IN"/>
+        </w:rPr>
+      </w:r>
+      <w:r>
+        <w:rPr>
+          <w:lang w:val="hi_IN" w:bidi="hi_IN"/>
+        </w:rPr>
+        <w:t>यशायाह 11:11</w:t>
+      </w:r>
+    </w:p>
+    <w:p>
+      <w:pPr>
+        <w:pStyle w:val="ListBullet"/>
+        <w:spacing w:line="240" w:lineRule="auto"/>
+        <w:ind w:left="720"/>
+      </w:pPr>
+      <w:r>
+        <w:rPr>
+          <w:lang w:val="hi_IN" w:bidi="hi_IN"/>
+        </w:rPr>
+      </w:r>
+      <w:r>
+        <w:rPr>
+          <w:lang w:val="hi_IN" w:bidi="hi_IN"/>
+        </w:rPr>
+        <w:t>मीका 4:6–8</w:t>
+      </w:r>
     </w:p>
     <w:p>
       <w:pPr>
@@ -2688,90 +2496,66 @@
           <w:lang w:val="hi_IN" w:bidi="hi_IN"/>
         </w:rPr>
       </w:r>
-      <w:hyperlink r:id="rId45">
-        <w:r>
-          <w:rPr>
-            <w:lang w:val="hi_IN" w:bidi="hi_IN"/>
-          </w:rPr>
-          <w:rPr>
-            <w:color w:val="0000EE"/>
-            <w:u w:val="single"/>
-          </w:rPr>
-          <w:t>व्यवस्थाविवरण 08:1–2</w:t>
-        </w:r>
-      </w:hyperlink>
-    </w:p>
-    <w:p>
-      <w:pPr>
-        <w:pStyle w:val="ListBullet"/>
-        <w:spacing w:line="240" w:lineRule="auto"/>
-        <w:ind w:left="720"/>
-      </w:pPr>
-      <w:r>
-        <w:rPr>
-          <w:lang w:val="hi_IN" w:bidi="hi_IN"/>
-        </w:rPr>
-      </w:r>
-      <w:hyperlink r:id="rId46">
-        <w:r>
-          <w:rPr>
-            <w:lang w:val="hi_IN" w:bidi="hi_IN"/>
-          </w:rPr>
-          <w:rPr>
-            <w:color w:val="0000EE"/>
-            <w:u w:val="single"/>
-          </w:rPr>
-          <w:t>उत्पत्ति 09:5–7</w:t>
-        </w:r>
-      </w:hyperlink>
-    </w:p>
-    <w:p>
-      <w:pPr>
-        <w:pStyle w:val="ListBullet"/>
-        <w:spacing w:line="240" w:lineRule="auto"/>
-        <w:ind w:left="720"/>
-      </w:pPr>
-      <w:r>
-        <w:rPr>
-          <w:lang w:val="hi_IN" w:bidi="hi_IN"/>
-        </w:rPr>
-      </w:r>
-      <w:hyperlink r:id="rId47">
-        <w:r>
-          <w:rPr>
-            <w:lang w:val="hi_IN" w:bidi="hi_IN"/>
-          </w:rPr>
-          <w:rPr>
-            <w:color w:val="0000EE"/>
-            <w:u w:val="single"/>
-          </w:rPr>
-          <w:t>उत्पत्ति 22:15–17</w:t>
-        </w:r>
-      </w:hyperlink>
-    </w:p>
-    <w:p>
-      <w:pPr>
-        <w:pStyle w:val="ListBullet"/>
-        <w:spacing w:line="240" w:lineRule="auto"/>
-        <w:ind w:left="720"/>
-      </w:pPr>
-      <w:r>
-        <w:rPr>
-          <w:lang w:val="hi_IN" w:bidi="hi_IN"/>
-        </w:rPr>
-      </w:r>
-      <w:hyperlink r:id="rId48">
-        <w:r>
-          <w:rPr>
-            <w:lang w:val="hi_IN" w:bidi="hi_IN"/>
-          </w:rPr>
-          <w:rPr>
-            <w:color w:val="0000EE"/>
-            <w:u w:val="single"/>
-          </w:rPr>
-          <w:t>होशे 04:6–7</w:t>
-        </w:r>
-      </w:hyperlink>
+      <w:r>
+        <w:rPr>
+          <w:lang w:val="hi_IN" w:bidi="hi_IN"/>
+        </w:rPr>
+        <w:t>व्यवस्थाविवरण 08:1–2</w:t>
+      </w:r>
+    </w:p>
+    <w:p>
+      <w:pPr>
+        <w:pStyle w:val="ListBullet"/>
+        <w:spacing w:line="240" w:lineRule="auto"/>
+        <w:ind w:left="720"/>
+      </w:pPr>
+      <w:r>
+        <w:rPr>
+          <w:lang w:val="hi_IN" w:bidi="hi_IN"/>
+        </w:rPr>
+      </w:r>
+      <w:r>
+        <w:rPr>
+          <w:lang w:val="hi_IN" w:bidi="hi_IN"/>
+        </w:rPr>
+        <w:t>उत्पत्ति 09:5–7</w:t>
+      </w:r>
+    </w:p>
+    <w:p>
+      <w:pPr>
+        <w:pStyle w:val="ListBullet"/>
+        <w:spacing w:line="240" w:lineRule="auto"/>
+        <w:ind w:left="720"/>
+      </w:pPr>
+      <w:r>
+        <w:rPr>
+          <w:lang w:val="hi_IN" w:bidi="hi_IN"/>
+        </w:rPr>
+      </w:r>
+      <w:r>
+        <w:rPr>
+          <w:lang w:val="hi_IN" w:bidi="hi_IN"/>
+        </w:rPr>
+        <w:t>उत्पत्ति 22:15–17</w:t>
+      </w:r>
+    </w:p>
+    <w:p>
+      <w:pPr>
+        <w:pStyle w:val="ListBullet"/>
+        <w:spacing w:line="240" w:lineRule="auto"/>
+        <w:ind w:left="720"/>
+      </w:pPr>
+      <w:r>
+        <w:rPr>
+          <w:lang w:val="hi_IN" w:bidi="hi_IN"/>
+        </w:rPr>
+      </w:r>
+      <w:r>
+        <w:rPr>
+          <w:lang w:val="hi_IN" w:bidi="hi_IN"/>
+        </w:rPr>
+        <w:t>होशे 04:6–7</w:t>
+      </w:r>
     </w:p>
     <w:p>
       <w:pPr>
@@ -3037,66 +2821,48 @@
           <w:lang w:val="hi_IN" w:bidi="hi_IN"/>
         </w:rPr>
       </w:r>
-      <w:hyperlink r:id="rId49">
-        <w:r>
-          <w:rPr>
-            <w:lang w:val="hi_IN" w:bidi="hi_IN"/>
-          </w:rPr>
-          <w:rPr>
-            <w:color w:val="0000EE"/>
-            <w:u w:val="single"/>
-          </w:rPr>
-          <w:t>1 इतिहास 3:4–5</w:t>
-        </w:r>
-      </w:hyperlink>
-    </w:p>
-    <w:p>
-      <w:pPr>
-        <w:pStyle w:val="ListBullet"/>
-        <w:spacing w:line="240" w:lineRule="auto"/>
-        <w:ind w:left="720"/>
-      </w:pPr>
-      <w:r>
-        <w:rPr>
-          <w:lang w:val="hi_IN" w:bidi="hi_IN"/>
-        </w:rPr>
-      </w:r>
-      <w:hyperlink r:id="rId50">
-        <w:r>
-          <w:rPr>
-            <w:lang w:val="hi_IN" w:bidi="hi_IN"/>
-          </w:rPr>
-          <w:rPr>
-            <w:color w:val="0000EE"/>
-            <w:u w:val="single"/>
-          </w:rPr>
-          <w:t>1 राजा 1:11</w:t>
-        </w:r>
-      </w:hyperlink>
-    </w:p>
-    <w:p>
-      <w:pPr>
-        <w:pStyle w:val="ListBullet"/>
-        <w:spacing w:line="240" w:lineRule="auto"/>
-        <w:ind w:left="720"/>
-      </w:pPr>
-      <w:r>
-        <w:rPr>
-          <w:lang w:val="hi_IN" w:bidi="hi_IN"/>
-        </w:rPr>
-      </w:r>
-      <w:hyperlink r:id="rId51">
-        <w:r>
-          <w:rPr>
-            <w:lang w:val="hi_IN" w:bidi="hi_IN"/>
-          </w:rPr>
-          <w:rPr>
-            <w:color w:val="0000EE"/>
-            <w:u w:val="single"/>
-          </w:rPr>
-          <w:t>2 शमूएल 11:3</w:t>
-        </w:r>
-      </w:hyperlink>
+      <w:r>
+        <w:rPr>
+          <w:lang w:val="hi_IN" w:bidi="hi_IN"/>
+        </w:rPr>
+        <w:t>1 इतिहास 3:4–5</w:t>
+      </w:r>
+    </w:p>
+    <w:p>
+      <w:pPr>
+        <w:pStyle w:val="ListBullet"/>
+        <w:spacing w:line="240" w:lineRule="auto"/>
+        <w:ind w:left="720"/>
+      </w:pPr>
+      <w:r>
+        <w:rPr>
+          <w:lang w:val="hi_IN" w:bidi="hi_IN"/>
+        </w:rPr>
+      </w:r>
+      <w:r>
+        <w:rPr>
+          <w:lang w:val="hi_IN" w:bidi="hi_IN"/>
+        </w:rPr>
+        <w:t>1 राजा 1:11</w:t>
+      </w:r>
+    </w:p>
+    <w:p>
+      <w:pPr>
+        <w:pStyle w:val="ListBullet"/>
+        <w:spacing w:line="240" w:lineRule="auto"/>
+        <w:ind w:left="720"/>
+      </w:pPr>
+      <w:r>
+        <w:rPr>
+          <w:lang w:val="hi_IN" w:bidi="hi_IN"/>
+        </w:rPr>
+      </w:r>
+      <w:r>
+        <w:rPr>
+          <w:lang w:val="hi_IN" w:bidi="hi_IN"/>
+        </w:rPr>
+        <w:t>2 शमूएल 11:3</w:t>
+      </w:r>
     </w:p>
     <w:p>
       <w:pPr>
@@ -3539,42 +3305,30 @@
           <w:lang w:val="hi_IN" w:bidi="hi_IN"/>
         </w:rPr>
       </w:r>
-      <w:hyperlink r:id="rId49">
-        <w:r>
-          <w:rPr>
-            <w:lang w:val="hi_IN" w:bidi="hi_IN"/>
-          </w:rPr>
-          <w:rPr>
-            <w:color w:val="0000EE"/>
-            <w:u w:val="single"/>
-          </w:rPr>
-          <w:t>1 इतिहास 04:29–31</w:t>
-        </w:r>
-      </w:hyperlink>
-    </w:p>
-    <w:p>
-      <w:pPr>
-        <w:pStyle w:val="ListBullet"/>
-        <w:spacing w:line="240" w:lineRule="auto"/>
-        <w:ind w:left="720"/>
-      </w:pPr>
-      <w:r>
-        <w:rPr>
-          <w:lang w:val="hi_IN" w:bidi="hi_IN"/>
-        </w:rPr>
-      </w:r>
-      <w:hyperlink r:id="rId52">
-        <w:r>
-          <w:rPr>
-            <w:lang w:val="hi_IN" w:bidi="hi_IN"/>
-          </w:rPr>
-          <w:rPr>
-            <w:color w:val="0000EE"/>
-            <w:u w:val="single"/>
-          </w:rPr>
-          <w:t>उत्पत्ति 28:1–2</w:t>
-        </w:r>
-      </w:hyperlink>
+      <w:r>
+        <w:rPr>
+          <w:lang w:val="hi_IN" w:bidi="hi_IN"/>
+        </w:rPr>
+        <w:t>1 इतिहास 04:29–31</w:t>
+      </w:r>
+    </w:p>
+    <w:p>
+      <w:pPr>
+        <w:pStyle w:val="ListBullet"/>
+        <w:spacing w:line="240" w:lineRule="auto"/>
+        <w:ind w:left="720"/>
+      </w:pPr>
+      <w:r>
+        <w:rPr>
+          <w:lang w:val="hi_IN" w:bidi="hi_IN"/>
+        </w:rPr>
+      </w:r>
+      <w:r>
+        <w:rPr>
+          <w:lang w:val="hi_IN" w:bidi="hi_IN"/>
+        </w:rPr>
+        <w:t>उत्पत्ति 28:1–2</w:t>
+      </w:r>
     </w:p>
     <w:p>
       <w:pPr>
@@ -3766,90 +3520,66 @@
           <w:lang w:val="hi_IN" w:bidi="hi_IN"/>
         </w:rPr>
       </w:r>
-      <w:hyperlink r:id="rId53">
-        <w:r>
-          <w:rPr>
-            <w:lang w:val="hi_IN" w:bidi="hi_IN"/>
-          </w:rPr>
-          <w:rPr>
-            <w:color w:val="0000EE"/>
-            <w:u w:val="single"/>
-          </w:rPr>
-          <w:t>1 कुरिन्थियों 04:13</w:t>
-        </w:r>
-      </w:hyperlink>
-    </w:p>
-    <w:p>
-      <w:pPr>
-        <w:pStyle w:val="ListBullet"/>
-        <w:spacing w:line="240" w:lineRule="auto"/>
-        <w:ind w:left="720"/>
-      </w:pPr>
-      <w:r>
-        <w:rPr>
-          <w:lang w:val="hi_IN" w:bidi="hi_IN"/>
-        </w:rPr>
-      </w:r>
-      <w:hyperlink r:id="rId37">
-        <w:r>
-          <w:rPr>
-            <w:lang w:val="hi_IN" w:bidi="hi_IN"/>
-          </w:rPr>
-          <w:rPr>
-            <w:color w:val="0000EE"/>
-            <w:u w:val="single"/>
-          </w:rPr>
-          <w:t>1 तीमुथियुस 03:11</w:t>
-        </w:r>
-      </w:hyperlink>
-    </w:p>
-    <w:p>
-      <w:pPr>
-        <w:pStyle w:val="ListBullet"/>
-        <w:spacing w:line="240" w:lineRule="auto"/>
-        <w:ind w:left="720"/>
-      </w:pPr>
-      <w:r>
-        <w:rPr>
-          <w:lang w:val="hi_IN" w:bidi="hi_IN"/>
-        </w:rPr>
-      </w:r>
-      <w:hyperlink r:id="rId54">
-        <w:r>
-          <w:rPr>
-            <w:lang w:val="hi_IN" w:bidi="hi_IN"/>
-          </w:rPr>
-          <w:rPr>
-            <w:color w:val="0000EE"/>
-            <w:u w:val="single"/>
-          </w:rPr>
-          <w:t>2 कुरिन्थियों 06:8–10</w:t>
-        </w:r>
-      </w:hyperlink>
-    </w:p>
-    <w:p>
-      <w:pPr>
-        <w:pStyle w:val="ListBullet"/>
-        <w:spacing w:line="240" w:lineRule="auto"/>
-        <w:ind w:left="720"/>
-      </w:pPr>
-      <w:r>
-        <w:rPr>
-          <w:lang w:val="hi_IN" w:bidi="hi_IN"/>
-        </w:rPr>
-      </w:r>
-      <w:hyperlink r:id="rId55">
-        <w:r>
-          <w:rPr>
-            <w:lang w:val="hi_IN" w:bidi="hi_IN"/>
-          </w:rPr>
-          <w:rPr>
-            <w:color w:val="0000EE"/>
-            <w:u w:val="single"/>
-          </w:rPr>
-          <w:t>मरकुस 07:20–23</w:t>
-        </w:r>
-      </w:hyperlink>
+      <w:r>
+        <w:rPr>
+          <w:lang w:val="hi_IN" w:bidi="hi_IN"/>
+        </w:rPr>
+        <w:t>1 कुरिन्थियों 04:13</w:t>
+      </w:r>
+    </w:p>
+    <w:p>
+      <w:pPr>
+        <w:pStyle w:val="ListBullet"/>
+        <w:spacing w:line="240" w:lineRule="auto"/>
+        <w:ind w:left="720"/>
+      </w:pPr>
+      <w:r>
+        <w:rPr>
+          <w:lang w:val="hi_IN" w:bidi="hi_IN"/>
+        </w:rPr>
+      </w:r>
+      <w:r>
+        <w:rPr>
+          <w:lang w:val="hi_IN" w:bidi="hi_IN"/>
+        </w:rPr>
+        <w:t>1 तीमुथियुस 03:11</w:t>
+      </w:r>
+    </w:p>
+    <w:p>
+      <w:pPr>
+        <w:pStyle w:val="ListBullet"/>
+        <w:spacing w:line="240" w:lineRule="auto"/>
+        <w:ind w:left="720"/>
+      </w:pPr>
+      <w:r>
+        <w:rPr>
+          <w:lang w:val="hi_IN" w:bidi="hi_IN"/>
+        </w:rPr>
+      </w:r>
+      <w:r>
+        <w:rPr>
+          <w:lang w:val="hi_IN" w:bidi="hi_IN"/>
+        </w:rPr>
+        <w:t>2 कुरिन्थियों 06:8–10</w:t>
+      </w:r>
+    </w:p>
+    <w:p>
+      <w:pPr>
+        <w:pStyle w:val="ListBullet"/>
+        <w:spacing w:line="240" w:lineRule="auto"/>
+        <w:ind w:left="720"/>
+      </w:pPr>
+      <w:r>
+        <w:rPr>
+          <w:lang w:val="hi_IN" w:bidi="hi_IN"/>
+        </w:rPr>
+      </w:r>
+      <w:r>
+        <w:rPr>
+          <w:lang w:val="hi_IN" w:bidi="hi_IN"/>
+        </w:rPr>
+        <w:t>मरकुस 07:20–23</w:t>
+      </w:r>
     </w:p>
     <w:p>
       <w:pPr>
@@ -4166,90 +3896,66 @@
           <w:lang w:val="hi_IN" w:bidi="hi_IN"/>
         </w:rPr>
       </w:r>
-      <w:hyperlink r:id="rId56">
-        <w:r>
-          <w:rPr>
-            <w:lang w:val="hi_IN" w:bidi="hi_IN"/>
-          </w:rPr>
-          <w:rPr>
-            <w:color w:val="0000EE"/>
-            <w:u w:val="single"/>
-          </w:rPr>
-          <w:t>1 शमूएल 24:12–13</w:t>
-        </w:r>
-      </w:hyperlink>
-    </w:p>
-    <w:p>
-      <w:pPr>
-        <w:pStyle w:val="ListBullet"/>
-        <w:spacing w:line="240" w:lineRule="auto"/>
-        <w:ind w:left="720"/>
-      </w:pPr>
-      <w:r>
-        <w:rPr>
-          <w:lang w:val="hi_IN" w:bidi="hi_IN"/>
-        </w:rPr>
-      </w:r>
-      <w:hyperlink r:id="rId57">
-        <w:r>
-          <w:rPr>
-            <w:lang w:val="hi_IN" w:bidi="hi_IN"/>
-          </w:rPr>
-          <w:rPr>
-            <w:color w:val="0000EE"/>
-            <w:u w:val="single"/>
-          </w:rPr>
-          <w:t>यहेजकेल 25:15</w:t>
-        </w:r>
-      </w:hyperlink>
-    </w:p>
-    <w:p>
-      <w:pPr>
-        <w:pStyle w:val="ListBullet"/>
-        <w:spacing w:line="240" w:lineRule="auto"/>
-        <w:ind w:left="720"/>
-      </w:pPr>
-      <w:r>
-        <w:rPr>
-          <w:lang w:val="hi_IN" w:bidi="hi_IN"/>
-        </w:rPr>
-      </w:r>
-      <w:hyperlink r:id="rId58">
-        <w:r>
-          <w:rPr>
-            <w:lang w:val="hi_IN" w:bidi="hi_IN"/>
-          </w:rPr>
-          <w:rPr>
-            <w:color w:val="0000EE"/>
-            <w:u w:val="single"/>
-          </w:rPr>
-          <w:t>यशायाह 47:3–5</w:t>
-        </w:r>
-      </w:hyperlink>
-    </w:p>
-    <w:p>
-      <w:pPr>
-        <w:pStyle w:val="ListBullet"/>
-        <w:spacing w:line="240" w:lineRule="auto"/>
-        <w:ind w:left="720"/>
-      </w:pPr>
-      <w:r>
-        <w:rPr>
-          <w:lang w:val="hi_IN" w:bidi="hi_IN"/>
-        </w:rPr>
-      </w:r>
-      <w:hyperlink r:id="rId59">
-        <w:r>
-          <w:rPr>
-            <w:lang w:val="hi_IN" w:bidi="hi_IN"/>
-          </w:rPr>
-          <w:rPr>
-            <w:color w:val="0000EE"/>
-            <w:u w:val="single"/>
-          </w:rPr>
-          <w:t>लैव्यव्यवस्था 19:17–18</w:t>
-        </w:r>
-      </w:hyperlink>
+      <w:r>
+        <w:rPr>
+          <w:lang w:val="hi_IN" w:bidi="hi_IN"/>
+        </w:rPr>
+        <w:t>1 शमूएल 24:12–13</w:t>
+      </w:r>
+    </w:p>
+    <w:p>
+      <w:pPr>
+        <w:pStyle w:val="ListBullet"/>
+        <w:spacing w:line="240" w:lineRule="auto"/>
+        <w:ind w:left="720"/>
+      </w:pPr>
+      <w:r>
+        <w:rPr>
+          <w:lang w:val="hi_IN" w:bidi="hi_IN"/>
+        </w:rPr>
+      </w:r>
+      <w:r>
+        <w:rPr>
+          <w:lang w:val="hi_IN" w:bidi="hi_IN"/>
+        </w:rPr>
+        <w:t>यहेजकेल 25:15</w:t>
+      </w:r>
+    </w:p>
+    <w:p>
+      <w:pPr>
+        <w:pStyle w:val="ListBullet"/>
+        <w:spacing w:line="240" w:lineRule="auto"/>
+        <w:ind w:left="720"/>
+      </w:pPr>
+      <w:r>
+        <w:rPr>
+          <w:lang w:val="hi_IN" w:bidi="hi_IN"/>
+        </w:rPr>
+      </w:r>
+      <w:r>
+        <w:rPr>
+          <w:lang w:val="hi_IN" w:bidi="hi_IN"/>
+        </w:rPr>
+        <w:t>यशायाह 47:3–5</w:t>
+      </w:r>
+    </w:p>
+    <w:p>
+      <w:pPr>
+        <w:pStyle w:val="ListBullet"/>
+        <w:spacing w:line="240" w:lineRule="auto"/>
+        <w:ind w:left="720"/>
+      </w:pPr>
+      <w:r>
+        <w:rPr>
+          <w:lang w:val="hi_IN" w:bidi="hi_IN"/>
+        </w:rPr>
+      </w:r>
+      <w:r>
+        <w:rPr>
+          <w:lang w:val="hi_IN" w:bidi="hi_IN"/>
+        </w:rPr>
+        <w:t>लैव्यव्यवस्था 19:17–18</w:t>
+      </w:r>
     </w:p>
     <w:p>
       <w:pPr>
@@ -4280,18 +3986,12 @@
           <w:lang w:val="hi_IN" w:bidi="hi_IN"/>
         </w:rPr>
       </w:r>
-      <w:hyperlink r:id="rId60">
-        <w:r>
-          <w:rPr>
-            <w:lang w:val="hi_IN" w:bidi="hi_IN"/>
-          </w:rPr>
-          <w:rPr>
-            <w:color w:val="0000EE"/>
-            <w:u w:val="single"/>
-          </w:rPr>
-          <w:t>रोमियो 12:19</w:t>
-        </w:r>
-      </w:hyperlink>
+      <w:r>
+        <w:rPr>
+          <w:lang w:val="hi_IN" w:bidi="hi_IN"/>
+        </w:rPr>
+        <w:t>रोमियो 12:19</w:t>
+      </w:r>
     </w:p>
     <w:p>
       <w:pPr>
@@ -4511,66 +4211,48 @@
           <w:lang w:val="hi_IN" w:bidi="hi_IN"/>
         </w:rPr>
       </w:r>
-      <w:hyperlink r:id="rId49">
-        <w:r>
-          <w:rPr>
-            <w:lang w:val="hi_IN" w:bidi="hi_IN"/>
-          </w:rPr>
-          <w:rPr>
-            <w:color w:val="0000EE"/>
-            <w:u w:val="single"/>
-          </w:rPr>
-          <w:t>1 इतिहास 04:34–38</w:t>
-        </w:r>
-      </w:hyperlink>
-    </w:p>
-    <w:p>
-      <w:pPr>
-        <w:pStyle w:val="ListBullet"/>
-        <w:spacing w:line="240" w:lineRule="auto"/>
-        <w:ind w:left="720"/>
-      </w:pPr>
-      <w:r>
-        <w:rPr>
-          <w:lang w:val="hi_IN" w:bidi="hi_IN"/>
-        </w:rPr>
-      </w:r>
-      <w:hyperlink r:id="rId50">
-        <w:r>
-          <w:rPr>
-            <w:lang w:val="hi_IN" w:bidi="hi_IN"/>
-          </w:rPr>
-          <w:rPr>
-            <w:color w:val="0000EE"/>
-            <w:u w:val="single"/>
-          </w:rPr>
-          <w:t>1 राजा 01:7–8</w:t>
-        </w:r>
-      </w:hyperlink>
-    </w:p>
-    <w:p>
-      <w:pPr>
-        <w:pStyle w:val="ListBullet"/>
-        <w:spacing w:line="240" w:lineRule="auto"/>
-        <w:ind w:left="720"/>
-      </w:pPr>
-      <w:r>
-        <w:rPr>
-          <w:lang w:val="hi_IN" w:bidi="hi_IN"/>
-        </w:rPr>
-      </w:r>
-      <w:hyperlink r:id="rId51">
-        <w:r>
-          <w:rPr>
-            <w:lang w:val="hi_IN" w:bidi="hi_IN"/>
-          </w:rPr>
-          <w:rPr>
-            <w:color w:val="0000EE"/>
-            <w:u w:val="single"/>
-          </w:rPr>
-          <w:t>2 शमूएल 23:20–21</w:t>
-        </w:r>
-      </w:hyperlink>
+      <w:r>
+        <w:rPr>
+          <w:lang w:val="hi_IN" w:bidi="hi_IN"/>
+        </w:rPr>
+        <w:t>1 इतिहास 04:34–38</w:t>
+      </w:r>
+    </w:p>
+    <w:p>
+      <w:pPr>
+        <w:pStyle w:val="ListBullet"/>
+        <w:spacing w:line="240" w:lineRule="auto"/>
+        <w:ind w:left="720"/>
+      </w:pPr>
+      <w:r>
+        <w:rPr>
+          <w:lang w:val="hi_IN" w:bidi="hi_IN"/>
+        </w:rPr>
+      </w:r>
+      <w:r>
+        <w:rPr>
+          <w:lang w:val="hi_IN" w:bidi="hi_IN"/>
+        </w:rPr>
+        <w:t>1 राजा 01:7–8</w:t>
+      </w:r>
+    </w:p>
+    <w:p>
+      <w:pPr>
+        <w:pStyle w:val="ListBullet"/>
+        <w:spacing w:line="240" w:lineRule="auto"/>
+        <w:ind w:left="720"/>
+      </w:pPr>
+      <w:r>
+        <w:rPr>
+          <w:lang w:val="hi_IN" w:bidi="hi_IN"/>
+        </w:rPr>
+      </w:r>
+      <w:r>
+        <w:rPr>
+          <w:lang w:val="hi_IN" w:bidi="hi_IN"/>
+        </w:rPr>
+        <w:t>2 शमूएल 23:20–21</w:t>
+      </w:r>
     </w:p>
     <w:p>
       <w:pPr>
@@ -4953,90 +4635,66 @@
           <w:lang w:val="hi_IN" w:bidi="hi_IN"/>
         </w:rPr>
       </w:r>
-      <w:hyperlink r:id="rId54">
-        <w:r>
-          <w:rPr>
-            <w:lang w:val="hi_IN" w:bidi="hi_IN"/>
-          </w:rPr>
-          <w:rPr>
-            <w:color w:val="0000EE"/>
-            <w:u w:val="single"/>
-          </w:rPr>
-          <w:t>2 कुरिन्थियों 10:5</w:t>
-        </w:r>
-      </w:hyperlink>
-    </w:p>
-    <w:p>
-      <w:pPr>
-        <w:pStyle w:val="ListBullet"/>
-        <w:spacing w:line="240" w:lineRule="auto"/>
-        <w:ind w:left="720"/>
-      </w:pPr>
-      <w:r>
-        <w:rPr>
-          <w:lang w:val="hi_IN" w:bidi="hi_IN"/>
-        </w:rPr>
-      </w:r>
-      <w:hyperlink r:id="rId16">
-        <w:r>
-          <w:rPr>
-            <w:lang w:val="hi_IN" w:bidi="hi_IN"/>
-          </w:rPr>
-          <w:rPr>
-            <w:color w:val="0000EE"/>
-            <w:u w:val="single"/>
-          </w:rPr>
-          <w:t>यशायाह 20:4</w:t>
-        </w:r>
-      </w:hyperlink>
-    </w:p>
-    <w:p>
-      <w:pPr>
-        <w:pStyle w:val="ListBullet"/>
-        <w:spacing w:line="240" w:lineRule="auto"/>
-        <w:ind w:left="720"/>
-      </w:pPr>
-      <w:r>
-        <w:rPr>
-          <w:lang w:val="hi_IN" w:bidi="hi_IN"/>
-        </w:rPr>
-      </w:r>
-      <w:hyperlink r:id="rId61">
-        <w:r>
-          <w:rPr>
-            <w:lang w:val="hi_IN" w:bidi="hi_IN"/>
-          </w:rPr>
-          <w:rPr>
-            <w:color w:val="0000EE"/>
-            <w:u w:val="single"/>
-          </w:rPr>
-          <w:t>यिर्मयाह 43:3</w:t>
-        </w:r>
-      </w:hyperlink>
-    </w:p>
-    <w:p>
-      <w:pPr>
-        <w:pStyle w:val="ListBullet"/>
-        <w:spacing w:line="240" w:lineRule="auto"/>
-        <w:ind w:left="720"/>
-      </w:pPr>
-      <w:r>
-        <w:rPr>
-          <w:lang w:val="hi_IN" w:bidi="hi_IN"/>
-        </w:rPr>
-      </w:r>
-      <w:hyperlink r:id="rId62">
-        <w:r>
-          <w:rPr>
-            <w:lang w:val="hi_IN" w:bidi="hi_IN"/>
-          </w:rPr>
-          <w:rPr>
-            <w:color w:val="0000EE"/>
-            <w:u w:val="single"/>
-          </w:rPr>
-          <w:t>लूका 04:18</w:t>
-        </w:r>
-      </w:hyperlink>
+      <w:r>
+        <w:rPr>
+          <w:lang w:val="hi_IN" w:bidi="hi_IN"/>
+        </w:rPr>
+        <w:t>2 कुरिन्थियों 10:5</w:t>
+      </w:r>
+    </w:p>
+    <w:p>
+      <w:pPr>
+        <w:pStyle w:val="ListBullet"/>
+        <w:spacing w:line="240" w:lineRule="auto"/>
+        <w:ind w:left="720"/>
+      </w:pPr>
+      <w:r>
+        <w:rPr>
+          <w:lang w:val="hi_IN" w:bidi="hi_IN"/>
+        </w:rPr>
+      </w:r>
+      <w:r>
+        <w:rPr>
+          <w:lang w:val="hi_IN" w:bidi="hi_IN"/>
+        </w:rPr>
+        <w:t>यशायाह 20:4</w:t>
+      </w:r>
+    </w:p>
+    <w:p>
+      <w:pPr>
+        <w:pStyle w:val="ListBullet"/>
+        <w:spacing w:line="240" w:lineRule="auto"/>
+        <w:ind w:left="720"/>
+      </w:pPr>
+      <w:r>
+        <w:rPr>
+          <w:lang w:val="hi_IN" w:bidi="hi_IN"/>
+        </w:rPr>
+      </w:r>
+      <w:r>
+        <w:rPr>
+          <w:lang w:val="hi_IN" w:bidi="hi_IN"/>
+        </w:rPr>
+        <w:t>यिर्मयाह 43:3</w:t>
+      </w:r>
+    </w:p>
+    <w:p>
+      <w:pPr>
+        <w:pStyle w:val="ListBullet"/>
+        <w:spacing w:line="240" w:lineRule="auto"/>
+        <w:ind w:left="720"/>
+      </w:pPr>
+      <w:r>
+        <w:rPr>
+          <w:lang w:val="hi_IN" w:bidi="hi_IN"/>
+        </w:rPr>
+      </w:r>
+      <w:r>
+        <w:rPr>
+          <w:lang w:val="hi_IN" w:bidi="hi_IN"/>
+        </w:rPr>
+        <w:t>लूका 04:18</w:t>
+      </w:r>
     </w:p>
     <w:p>
       <w:pPr>
@@ -5252,114 +4910,84 @@
           <w:lang w:val="hi_IN" w:bidi="hi_IN"/>
         </w:rPr>
       </w:r>
-      <w:hyperlink r:id="rId63">
-        <w:r>
-          <w:rPr>
-            <w:lang w:val="hi_IN" w:bidi="hi_IN"/>
-          </w:rPr>
-          <w:rPr>
-            <w:color w:val="0000EE"/>
-            <w:u w:val="single"/>
-          </w:rPr>
-          <w:t>प्रे.का. 16:19–21</w:t>
-        </w:r>
-      </w:hyperlink>
-    </w:p>
-    <w:p>
-      <w:pPr>
-        <w:pStyle w:val="ListBullet"/>
-        <w:spacing w:line="240" w:lineRule="auto"/>
-        <w:ind w:left="720"/>
-      </w:pPr>
-      <w:r>
-        <w:rPr>
-          <w:lang w:val="hi_IN" w:bidi="hi_IN"/>
-        </w:rPr>
-      </w:r>
-      <w:hyperlink r:id="rId64">
-        <w:r>
-          <w:rPr>
-            <w:lang w:val="hi_IN" w:bidi="hi_IN"/>
-          </w:rPr>
-          <w:rPr>
-            <w:color w:val="0000EE"/>
-            <w:u w:val="single"/>
-          </w:rPr>
-          <w:t>निर्गमन 15:14</w:t>
-        </w:r>
-      </w:hyperlink>
-    </w:p>
-    <w:p>
-      <w:pPr>
-        <w:pStyle w:val="ListBullet"/>
-        <w:spacing w:line="240" w:lineRule="auto"/>
-        <w:ind w:left="720"/>
-      </w:pPr>
-      <w:r>
-        <w:rPr>
-          <w:lang w:val="hi_IN" w:bidi="hi_IN"/>
-        </w:rPr>
-      </w:r>
-      <w:hyperlink r:id="rId65">
-        <w:r>
-          <w:rPr>
-            <w:lang w:val="hi_IN" w:bidi="hi_IN"/>
-          </w:rPr>
-          <w:rPr>
-            <w:color w:val="0000EE"/>
-            <w:u w:val="single"/>
-          </w:rPr>
-          <w:t>यूहन्ना 10:37–39</w:t>
-        </w:r>
-      </w:hyperlink>
-    </w:p>
-    <w:p>
-      <w:pPr>
-        <w:pStyle w:val="ListBullet"/>
-        <w:spacing w:line="240" w:lineRule="auto"/>
-        <w:ind w:left="720"/>
-      </w:pPr>
-      <w:r>
-        <w:rPr>
-          <w:lang w:val="hi_IN" w:bidi="hi_IN"/>
-        </w:rPr>
-      </w:r>
-      <w:hyperlink r:id="rId66">
-        <w:r>
-          <w:rPr>
-            <w:lang w:val="hi_IN" w:bidi="hi_IN"/>
-          </w:rPr>
-          <w:rPr>
-            <w:color w:val="0000EE"/>
-            <w:u w:val="single"/>
-          </w:rPr>
-          <w:t>लूका 8:29</w:t>
-        </w:r>
-      </w:hyperlink>
-    </w:p>
-    <w:p>
-      <w:pPr>
-        <w:pStyle w:val="ListBullet"/>
-        <w:spacing w:line="240" w:lineRule="auto"/>
-        <w:ind w:left="720"/>
-      </w:pPr>
-      <w:r>
-        <w:rPr>
-          <w:lang w:val="hi_IN" w:bidi="hi_IN"/>
-        </w:rPr>
-      </w:r>
-      <w:hyperlink r:id="rId67">
-        <w:r>
-          <w:rPr>
-            <w:lang w:val="hi_IN" w:bidi="hi_IN"/>
-          </w:rPr>
-          <w:rPr>
-            <w:color w:val="0000EE"/>
-            <w:u w:val="single"/>
-          </w:rPr>
-          <w:t>मत्ती 26:48</w:t>
-        </w:r>
-      </w:hyperlink>
+      <w:r>
+        <w:rPr>
+          <w:lang w:val="hi_IN" w:bidi="hi_IN"/>
+        </w:rPr>
+        <w:t>प्रे.का. 16:19–21</w:t>
+      </w:r>
+    </w:p>
+    <w:p>
+      <w:pPr>
+        <w:pStyle w:val="ListBullet"/>
+        <w:spacing w:line="240" w:lineRule="auto"/>
+        <w:ind w:left="720"/>
+      </w:pPr>
+      <w:r>
+        <w:rPr>
+          <w:lang w:val="hi_IN" w:bidi="hi_IN"/>
+        </w:rPr>
+      </w:r>
+      <w:r>
+        <w:rPr>
+          <w:lang w:val="hi_IN" w:bidi="hi_IN"/>
+        </w:rPr>
+        <w:t>निर्गमन 15:14</w:t>
+      </w:r>
+    </w:p>
+    <w:p>
+      <w:pPr>
+        <w:pStyle w:val="ListBullet"/>
+        <w:spacing w:line="240" w:lineRule="auto"/>
+        <w:ind w:left="720"/>
+      </w:pPr>
+      <w:r>
+        <w:rPr>
+          <w:lang w:val="hi_IN" w:bidi="hi_IN"/>
+        </w:rPr>
+      </w:r>
+      <w:r>
+        <w:rPr>
+          <w:lang w:val="hi_IN" w:bidi="hi_IN"/>
+        </w:rPr>
+        <w:t>यूहन्ना 10:37–39</w:t>
+      </w:r>
+    </w:p>
+    <w:p>
+      <w:pPr>
+        <w:pStyle w:val="ListBullet"/>
+        <w:spacing w:line="240" w:lineRule="auto"/>
+        <w:ind w:left="720"/>
+      </w:pPr>
+      <w:r>
+        <w:rPr>
+          <w:lang w:val="hi_IN" w:bidi="hi_IN"/>
+        </w:rPr>
+      </w:r>
+      <w:r>
+        <w:rPr>
+          <w:lang w:val="hi_IN" w:bidi="hi_IN"/>
+        </w:rPr>
+        <w:t>लूका 8:29</w:t>
+      </w:r>
+    </w:p>
+    <w:p>
+      <w:pPr>
+        <w:pStyle w:val="ListBullet"/>
+        <w:spacing w:line="240" w:lineRule="auto"/>
+        <w:ind w:left="720"/>
+      </w:pPr>
+      <w:r>
+        <w:rPr>
+          <w:lang w:val="hi_IN" w:bidi="hi_IN"/>
+        </w:rPr>
+      </w:r>
+      <w:r>
+        <w:rPr>
+          <w:lang w:val="hi_IN" w:bidi="hi_IN"/>
+        </w:rPr>
+        <w:t>मत्ती 26:48</w:t>
+      </w:r>
     </w:p>
     <w:p>
       <w:pPr>
@@ -5618,162 +5246,120 @@
           <w:lang w:val="hi_IN" w:bidi="hi_IN"/>
         </w:rPr>
       </w:r>
-      <w:hyperlink r:id="rId68">
-        <w:r>
-          <w:rPr>
-            <w:lang w:val="hi_IN" w:bidi="hi_IN"/>
-          </w:rPr>
-          <w:rPr>
-            <w:color w:val="0000EE"/>
-            <w:u w:val="single"/>
-          </w:rPr>
-          <w:t>प्रे.का. 2:38</w:t>
-        </w:r>
-      </w:hyperlink>
-    </w:p>
-    <w:p>
-      <w:pPr>
-        <w:pStyle w:val="ListBullet"/>
-        <w:spacing w:line="240" w:lineRule="auto"/>
-        <w:ind w:left="720"/>
-      </w:pPr>
-      <w:r>
-        <w:rPr>
-          <w:lang w:val="hi_IN" w:bidi="hi_IN"/>
-        </w:rPr>
-      </w:r>
-      <w:hyperlink r:id="rId69">
-        <w:r>
-          <w:rPr>
-            <w:lang w:val="hi_IN" w:bidi="hi_IN"/>
-          </w:rPr>
-          <w:rPr>
-            <w:color w:val="0000EE"/>
-            <w:u w:val="single"/>
-          </w:rPr>
-          <w:t>प्रे.का. 8:36</w:t>
-        </w:r>
-      </w:hyperlink>
-    </w:p>
-    <w:p>
-      <w:pPr>
-        <w:pStyle w:val="ListBullet"/>
-        <w:spacing w:line="240" w:lineRule="auto"/>
-        <w:ind w:left="720"/>
-      </w:pPr>
-      <w:r>
-        <w:rPr>
-          <w:lang w:val="hi_IN" w:bidi="hi_IN"/>
-        </w:rPr>
-      </w:r>
-      <w:hyperlink r:id="rId70">
-        <w:r>
-          <w:rPr>
-            <w:lang w:val="hi_IN" w:bidi="hi_IN"/>
-          </w:rPr>
-          <w:rPr>
-            <w:color w:val="0000EE"/>
-            <w:u w:val="single"/>
-          </w:rPr>
-          <w:t>प्रे.का. 09:18</w:t>
-        </w:r>
-      </w:hyperlink>
-    </w:p>
-    <w:p>
-      <w:pPr>
-        <w:pStyle w:val="ListBullet"/>
-        <w:spacing w:line="240" w:lineRule="auto"/>
-        <w:ind w:left="720"/>
-      </w:pPr>
-      <w:r>
-        <w:rPr>
-          <w:lang w:val="hi_IN" w:bidi="hi_IN"/>
-        </w:rPr>
-      </w:r>
-      <w:hyperlink r:id="rId71">
-        <w:r>
-          <w:rPr>
-            <w:lang w:val="hi_IN" w:bidi="hi_IN"/>
-          </w:rPr>
-          <w:rPr>
-            <w:color w:val="0000EE"/>
-            <w:u w:val="single"/>
-          </w:rPr>
-          <w:t>प्रे.का. 10:48</w:t>
-        </w:r>
-      </w:hyperlink>
-    </w:p>
-    <w:p>
-      <w:pPr>
-        <w:pStyle w:val="ListBullet"/>
-        <w:spacing w:line="240" w:lineRule="auto"/>
-        <w:ind w:left="720"/>
-      </w:pPr>
-      <w:r>
-        <w:rPr>
-          <w:lang w:val="hi_IN" w:bidi="hi_IN"/>
-        </w:rPr>
-      </w:r>
-      <w:hyperlink r:id="rId72">
-        <w:r>
-          <w:rPr>
-            <w:lang w:val="hi_IN" w:bidi="hi_IN"/>
-          </w:rPr>
-          <w:rPr>
-            <w:color w:val="0000EE"/>
-            <w:u w:val="single"/>
-          </w:rPr>
-          <w:t>लूका 3:16</w:t>
-        </w:r>
-      </w:hyperlink>
-    </w:p>
-    <w:p>
-      <w:pPr>
-        <w:pStyle w:val="ListBullet"/>
-        <w:spacing w:line="240" w:lineRule="auto"/>
-        <w:ind w:left="720"/>
-      </w:pPr>
-      <w:r>
-        <w:rPr>
-          <w:lang w:val="hi_IN" w:bidi="hi_IN"/>
-        </w:rPr>
-      </w:r>
-      <w:hyperlink r:id="rId73">
-        <w:r>
-          <w:rPr>
-            <w:lang w:val="hi_IN" w:bidi="hi_IN"/>
-          </w:rPr>
-          <w:rPr>
-            <w:color w:val="0000EE"/>
-            <w:u w:val="single"/>
-          </w:rPr>
-          <w:t>मत्ती 3:14</w:t>
-        </w:r>
-      </w:hyperlink>
-    </w:p>
-    <w:p>
-      <w:pPr>
-        <w:pStyle w:val="ListBullet"/>
-        <w:spacing w:line="240" w:lineRule="auto"/>
-        <w:ind w:left="720"/>
-      </w:pPr>
-      <w:r>
-        <w:rPr>
-          <w:lang w:val="hi_IN" w:bidi="hi_IN"/>
-        </w:rPr>
-      </w:r>
-      <w:hyperlink r:id="rId74">
-        <w:r>
-          <w:rPr>
-            <w:lang w:val="hi_IN" w:bidi="hi_IN"/>
-          </w:rPr>
-          <w:rPr>
-            <w:color w:val="0000EE"/>
-            <w:u w:val="single"/>
-          </w:rPr>
-          <w:t>मत्ती 28:18–19</w:t>
-        </w:r>
-      </w:hyperlink>
+      <w:r>
+        <w:rPr>
+          <w:lang w:val="hi_IN" w:bidi="hi_IN"/>
+        </w:rPr>
+        <w:t>प्रे.का. 2:38</w:t>
+      </w:r>
+    </w:p>
+    <w:p>
+      <w:pPr>
+        <w:pStyle w:val="ListBullet"/>
+        <w:spacing w:line="240" w:lineRule="auto"/>
+        <w:ind w:left="720"/>
+      </w:pPr>
+      <w:r>
+        <w:rPr>
+          <w:lang w:val="hi_IN" w:bidi="hi_IN"/>
+        </w:rPr>
+      </w:r>
+      <w:r>
+        <w:rPr>
+          <w:lang w:val="hi_IN" w:bidi="hi_IN"/>
+        </w:rPr>
+        <w:t>प्रे.का. 8:36</w:t>
+      </w:r>
+    </w:p>
+    <w:p>
+      <w:pPr>
+        <w:pStyle w:val="ListBullet"/>
+        <w:spacing w:line="240" w:lineRule="auto"/>
+        <w:ind w:left="720"/>
+      </w:pPr>
+      <w:r>
+        <w:rPr>
+          <w:lang w:val="hi_IN" w:bidi="hi_IN"/>
+        </w:rPr>
+      </w:r>
+      <w:r>
+        <w:rPr>
+          <w:lang w:val="hi_IN" w:bidi="hi_IN"/>
+        </w:rPr>
+        <w:t>प्रे.का. 09:18</w:t>
+      </w:r>
+    </w:p>
+    <w:p>
+      <w:pPr>
+        <w:pStyle w:val="ListBullet"/>
+        <w:spacing w:line="240" w:lineRule="auto"/>
+        <w:ind w:left="720"/>
+      </w:pPr>
+      <w:r>
+        <w:rPr>
+          <w:lang w:val="hi_IN" w:bidi="hi_IN"/>
+        </w:rPr>
+      </w:r>
+      <w:r>
+        <w:rPr>
+          <w:lang w:val="hi_IN" w:bidi="hi_IN"/>
+        </w:rPr>
+        <w:t>प्रे.का. 10:48</w:t>
+      </w:r>
+    </w:p>
+    <w:p>
+      <w:pPr>
+        <w:pStyle w:val="ListBullet"/>
+        <w:spacing w:line="240" w:lineRule="auto"/>
+        <w:ind w:left="720"/>
+      </w:pPr>
+      <w:r>
+        <w:rPr>
+          <w:lang w:val="hi_IN" w:bidi="hi_IN"/>
+        </w:rPr>
+      </w:r>
+      <w:r>
+        <w:rPr>
+          <w:lang w:val="hi_IN" w:bidi="hi_IN"/>
+        </w:rPr>
+        <w:t>लूका 3:16</w:t>
+      </w:r>
+    </w:p>
+    <w:p>
+      <w:pPr>
+        <w:pStyle w:val="ListBullet"/>
+        <w:spacing w:line="240" w:lineRule="auto"/>
+        <w:ind w:left="720"/>
+      </w:pPr>
+      <w:r>
+        <w:rPr>
+          <w:lang w:val="hi_IN" w:bidi="hi_IN"/>
+        </w:rPr>
+      </w:r>
+      <w:r>
+        <w:rPr>
+          <w:lang w:val="hi_IN" w:bidi="hi_IN"/>
+        </w:rPr>
+        <w:t>मत्ती 3:14</w:t>
+      </w:r>
+    </w:p>
+    <w:p>
+      <w:pPr>
+        <w:pStyle w:val="ListBullet"/>
+        <w:spacing w:line="240" w:lineRule="auto"/>
+        <w:ind w:left="720"/>
+      </w:pPr>
+      <w:r>
+        <w:rPr>
+          <w:lang w:val="hi_IN" w:bidi="hi_IN"/>
+        </w:rPr>
+      </w:r>
+      <w:r>
+        <w:rPr>
+          <w:lang w:val="hi_IN" w:bidi="hi_IN"/>
+        </w:rPr>
+        <w:t>मत्ती 28:18–19</w:t>
+      </w:r>
     </w:p>
     <w:p>
       <w:pPr>
@@ -6370,90 +5956,66 @@
           <w:lang w:val="hi_IN" w:bidi="hi_IN"/>
         </w:rPr>
       </w:r>
-      <w:hyperlink r:id="rId75">
-        <w:r>
-          <w:rPr>
-            <w:lang w:val="hi_IN" w:bidi="hi_IN"/>
-          </w:rPr>
-          <w:rPr>
-            <w:color w:val="0000EE"/>
-            <w:u w:val="single"/>
-          </w:rPr>
-          <w:t>व्यवस्थाविवरण 10:3–4</w:t>
-        </w:r>
-      </w:hyperlink>
-    </w:p>
-    <w:p>
-      <w:pPr>
-        <w:pStyle w:val="ListBullet"/>
-        <w:spacing w:line="240" w:lineRule="auto"/>
-        <w:ind w:left="720"/>
-      </w:pPr>
-      <w:r>
-        <w:rPr>
-          <w:lang w:val="hi_IN" w:bidi="hi_IN"/>
-        </w:rPr>
-      </w:r>
-      <w:hyperlink r:id="rId76">
-        <w:r>
-          <w:rPr>
-            <w:lang w:val="hi_IN" w:bidi="hi_IN"/>
-          </w:rPr>
-          <w:rPr>
-            <w:color w:val="0000EE"/>
-            <w:u w:val="single"/>
-          </w:rPr>
-          <w:t>निर्गमन 23:4–5</w:t>
-        </w:r>
-      </w:hyperlink>
-    </w:p>
-    <w:p>
-      <w:pPr>
-        <w:pStyle w:val="ListBullet"/>
-        <w:spacing w:line="240" w:lineRule="auto"/>
-        <w:ind w:left="720"/>
-      </w:pPr>
-      <w:r>
-        <w:rPr>
-          <w:lang w:val="hi_IN" w:bidi="hi_IN"/>
-        </w:rPr>
-      </w:r>
-      <w:hyperlink r:id="rId77">
-        <w:r>
-          <w:rPr>
-            <w:lang w:val="hi_IN" w:bidi="hi_IN"/>
-          </w:rPr>
-          <w:rPr>
-            <w:color w:val="0000EE"/>
-            <w:u w:val="single"/>
-          </w:rPr>
-          <w:t>निर्गमन 38:6–7</w:t>
-        </w:r>
-      </w:hyperlink>
-    </w:p>
-    <w:p>
-      <w:pPr>
-        <w:pStyle w:val="ListBullet"/>
-        <w:spacing w:line="240" w:lineRule="auto"/>
-        <w:ind w:left="720"/>
-      </w:pPr>
-      <w:r>
-        <w:rPr>
-          <w:lang w:val="hi_IN" w:bidi="hi_IN"/>
-        </w:rPr>
-      </w:r>
-      <w:hyperlink r:id="rId78">
-        <w:r>
-          <w:rPr>
-            <w:lang w:val="hi_IN" w:bidi="hi_IN"/>
-          </w:rPr>
-          <w:rPr>
-            <w:color w:val="0000EE"/>
-            <w:u w:val="single"/>
-          </w:rPr>
-          <w:t>यशायाह 41:19–20</w:t>
-        </w:r>
-      </w:hyperlink>
+      <w:r>
+        <w:rPr>
+          <w:lang w:val="hi_IN" w:bidi="hi_IN"/>
+        </w:rPr>
+        <w:t>व्यवस्थाविवरण 10:3–4</w:t>
+      </w:r>
+    </w:p>
+    <w:p>
+      <w:pPr>
+        <w:pStyle w:val="ListBullet"/>
+        <w:spacing w:line="240" w:lineRule="auto"/>
+        <w:ind w:left="720"/>
+      </w:pPr>
+      <w:r>
+        <w:rPr>
+          <w:lang w:val="hi_IN" w:bidi="hi_IN"/>
+        </w:rPr>
+      </w:r>
+      <w:r>
+        <w:rPr>
+          <w:lang w:val="hi_IN" w:bidi="hi_IN"/>
+        </w:rPr>
+        <w:t>निर्गमन 23:4–5</w:t>
+      </w:r>
+    </w:p>
+    <w:p>
+      <w:pPr>
+        <w:pStyle w:val="ListBullet"/>
+        <w:spacing w:line="240" w:lineRule="auto"/>
+        <w:ind w:left="720"/>
+      </w:pPr>
+      <w:r>
+        <w:rPr>
+          <w:lang w:val="hi_IN" w:bidi="hi_IN"/>
+        </w:rPr>
+      </w:r>
+      <w:r>
+        <w:rPr>
+          <w:lang w:val="hi_IN" w:bidi="hi_IN"/>
+        </w:rPr>
+        <w:t>निर्गमन 38:6–7</w:t>
+      </w:r>
+    </w:p>
+    <w:p>
+      <w:pPr>
+        <w:pStyle w:val="ListBullet"/>
+        <w:spacing w:line="240" w:lineRule="auto"/>
+        <w:ind w:left="720"/>
+      </w:pPr>
+      <w:r>
+        <w:rPr>
+          <w:lang w:val="hi_IN" w:bidi="hi_IN"/>
+        </w:rPr>
+      </w:r>
+      <w:r>
+        <w:rPr>
+          <w:lang w:val="hi_IN" w:bidi="hi_IN"/>
+        </w:rPr>
+        <w:t>यशायाह 41:19–20</w:t>
+      </w:r>
     </w:p>
     <w:p>
       <w:pPr>
@@ -6671,90 +6233,66 @@
           <w:lang w:val="hi_IN" w:bidi="hi_IN"/>
         </w:rPr>
       </w:r>
-      <w:hyperlink r:id="rId79">
-        <w:r>
-          <w:rPr>
-            <w:lang w:val="hi_IN" w:bidi="hi_IN"/>
-          </w:rPr>
-          <w:rPr>
-            <w:color w:val="0000EE"/>
-            <w:u w:val="single"/>
-          </w:rPr>
-          <w:t>यूहन्ना 18:40</w:t>
-        </w:r>
-      </w:hyperlink>
-    </w:p>
-    <w:p>
-      <w:pPr>
-        <w:pStyle w:val="ListBullet"/>
-        <w:spacing w:line="240" w:lineRule="auto"/>
-        <w:ind w:left="720"/>
-      </w:pPr>
-      <w:r>
-        <w:rPr>
-          <w:lang w:val="hi_IN" w:bidi="hi_IN"/>
-        </w:rPr>
-      </w:r>
-      <w:hyperlink r:id="rId80">
-        <w:r>
-          <w:rPr>
-            <w:lang w:val="hi_IN" w:bidi="hi_IN"/>
-          </w:rPr>
-          <w:rPr>
-            <w:color w:val="0000EE"/>
-            <w:u w:val="single"/>
-          </w:rPr>
-          <w:t>लूका 23:19</w:t>
-        </w:r>
-      </w:hyperlink>
-    </w:p>
-    <w:p>
-      <w:pPr>
-        <w:pStyle w:val="ListBullet"/>
-        <w:spacing w:line="240" w:lineRule="auto"/>
-        <w:ind w:left="720"/>
-      </w:pPr>
-      <w:r>
-        <w:rPr>
-          <w:lang w:val="hi_IN" w:bidi="hi_IN"/>
-        </w:rPr>
-      </w:r>
-      <w:hyperlink r:id="rId81">
-        <w:r>
-          <w:rPr>
-            <w:lang w:val="hi_IN" w:bidi="hi_IN"/>
-          </w:rPr>
-          <w:rPr>
-            <w:color w:val="0000EE"/>
-            <w:u w:val="single"/>
-          </w:rPr>
-          <w:t>मरकुस 15:7</w:t>
-        </w:r>
-      </w:hyperlink>
-    </w:p>
-    <w:p>
-      <w:pPr>
-        <w:pStyle w:val="ListBullet"/>
-        <w:spacing w:line="240" w:lineRule="auto"/>
-        <w:ind w:left="720"/>
-      </w:pPr>
-      <w:r>
-        <w:rPr>
-          <w:lang w:val="hi_IN" w:bidi="hi_IN"/>
-        </w:rPr>
-      </w:r>
-      <w:hyperlink r:id="rId82">
-        <w:r>
-          <w:rPr>
-            <w:lang w:val="hi_IN" w:bidi="hi_IN"/>
-          </w:rPr>
-          <w:rPr>
-            <w:color w:val="0000EE"/>
-            <w:u w:val="single"/>
-          </w:rPr>
-          <w:t>मत्ती 27:15–16</w:t>
-        </w:r>
-      </w:hyperlink>
+      <w:r>
+        <w:rPr>
+          <w:lang w:val="hi_IN" w:bidi="hi_IN"/>
+        </w:rPr>
+        <w:t>यूहन्ना 18:40</w:t>
+      </w:r>
+    </w:p>
+    <w:p>
+      <w:pPr>
+        <w:pStyle w:val="ListBullet"/>
+        <w:spacing w:line="240" w:lineRule="auto"/>
+        <w:ind w:left="720"/>
+      </w:pPr>
+      <w:r>
+        <w:rPr>
+          <w:lang w:val="hi_IN" w:bidi="hi_IN"/>
+        </w:rPr>
+      </w:r>
+      <w:r>
+        <w:rPr>
+          <w:lang w:val="hi_IN" w:bidi="hi_IN"/>
+        </w:rPr>
+        <w:t>लूका 23:19</w:t>
+      </w:r>
+    </w:p>
+    <w:p>
+      <w:pPr>
+        <w:pStyle w:val="ListBullet"/>
+        <w:spacing w:line="240" w:lineRule="auto"/>
+        <w:ind w:left="720"/>
+      </w:pPr>
+      <w:r>
+        <w:rPr>
+          <w:lang w:val="hi_IN" w:bidi="hi_IN"/>
+        </w:rPr>
+      </w:r>
+      <w:r>
+        <w:rPr>
+          <w:lang w:val="hi_IN" w:bidi="hi_IN"/>
+        </w:rPr>
+        <w:t>मरकुस 15:7</w:t>
+      </w:r>
+    </w:p>
+    <w:p>
+      <w:pPr>
+        <w:pStyle w:val="ListBullet"/>
+        <w:spacing w:line="240" w:lineRule="auto"/>
+        <w:ind w:left="720"/>
+      </w:pPr>
+      <w:r>
+        <w:rPr>
+          <w:lang w:val="hi_IN" w:bidi="hi_IN"/>
+        </w:rPr>
+      </w:r>
+      <w:r>
+        <w:rPr>
+          <w:lang w:val="hi_IN" w:bidi="hi_IN"/>
+        </w:rPr>
+        <w:t>मत्ती 27:15–16</w:t>
+      </w:r>
     </w:p>
     <w:p>
       <w:pPr>
@@ -7020,66 +6558,48 @@
           <w:lang w:val="hi_IN" w:bidi="hi_IN"/>
         </w:rPr>
       </w:r>
-      <w:hyperlink r:id="rId83">
-        <w:r>
-          <w:rPr>
-            <w:lang w:val="hi_IN" w:bidi="hi_IN"/>
-          </w:rPr>
-          <w:rPr>
-            <w:color w:val="0000EE"/>
-            <w:u w:val="single"/>
-          </w:rPr>
-          <w:t>प्रे.का. 1:12–14</w:t>
-        </w:r>
-      </w:hyperlink>
-    </w:p>
-    <w:p>
-      <w:pPr>
-        <w:pStyle w:val="ListBullet"/>
-        <w:spacing w:line="240" w:lineRule="auto"/>
-        <w:ind w:left="720"/>
-      </w:pPr>
-      <w:r>
-        <w:rPr>
-          <w:lang w:val="hi_IN" w:bidi="hi_IN"/>
-        </w:rPr>
-      </w:r>
-      <w:hyperlink r:id="rId84">
-        <w:r>
-          <w:rPr>
-            <w:lang w:val="hi_IN" w:bidi="hi_IN"/>
-          </w:rPr>
-          <w:rPr>
-            <w:color w:val="0000EE"/>
-            <w:u w:val="single"/>
-          </w:rPr>
-          <w:t>लूका 6:14–16</w:t>
-        </w:r>
-      </w:hyperlink>
-    </w:p>
-    <w:p>
-      <w:pPr>
-        <w:pStyle w:val="ListBullet"/>
-        <w:spacing w:line="240" w:lineRule="auto"/>
-        <w:ind w:left="720"/>
-      </w:pPr>
-      <w:r>
-        <w:rPr>
-          <w:lang w:val="hi_IN" w:bidi="hi_IN"/>
-        </w:rPr>
-      </w:r>
-      <w:hyperlink r:id="rId85">
-        <w:r>
-          <w:rPr>
-            <w:lang w:val="hi_IN" w:bidi="hi_IN"/>
-          </w:rPr>
-          <w:rPr>
-            <w:color w:val="0000EE"/>
-            <w:u w:val="single"/>
-          </w:rPr>
-          <w:t>मरकुस 3:17–19</w:t>
-        </w:r>
-      </w:hyperlink>
+      <w:r>
+        <w:rPr>
+          <w:lang w:val="hi_IN" w:bidi="hi_IN"/>
+        </w:rPr>
+        <w:t>प्रे.का. 1:12–14</w:t>
+      </w:r>
+    </w:p>
+    <w:p>
+      <w:pPr>
+        <w:pStyle w:val="ListBullet"/>
+        <w:spacing w:line="240" w:lineRule="auto"/>
+        <w:ind w:left="720"/>
+      </w:pPr>
+      <w:r>
+        <w:rPr>
+          <w:lang w:val="hi_IN" w:bidi="hi_IN"/>
+        </w:rPr>
+      </w:r>
+      <w:r>
+        <w:rPr>
+          <w:lang w:val="hi_IN" w:bidi="hi_IN"/>
+        </w:rPr>
+        <w:t>लूका 6:14–16</w:t>
+      </w:r>
+    </w:p>
+    <w:p>
+      <w:pPr>
+        <w:pStyle w:val="ListBullet"/>
+        <w:spacing w:line="240" w:lineRule="auto"/>
+        <w:ind w:left="720"/>
+      </w:pPr>
+      <w:r>
+        <w:rPr>
+          <w:lang w:val="hi_IN" w:bidi="hi_IN"/>
+        </w:rPr>
+      </w:r>
+      <w:r>
+        <w:rPr>
+          <w:lang w:val="hi_IN" w:bidi="hi_IN"/>
+        </w:rPr>
+        <w:t>मरकुस 3:17–19</w:t>
+      </w:r>
     </w:p>
     <w:p>
       <w:pPr>
@@ -7351,162 +6871,120 @@
           <w:lang w:val="hi_IN" w:bidi="hi_IN"/>
         </w:rPr>
       </w:r>
-      <w:hyperlink r:id="rId86">
-        <w:r>
-          <w:rPr>
-            <w:lang w:val="hi_IN" w:bidi="hi_IN"/>
-          </w:rPr>
-          <w:rPr>
-            <w:color w:val="0000EE"/>
-            <w:u w:val="single"/>
-          </w:rPr>
-          <w:t>प्रे.का. 4:36</w:t>
-        </w:r>
-      </w:hyperlink>
-    </w:p>
-    <w:p>
-      <w:pPr>
-        <w:pStyle w:val="ListBullet"/>
-        <w:spacing w:line="240" w:lineRule="auto"/>
-        <w:ind w:left="720"/>
-      </w:pPr>
-      <w:r>
-        <w:rPr>
-          <w:lang w:val="hi_IN" w:bidi="hi_IN"/>
-        </w:rPr>
-      </w:r>
-      <w:hyperlink r:id="rId87">
-        <w:r>
-          <w:rPr>
-            <w:lang w:val="hi_IN" w:bidi="hi_IN"/>
-          </w:rPr>
-          <w:rPr>
-            <w:color w:val="0000EE"/>
-            <w:u w:val="single"/>
-          </w:rPr>
-          <w:t>प्रे.का. 11:26</w:t>
-        </w:r>
-      </w:hyperlink>
-    </w:p>
-    <w:p>
-      <w:pPr>
-        <w:pStyle w:val="ListBullet"/>
-        <w:spacing w:line="240" w:lineRule="auto"/>
-        <w:ind w:left="720"/>
-      </w:pPr>
-      <w:r>
-        <w:rPr>
-          <w:lang w:val="hi_IN" w:bidi="hi_IN"/>
-        </w:rPr>
-      </w:r>
-      <w:hyperlink r:id="rId88">
-        <w:r>
-          <w:rPr>
-            <w:lang w:val="hi_IN" w:bidi="hi_IN"/>
-          </w:rPr>
-          <w:rPr>
-            <w:color w:val="0000EE"/>
-            <w:u w:val="single"/>
-          </w:rPr>
-          <w:t>प्रे.का. 13:3</w:t>
-        </w:r>
-      </w:hyperlink>
-    </w:p>
-    <w:p>
-      <w:pPr>
-        <w:pStyle w:val="ListBullet"/>
-        <w:spacing w:line="240" w:lineRule="auto"/>
-        <w:ind w:left="720"/>
-      </w:pPr>
-      <w:r>
-        <w:rPr>
-          <w:lang w:val="hi_IN" w:bidi="hi_IN"/>
-        </w:rPr>
-      </w:r>
-      <w:hyperlink r:id="rId89">
-        <w:r>
-          <w:rPr>
-            <w:lang w:val="hi_IN" w:bidi="hi_IN"/>
-          </w:rPr>
-          <w:rPr>
-            <w:color w:val="0000EE"/>
-            <w:u w:val="single"/>
-          </w:rPr>
-          <w:t>प्रे.का. 15:33</w:t>
-        </w:r>
-      </w:hyperlink>
-    </w:p>
-    <w:p>
-      <w:pPr>
-        <w:pStyle w:val="ListBullet"/>
-        <w:spacing w:line="240" w:lineRule="auto"/>
-        <w:ind w:left="720"/>
-      </w:pPr>
-      <w:r>
-        <w:rPr>
-          <w:lang w:val="hi_IN" w:bidi="hi_IN"/>
-        </w:rPr>
-      </w:r>
-      <w:hyperlink r:id="rId90">
-        <w:r>
-          <w:rPr>
-            <w:lang w:val="hi_IN" w:bidi="hi_IN"/>
-          </w:rPr>
-          <w:rPr>
-            <w:color w:val="0000EE"/>
-            <w:u w:val="single"/>
-          </w:rPr>
-          <w:t>कुलुस्सियों 4:10–11</w:t>
-        </w:r>
-      </w:hyperlink>
-    </w:p>
-    <w:p>
-      <w:pPr>
-        <w:pStyle w:val="ListBullet"/>
-        <w:spacing w:line="240" w:lineRule="auto"/>
-        <w:ind w:left="720"/>
-      </w:pPr>
-      <w:r>
-        <w:rPr>
-          <w:lang w:val="hi_IN" w:bidi="hi_IN"/>
-        </w:rPr>
-      </w:r>
-      <w:hyperlink r:id="rId91">
-        <w:r>
-          <w:rPr>
-            <w:lang w:val="hi_IN" w:bidi="hi_IN"/>
-          </w:rPr>
-          <w:rPr>
-            <w:color w:val="0000EE"/>
-            <w:u w:val="single"/>
-          </w:rPr>
-          <w:t>गलातियों 2:9–10</w:t>
-        </w:r>
-      </w:hyperlink>
-    </w:p>
-    <w:p>
-      <w:pPr>
-        <w:pStyle w:val="ListBullet"/>
-        <w:spacing w:line="240" w:lineRule="auto"/>
-        <w:ind w:left="720"/>
-      </w:pPr>
-      <w:r>
-        <w:rPr>
-          <w:lang w:val="hi_IN" w:bidi="hi_IN"/>
-        </w:rPr>
-      </w:r>
-      <w:hyperlink r:id="rId92">
-        <w:r>
-          <w:rPr>
-            <w:lang w:val="hi_IN" w:bidi="hi_IN"/>
-          </w:rPr>
-          <w:rPr>
-            <w:color w:val="0000EE"/>
-            <w:u w:val="single"/>
-          </w:rPr>
-          <w:t>गलातियों 2:13</w:t>
-        </w:r>
-      </w:hyperlink>
+      <w:r>
+        <w:rPr>
+          <w:lang w:val="hi_IN" w:bidi="hi_IN"/>
+        </w:rPr>
+        <w:t>प्रे.का. 4:36</w:t>
+      </w:r>
+    </w:p>
+    <w:p>
+      <w:pPr>
+        <w:pStyle w:val="ListBullet"/>
+        <w:spacing w:line="240" w:lineRule="auto"/>
+        <w:ind w:left="720"/>
+      </w:pPr>
+      <w:r>
+        <w:rPr>
+          <w:lang w:val="hi_IN" w:bidi="hi_IN"/>
+        </w:rPr>
+      </w:r>
+      <w:r>
+        <w:rPr>
+          <w:lang w:val="hi_IN" w:bidi="hi_IN"/>
+        </w:rPr>
+        <w:t>प्रे.का. 11:26</w:t>
+      </w:r>
+    </w:p>
+    <w:p>
+      <w:pPr>
+        <w:pStyle w:val="ListBullet"/>
+        <w:spacing w:line="240" w:lineRule="auto"/>
+        <w:ind w:left="720"/>
+      </w:pPr>
+      <w:r>
+        <w:rPr>
+          <w:lang w:val="hi_IN" w:bidi="hi_IN"/>
+        </w:rPr>
+      </w:r>
+      <w:r>
+        <w:rPr>
+          <w:lang w:val="hi_IN" w:bidi="hi_IN"/>
+        </w:rPr>
+        <w:t>प्रे.का. 13:3</w:t>
+      </w:r>
+    </w:p>
+    <w:p>
+      <w:pPr>
+        <w:pStyle w:val="ListBullet"/>
+        <w:spacing w:line="240" w:lineRule="auto"/>
+        <w:ind w:left="720"/>
+      </w:pPr>
+      <w:r>
+        <w:rPr>
+          <w:lang w:val="hi_IN" w:bidi="hi_IN"/>
+        </w:rPr>
+      </w:r>
+      <w:r>
+        <w:rPr>
+          <w:lang w:val="hi_IN" w:bidi="hi_IN"/>
+        </w:rPr>
+        <w:t>प्रे.का. 15:33</w:t>
+      </w:r>
+    </w:p>
+    <w:p>
+      <w:pPr>
+        <w:pStyle w:val="ListBullet"/>
+        <w:spacing w:line="240" w:lineRule="auto"/>
+        <w:ind w:left="720"/>
+      </w:pPr>
+      <w:r>
+        <w:rPr>
+          <w:lang w:val="hi_IN" w:bidi="hi_IN"/>
+        </w:rPr>
+      </w:r>
+      <w:r>
+        <w:rPr>
+          <w:lang w:val="hi_IN" w:bidi="hi_IN"/>
+        </w:rPr>
+        <w:t>कुलुस्सियों 4:10–11</w:t>
+      </w:r>
+    </w:p>
+    <w:p>
+      <w:pPr>
+        <w:pStyle w:val="ListBullet"/>
+        <w:spacing w:line="240" w:lineRule="auto"/>
+        <w:ind w:left="720"/>
+      </w:pPr>
+      <w:r>
+        <w:rPr>
+          <w:lang w:val="hi_IN" w:bidi="hi_IN"/>
+        </w:rPr>
+      </w:r>
+      <w:r>
+        <w:rPr>
+          <w:lang w:val="hi_IN" w:bidi="hi_IN"/>
+        </w:rPr>
+        <w:t>गलातियों 2:9–10</w:t>
+      </w:r>
+    </w:p>
+    <w:p>
+      <w:pPr>
+        <w:pStyle w:val="ListBullet"/>
+        <w:spacing w:line="240" w:lineRule="auto"/>
+        <w:ind w:left="720"/>
+      </w:pPr>
+      <w:r>
+        <w:rPr>
+          <w:lang w:val="hi_IN" w:bidi="hi_IN"/>
+        </w:rPr>
+      </w:r>
+      <w:r>
+        <w:rPr>
+          <w:lang w:val="hi_IN" w:bidi="hi_IN"/>
+        </w:rPr>
+        <w:t>गलातियों 2:13</w:t>
+      </w:r>
     </w:p>
     <w:p>
       <w:pPr>
@@ -7920,138 +7398,102 @@
           <w:lang w:val="hi_IN" w:bidi="hi_IN"/>
         </w:rPr>
       </w:r>
-      <w:hyperlink r:id="rId50">
-        <w:r>
-          <w:rPr>
-            <w:lang w:val="hi_IN" w:bidi="hi_IN"/>
-          </w:rPr>
-          <w:rPr>
-            <w:color w:val="0000EE"/>
-            <w:u w:val="single"/>
-          </w:rPr>
-          <w:t>1 राजा 12:18–19</w:t>
-        </w:r>
-      </w:hyperlink>
-    </w:p>
-    <w:p>
-      <w:pPr>
-        <w:pStyle w:val="ListBullet"/>
-        <w:spacing w:line="240" w:lineRule="auto"/>
-        <w:ind w:left="720"/>
-      </w:pPr>
-      <w:r>
-        <w:rPr>
-          <w:lang w:val="hi_IN" w:bidi="hi_IN"/>
-        </w:rPr>
-      </w:r>
-      <w:hyperlink r:id="rId56">
-        <w:r>
-          <w:rPr>
-            <w:lang w:val="hi_IN" w:bidi="hi_IN"/>
-          </w:rPr>
-          <w:rPr>
-            <w:color w:val="0000EE"/>
-            <w:u w:val="single"/>
-          </w:rPr>
-          <w:t>1 शमूएल 12:14</w:t>
-        </w:r>
-      </w:hyperlink>
-    </w:p>
-    <w:p>
-      <w:pPr>
-        <w:pStyle w:val="ListBullet"/>
-        <w:spacing w:line="240" w:lineRule="auto"/>
-        <w:ind w:left="720"/>
-      </w:pPr>
-      <w:r>
-        <w:rPr>
-          <w:lang w:val="hi_IN" w:bidi="hi_IN"/>
-        </w:rPr>
-      </w:r>
-      <w:hyperlink r:id="rId37">
-        <w:r>
-          <w:rPr>
-            <w:lang w:val="hi_IN" w:bidi="hi_IN"/>
-          </w:rPr>
-          <w:rPr>
-            <w:color w:val="0000EE"/>
-            <w:u w:val="single"/>
-          </w:rPr>
-          <w:t>1 तीमुथियुस 01:9–11</w:t>
-        </w:r>
-      </w:hyperlink>
-    </w:p>
-    <w:p>
-      <w:pPr>
-        <w:pStyle w:val="ListBullet"/>
-        <w:spacing w:line="240" w:lineRule="auto"/>
-        <w:ind w:left="720"/>
-      </w:pPr>
-      <w:r>
-        <w:rPr>
-          <w:lang w:val="hi_IN" w:bidi="hi_IN"/>
-        </w:rPr>
-      </w:r>
-      <w:hyperlink r:id="rId93">
-        <w:r>
-          <w:rPr>
-            <w:lang w:val="hi_IN" w:bidi="hi_IN"/>
-          </w:rPr>
-          <w:rPr>
-            <w:color w:val="0000EE"/>
-            <w:u w:val="single"/>
-          </w:rPr>
-          <w:t>2 इतिहास 10:17–19</w:t>
-        </w:r>
-      </w:hyperlink>
-    </w:p>
-    <w:p>
-      <w:pPr>
-        <w:pStyle w:val="ListBullet"/>
-        <w:spacing w:line="240" w:lineRule="auto"/>
-        <w:ind w:left="720"/>
-      </w:pPr>
-      <w:r>
-        <w:rPr>
-          <w:lang w:val="hi_IN" w:bidi="hi_IN"/>
-        </w:rPr>
-      </w:r>
-      <w:hyperlink r:id="rId94">
-        <w:r>
-          <w:rPr>
-            <w:lang w:val="hi_IN" w:bidi="hi_IN"/>
-          </w:rPr>
-          <w:rPr>
-            <w:color w:val="0000EE"/>
-            <w:u w:val="single"/>
-          </w:rPr>
-          <w:t>प्रेरि. 21:37–38</w:t>
-        </w:r>
-      </w:hyperlink>
-    </w:p>
-    <w:p>
-      <w:pPr>
-        <w:pStyle w:val="ListBullet"/>
-        <w:spacing w:line="240" w:lineRule="auto"/>
-        <w:ind w:left="720"/>
-      </w:pPr>
-      <w:r>
-        <w:rPr>
-          <w:lang w:val="hi_IN" w:bidi="hi_IN"/>
-        </w:rPr>
-      </w:r>
-      <w:hyperlink r:id="rId95">
-        <w:r>
-          <w:rPr>
-            <w:lang w:val="hi_IN" w:bidi="hi_IN"/>
-          </w:rPr>
-          <w:rPr>
-            <w:color w:val="0000EE"/>
-            <w:u w:val="single"/>
-          </w:rPr>
-          <w:t>लूका 23:18–19</w:t>
-        </w:r>
-      </w:hyperlink>
+      <w:r>
+        <w:rPr>
+          <w:lang w:val="hi_IN" w:bidi="hi_IN"/>
+        </w:rPr>
+        <w:t>1 राजा 12:18–19</w:t>
+      </w:r>
+    </w:p>
+    <w:p>
+      <w:pPr>
+        <w:pStyle w:val="ListBullet"/>
+        <w:spacing w:line="240" w:lineRule="auto"/>
+        <w:ind w:left="720"/>
+      </w:pPr>
+      <w:r>
+        <w:rPr>
+          <w:lang w:val="hi_IN" w:bidi="hi_IN"/>
+        </w:rPr>
+      </w:r>
+      <w:r>
+        <w:rPr>
+          <w:lang w:val="hi_IN" w:bidi="hi_IN"/>
+        </w:rPr>
+        <w:t>1 शमूएल 12:14</w:t>
+      </w:r>
+    </w:p>
+    <w:p>
+      <w:pPr>
+        <w:pStyle w:val="ListBullet"/>
+        <w:spacing w:line="240" w:lineRule="auto"/>
+        <w:ind w:left="720"/>
+      </w:pPr>
+      <w:r>
+        <w:rPr>
+          <w:lang w:val="hi_IN" w:bidi="hi_IN"/>
+        </w:rPr>
+      </w:r>
+      <w:r>
+        <w:rPr>
+          <w:lang w:val="hi_IN" w:bidi="hi_IN"/>
+        </w:rPr>
+        <w:t>1 तीमुथियुस 01:9–11</w:t>
+      </w:r>
+    </w:p>
+    <w:p>
+      <w:pPr>
+        <w:pStyle w:val="ListBullet"/>
+        <w:spacing w:line="240" w:lineRule="auto"/>
+        <w:ind w:left="720"/>
+      </w:pPr>
+      <w:r>
+        <w:rPr>
+          <w:lang w:val="hi_IN" w:bidi="hi_IN"/>
+        </w:rPr>
+      </w:r>
+      <w:r>
+        <w:rPr>
+          <w:lang w:val="hi_IN" w:bidi="hi_IN"/>
+        </w:rPr>
+        <w:t>2 इतिहास 10:17–19</w:t>
+      </w:r>
+    </w:p>
+    <w:p>
+      <w:pPr>
+        <w:pStyle w:val="ListBullet"/>
+        <w:spacing w:line="240" w:lineRule="auto"/>
+        <w:ind w:left="720"/>
+      </w:pPr>
+      <w:r>
+        <w:rPr>
+          <w:lang w:val="hi_IN" w:bidi="hi_IN"/>
+        </w:rPr>
+      </w:r>
+      <w:r>
+        <w:rPr>
+          <w:lang w:val="hi_IN" w:bidi="hi_IN"/>
+        </w:rPr>
+        <w:t>प्रेरि. 21:37–38</w:t>
+      </w:r>
+    </w:p>
+    <w:p>
+      <w:pPr>
+        <w:pStyle w:val="ListBullet"/>
+        <w:spacing w:line="240" w:lineRule="auto"/>
+        <w:ind w:left="720"/>
+      </w:pPr>
+      <w:r>
+        <w:rPr>
+          <w:lang w:val="hi_IN" w:bidi="hi_IN"/>
+        </w:rPr>
+      </w:r>
+      <w:r>
+        <w:rPr>
+          <w:lang w:val="hi_IN" w:bidi="hi_IN"/>
+        </w:rPr>
+        <w:t>लूका 23:18–19</w:t>
+      </w:r>
     </w:p>
     <w:p>
       <w:pPr>
@@ -8745,186 +8187,138 @@
           <w:lang w:val="hi_IN" w:bidi="hi_IN"/>
         </w:rPr>
       </w:r>
-      <w:hyperlink r:id="rId96">
-        <w:r>
-          <w:rPr>
-            <w:lang w:val="hi_IN" w:bidi="hi_IN"/>
-          </w:rPr>
-          <w:rPr>
-            <w:color w:val="0000EE"/>
-            <w:u w:val="single"/>
-          </w:rPr>
-          <w:t>2 तीमुथियुस 04:6–8</w:t>
-        </w:r>
-      </w:hyperlink>
-    </w:p>
-    <w:p>
-      <w:pPr>
-        <w:pStyle w:val="ListBullet"/>
-        <w:spacing w:line="240" w:lineRule="auto"/>
-        <w:ind w:left="720"/>
-      </w:pPr>
-      <w:r>
-        <w:rPr>
-          <w:lang w:val="hi_IN" w:bidi="hi_IN"/>
-        </w:rPr>
-      </w:r>
-      <w:hyperlink r:id="rId97">
-        <w:r>
-          <w:rPr>
-            <w:lang w:val="hi_IN" w:bidi="hi_IN"/>
-          </w:rPr>
-          <w:rPr>
-            <w:color w:val="0000EE"/>
-            <w:u w:val="single"/>
-          </w:rPr>
-          <w:t>प्रे.का. 07:41–42</w:t>
-        </w:r>
-      </w:hyperlink>
-    </w:p>
-    <w:p>
-      <w:pPr>
-        <w:pStyle w:val="ListBullet"/>
-        <w:spacing w:line="240" w:lineRule="auto"/>
-        <w:ind w:left="720"/>
-      </w:pPr>
-      <w:r>
-        <w:rPr>
-          <w:lang w:val="hi_IN" w:bidi="hi_IN"/>
-        </w:rPr>
-      </w:r>
-      <w:hyperlink r:id="rId98">
-        <w:r>
-          <w:rPr>
-            <w:lang w:val="hi_IN" w:bidi="hi_IN"/>
-          </w:rPr>
-          <w:rPr>
-            <w:color w:val="0000EE"/>
-            <w:u w:val="single"/>
-          </w:rPr>
-          <w:t>प्रे.का. 21:25–26</w:t>
-        </w:r>
-      </w:hyperlink>
-    </w:p>
-    <w:p>
-      <w:pPr>
-        <w:pStyle w:val="ListBullet"/>
-        <w:spacing w:line="240" w:lineRule="auto"/>
-        <w:ind w:left="720"/>
-      </w:pPr>
-      <w:r>
-        <w:rPr>
-          <w:lang w:val="hi_IN" w:bidi="hi_IN"/>
-        </w:rPr>
-      </w:r>
-      <w:hyperlink r:id="rId99">
-        <w:r>
-          <w:rPr>
-            <w:lang w:val="hi_IN" w:bidi="hi_IN"/>
-          </w:rPr>
-          <w:rPr>
-            <w:color w:val="0000EE"/>
-            <w:u w:val="single"/>
-          </w:rPr>
-          <w:t>उत्पत्ति 04:3–5</w:t>
-        </w:r>
-      </w:hyperlink>
-    </w:p>
-    <w:p>
-      <w:pPr>
-        <w:pStyle w:val="ListBullet"/>
-        <w:spacing w:line="240" w:lineRule="auto"/>
-        <w:ind w:left="720"/>
-      </w:pPr>
-      <w:r>
-        <w:rPr>
-          <w:lang w:val="hi_IN" w:bidi="hi_IN"/>
-        </w:rPr>
-      </w:r>
-      <w:hyperlink r:id="rId100">
-        <w:r>
-          <w:rPr>
-            <w:lang w:val="hi_IN" w:bidi="hi_IN"/>
-          </w:rPr>
-          <w:rPr>
-            <w:color w:val="0000EE"/>
-            <w:u w:val="single"/>
-          </w:rPr>
-          <w:t>याकूब 02:21–24</w:t>
-        </w:r>
-      </w:hyperlink>
-    </w:p>
-    <w:p>
-      <w:pPr>
-        <w:pStyle w:val="ListBullet"/>
-        <w:spacing w:line="240" w:lineRule="auto"/>
-        <w:ind w:left="720"/>
-      </w:pPr>
-      <w:r>
-        <w:rPr>
-          <w:lang w:val="hi_IN" w:bidi="hi_IN"/>
-        </w:rPr>
-      </w:r>
-      <w:hyperlink r:id="rId101">
-        <w:r>
-          <w:rPr>
-            <w:lang w:val="hi_IN" w:bidi="hi_IN"/>
-          </w:rPr>
-          <w:rPr>
-            <w:color w:val="0000EE"/>
-            <w:u w:val="single"/>
-          </w:rPr>
-          <w:t>मरकुस 01:21–22</w:t>
-        </w:r>
-      </w:hyperlink>
-    </w:p>
-    <w:p>
-      <w:pPr>
-        <w:pStyle w:val="ListBullet"/>
-        <w:spacing w:line="240" w:lineRule="auto"/>
-        <w:ind w:left="720"/>
-      </w:pPr>
-      <w:r>
-        <w:rPr>
-          <w:lang w:val="hi_IN" w:bidi="hi_IN"/>
-        </w:rPr>
-      </w:r>
-      <w:hyperlink r:id="rId102">
-        <w:r>
-          <w:rPr>
-            <w:lang w:val="hi_IN" w:bidi="hi_IN"/>
-          </w:rPr>
-          <w:rPr>
-            <w:color w:val="0000EE"/>
-            <w:u w:val="single"/>
-          </w:rPr>
-          <w:t>मरकुस 14:12–14</w:t>
-        </w:r>
-      </w:hyperlink>
-    </w:p>
-    <w:p>
-      <w:pPr>
-        <w:pStyle w:val="ListBullet"/>
-        <w:spacing w:line="240" w:lineRule="auto"/>
-        <w:ind w:left="720"/>
-      </w:pPr>
-      <w:r>
-        <w:rPr>
-          <w:lang w:val="hi_IN" w:bidi="hi_IN"/>
-        </w:rPr>
-      </w:r>
-      <w:hyperlink r:id="rId103">
-        <w:r>
-          <w:rPr>
-            <w:lang w:val="hi_IN" w:bidi="hi_IN"/>
-          </w:rPr>
-          <w:rPr>
-            <w:color w:val="0000EE"/>
-            <w:u w:val="single"/>
-          </w:rPr>
-          <w:t>मत्ती. 05:23–24</w:t>
-        </w:r>
-      </w:hyperlink>
+      <w:r>
+        <w:rPr>
+          <w:lang w:val="hi_IN" w:bidi="hi_IN"/>
+        </w:rPr>
+        <w:t>2 तीमुथियुस 04:6–8</w:t>
+      </w:r>
+    </w:p>
+    <w:p>
+      <w:pPr>
+        <w:pStyle w:val="ListBullet"/>
+        <w:spacing w:line="240" w:lineRule="auto"/>
+        <w:ind w:left="720"/>
+      </w:pPr>
+      <w:r>
+        <w:rPr>
+          <w:lang w:val="hi_IN" w:bidi="hi_IN"/>
+        </w:rPr>
+      </w:r>
+      <w:r>
+        <w:rPr>
+          <w:lang w:val="hi_IN" w:bidi="hi_IN"/>
+        </w:rPr>
+        <w:t>प्रे.का. 07:41–42</w:t>
+      </w:r>
+    </w:p>
+    <w:p>
+      <w:pPr>
+        <w:pStyle w:val="ListBullet"/>
+        <w:spacing w:line="240" w:lineRule="auto"/>
+        <w:ind w:left="720"/>
+      </w:pPr>
+      <w:r>
+        <w:rPr>
+          <w:lang w:val="hi_IN" w:bidi="hi_IN"/>
+        </w:rPr>
+      </w:r>
+      <w:r>
+        <w:rPr>
+          <w:lang w:val="hi_IN" w:bidi="hi_IN"/>
+        </w:rPr>
+        <w:t>प्रे.का. 21:25–26</w:t>
+      </w:r>
+    </w:p>
+    <w:p>
+      <w:pPr>
+        <w:pStyle w:val="ListBullet"/>
+        <w:spacing w:line="240" w:lineRule="auto"/>
+        <w:ind w:left="720"/>
+      </w:pPr>
+      <w:r>
+        <w:rPr>
+          <w:lang w:val="hi_IN" w:bidi="hi_IN"/>
+        </w:rPr>
+      </w:r>
+      <w:r>
+        <w:rPr>
+          <w:lang w:val="hi_IN" w:bidi="hi_IN"/>
+        </w:rPr>
+        <w:t>उत्पत्ति 04:3–5</w:t>
+      </w:r>
+    </w:p>
+    <w:p>
+      <w:pPr>
+        <w:pStyle w:val="ListBullet"/>
+        <w:spacing w:line="240" w:lineRule="auto"/>
+        <w:ind w:left="720"/>
+      </w:pPr>
+      <w:r>
+        <w:rPr>
+          <w:lang w:val="hi_IN" w:bidi="hi_IN"/>
+        </w:rPr>
+      </w:r>
+      <w:r>
+        <w:rPr>
+          <w:lang w:val="hi_IN" w:bidi="hi_IN"/>
+        </w:rPr>
+        <w:t>याकूब 02:21–24</w:t>
+      </w:r>
+    </w:p>
+    <w:p>
+      <w:pPr>
+        <w:pStyle w:val="ListBullet"/>
+        <w:spacing w:line="240" w:lineRule="auto"/>
+        <w:ind w:left="720"/>
+      </w:pPr>
+      <w:r>
+        <w:rPr>
+          <w:lang w:val="hi_IN" w:bidi="hi_IN"/>
+        </w:rPr>
+      </w:r>
+      <w:r>
+        <w:rPr>
+          <w:lang w:val="hi_IN" w:bidi="hi_IN"/>
+        </w:rPr>
+        <w:t>मरकुस 01:21–22</w:t>
+      </w:r>
+    </w:p>
+    <w:p>
+      <w:pPr>
+        <w:pStyle w:val="ListBullet"/>
+        <w:spacing w:line="240" w:lineRule="auto"/>
+        <w:ind w:left="720"/>
+      </w:pPr>
+      <w:r>
+        <w:rPr>
+          <w:lang w:val="hi_IN" w:bidi="hi_IN"/>
+        </w:rPr>
+      </w:r>
+      <w:r>
+        <w:rPr>
+          <w:lang w:val="hi_IN" w:bidi="hi_IN"/>
+        </w:rPr>
+        <w:t>मरकुस 14:12–14</w:t>
+      </w:r>
+    </w:p>
+    <w:p>
+      <w:pPr>
+        <w:pStyle w:val="ListBullet"/>
+        <w:spacing w:line="240" w:lineRule="auto"/>
+        <w:ind w:left="720"/>
+      </w:pPr>
+      <w:r>
+        <w:rPr>
+          <w:lang w:val="hi_IN" w:bidi="hi_IN"/>
+        </w:rPr>
+      </w:r>
+      <w:r>
+        <w:rPr>
+          <w:lang w:val="hi_IN" w:bidi="hi_IN"/>
+        </w:rPr>
+        <w:t>मत्ती. 05:23–24</w:t>
+      </w:r>
     </w:p>
     <w:p>
       <w:pPr>
@@ -9540,162 +8934,120 @@
           <w:lang w:val="hi_IN" w:bidi="hi_IN"/>
         </w:rPr>
       </w:r>
-      <w:hyperlink r:id="rId104">
-        <w:r>
-          <w:rPr>
-            <w:lang w:val="hi_IN" w:bidi="hi_IN"/>
-          </w:rPr>
-          <w:rPr>
-            <w:color w:val="0000EE"/>
-            <w:u w:val="single"/>
-          </w:rPr>
-          <w:t>प्रे.का. 7:17–19</w:t>
-        </w:r>
-      </w:hyperlink>
-    </w:p>
-    <w:p>
-      <w:pPr>
-        <w:pStyle w:val="ListBullet"/>
-        <w:spacing w:line="240" w:lineRule="auto"/>
-        <w:ind w:left="720"/>
-      </w:pPr>
-      <w:r>
-        <w:rPr>
-          <w:lang w:val="hi_IN" w:bidi="hi_IN"/>
-        </w:rPr>
-      </w:r>
-      <w:hyperlink r:id="rId105">
-        <w:r>
-          <w:rPr>
-            <w:lang w:val="hi_IN" w:bidi="hi_IN"/>
-          </w:rPr>
-          <w:rPr>
-            <w:color w:val="0000EE"/>
-            <w:u w:val="single"/>
-          </w:rPr>
-          <w:t>मरकुस 3:13–16</w:t>
-        </w:r>
-      </w:hyperlink>
-    </w:p>
-    <w:p>
-      <w:pPr>
-        <w:pStyle w:val="ListBullet"/>
-        <w:spacing w:line="240" w:lineRule="auto"/>
-        <w:ind w:left="720"/>
-      </w:pPr>
-      <w:r>
-        <w:rPr>
-          <w:lang w:val="hi_IN" w:bidi="hi_IN"/>
-        </w:rPr>
-      </w:r>
-      <w:hyperlink r:id="rId106">
-        <w:r>
-          <w:rPr>
-            <w:lang w:val="hi_IN" w:bidi="hi_IN"/>
-          </w:rPr>
-          <w:rPr>
-            <w:color w:val="0000EE"/>
-            <w:u w:val="single"/>
-          </w:rPr>
-          <w:t>मरकुस 9:29</w:t>
-        </w:r>
-      </w:hyperlink>
-    </w:p>
-    <w:p>
-      <w:pPr>
-        <w:pStyle w:val="ListBullet"/>
-        <w:spacing w:line="240" w:lineRule="auto"/>
-        <w:ind w:left="720"/>
-      </w:pPr>
-      <w:r>
-        <w:rPr>
-          <w:lang w:val="hi_IN" w:bidi="hi_IN"/>
-        </w:rPr>
-      </w:r>
-      <w:hyperlink r:id="rId107">
-        <w:r>
-          <w:rPr>
-            <w:lang w:val="hi_IN" w:bidi="hi_IN"/>
-          </w:rPr>
-          <w:rPr>
-            <w:color w:val="0000EE"/>
-            <w:u w:val="single"/>
-          </w:rPr>
-          <w:t>मत्ती 7:21–23</w:t>
-        </w:r>
-      </w:hyperlink>
-    </w:p>
-    <w:p>
-      <w:pPr>
-        <w:pStyle w:val="ListBullet"/>
-        <w:spacing w:line="240" w:lineRule="auto"/>
-        <w:ind w:left="720"/>
-      </w:pPr>
-      <w:r>
-        <w:rPr>
-          <w:lang w:val="hi_IN" w:bidi="hi_IN"/>
-        </w:rPr>
-      </w:r>
-      <w:hyperlink r:id="rId108">
-        <w:r>
-          <w:rPr>
-            <w:lang w:val="hi_IN" w:bidi="hi_IN"/>
-          </w:rPr>
-          <w:rPr>
-            <w:color w:val="0000EE"/>
-            <w:u w:val="single"/>
-          </w:rPr>
-          <w:t>मत्ती 9:32–34</w:t>
-        </w:r>
-      </w:hyperlink>
-    </w:p>
-    <w:p>
-      <w:pPr>
-        <w:pStyle w:val="ListBullet"/>
-        <w:spacing w:line="240" w:lineRule="auto"/>
-        <w:ind w:left="720"/>
-      </w:pPr>
-      <w:r>
-        <w:rPr>
-          <w:lang w:val="hi_IN" w:bidi="hi_IN"/>
-        </w:rPr>
-      </w:r>
-      <w:hyperlink r:id="rId109">
-        <w:r>
-          <w:rPr>
-            <w:lang w:val="hi_IN" w:bidi="hi_IN"/>
-          </w:rPr>
-          <w:rPr>
-            <w:color w:val="0000EE"/>
-            <w:u w:val="single"/>
-          </w:rPr>
-          <w:t>मत्ती 12:24</w:t>
-        </w:r>
-      </w:hyperlink>
-    </w:p>
-    <w:p>
-      <w:pPr>
-        <w:pStyle w:val="ListBullet"/>
-        <w:spacing w:line="240" w:lineRule="auto"/>
-        <w:ind w:left="720"/>
-      </w:pPr>
-      <w:r>
-        <w:rPr>
-          <w:lang w:val="hi_IN" w:bidi="hi_IN"/>
-        </w:rPr>
-      </w:r>
-      <w:hyperlink r:id="rId110">
-        <w:r>
-          <w:rPr>
-            <w:lang w:val="hi_IN" w:bidi="hi_IN"/>
-          </w:rPr>
-          <w:rPr>
-            <w:color w:val="0000EE"/>
-            <w:u w:val="single"/>
-          </w:rPr>
-          <w:t>मत्ती 17:19–21</w:t>
-        </w:r>
-      </w:hyperlink>
+      <w:r>
+        <w:rPr>
+          <w:lang w:val="hi_IN" w:bidi="hi_IN"/>
+        </w:rPr>
+        <w:t>प्रे.का. 7:17–19</w:t>
+      </w:r>
+    </w:p>
+    <w:p>
+      <w:pPr>
+        <w:pStyle w:val="ListBullet"/>
+        <w:spacing w:line="240" w:lineRule="auto"/>
+        <w:ind w:left="720"/>
+      </w:pPr>
+      <w:r>
+        <w:rPr>
+          <w:lang w:val="hi_IN" w:bidi="hi_IN"/>
+        </w:rPr>
+      </w:r>
+      <w:r>
+        <w:rPr>
+          <w:lang w:val="hi_IN" w:bidi="hi_IN"/>
+        </w:rPr>
+        <w:t>मरकुस 3:13–16</w:t>
+      </w:r>
+    </w:p>
+    <w:p>
+      <w:pPr>
+        <w:pStyle w:val="ListBullet"/>
+        <w:spacing w:line="240" w:lineRule="auto"/>
+        <w:ind w:left="720"/>
+      </w:pPr>
+      <w:r>
+        <w:rPr>
+          <w:lang w:val="hi_IN" w:bidi="hi_IN"/>
+        </w:rPr>
+      </w:r>
+      <w:r>
+        <w:rPr>
+          <w:lang w:val="hi_IN" w:bidi="hi_IN"/>
+        </w:rPr>
+        <w:t>मरकुस 9:29</w:t>
+      </w:r>
+    </w:p>
+    <w:p>
+      <w:pPr>
+        <w:pStyle w:val="ListBullet"/>
+        <w:spacing w:line="240" w:lineRule="auto"/>
+        <w:ind w:left="720"/>
+      </w:pPr>
+      <w:r>
+        <w:rPr>
+          <w:lang w:val="hi_IN" w:bidi="hi_IN"/>
+        </w:rPr>
+      </w:r>
+      <w:r>
+        <w:rPr>
+          <w:lang w:val="hi_IN" w:bidi="hi_IN"/>
+        </w:rPr>
+        <w:t>मत्ती 7:21–23</w:t>
+      </w:r>
+    </w:p>
+    <w:p>
+      <w:pPr>
+        <w:pStyle w:val="ListBullet"/>
+        <w:spacing w:line="240" w:lineRule="auto"/>
+        <w:ind w:left="720"/>
+      </w:pPr>
+      <w:r>
+        <w:rPr>
+          <w:lang w:val="hi_IN" w:bidi="hi_IN"/>
+        </w:rPr>
+      </w:r>
+      <w:r>
+        <w:rPr>
+          <w:lang w:val="hi_IN" w:bidi="hi_IN"/>
+        </w:rPr>
+        <w:t>मत्ती 9:32–34</w:t>
+      </w:r>
+    </w:p>
+    <w:p>
+      <w:pPr>
+        <w:pStyle w:val="ListBullet"/>
+        <w:spacing w:line="240" w:lineRule="auto"/>
+        <w:ind w:left="720"/>
+      </w:pPr>
+      <w:r>
+        <w:rPr>
+          <w:lang w:val="hi_IN" w:bidi="hi_IN"/>
+        </w:rPr>
+      </w:r>
+      <w:r>
+        <w:rPr>
+          <w:lang w:val="hi_IN" w:bidi="hi_IN"/>
+        </w:rPr>
+        <w:t>मत्ती 12:24</w:t>
+      </w:r>
+    </w:p>
+    <w:p>
+      <w:pPr>
+        <w:pStyle w:val="ListBullet"/>
+        <w:spacing w:line="240" w:lineRule="auto"/>
+        <w:ind w:left="720"/>
+      </w:pPr>
+      <w:r>
+        <w:rPr>
+          <w:lang w:val="hi_IN" w:bidi="hi_IN"/>
+        </w:rPr>
+      </w:r>
+      <w:r>
+        <w:rPr>
+          <w:lang w:val="hi_IN" w:bidi="hi_IN"/>
+        </w:rPr>
+        <w:t>मत्ती 17:19–21</w:t>
+      </w:r>
     </w:p>
     <w:p>
       <w:pPr>
@@ -9970,114 +9322,84 @@
           <w:lang w:val="hi_IN" w:bidi="hi_IN"/>
         </w:rPr>
       </w:r>
-      <w:hyperlink r:id="rId56">
-        <w:r>
-          <w:rPr>
-            <w:lang w:val="hi_IN" w:bidi="hi_IN"/>
-          </w:rPr>
-          <w:rPr>
-            <w:color w:val="0000EE"/>
-            <w:u w:val="single"/>
-          </w:rPr>
-          <w:t>1 शमूएल 10:3–4</w:t>
-        </w:r>
-      </w:hyperlink>
-    </w:p>
-    <w:p>
-      <w:pPr>
-        <w:pStyle w:val="ListBullet"/>
-        <w:spacing w:line="240" w:lineRule="auto"/>
-        <w:ind w:left="720"/>
-      </w:pPr>
-      <w:r>
-        <w:rPr>
-          <w:lang w:val="hi_IN" w:bidi="hi_IN"/>
-        </w:rPr>
-      </w:r>
-      <w:hyperlink r:id="rId111">
-        <w:r>
-          <w:rPr>
-            <w:lang w:val="hi_IN" w:bidi="hi_IN"/>
-          </w:rPr>
-          <w:rPr>
-            <w:color w:val="0000EE"/>
-            <w:u w:val="single"/>
-          </w:rPr>
-          <w:t>उत्पत्ति 13:16–18</w:t>
-        </w:r>
-      </w:hyperlink>
-    </w:p>
-    <w:p>
-      <w:pPr>
-        <w:pStyle w:val="ListBullet"/>
-        <w:spacing w:line="240" w:lineRule="auto"/>
-        <w:ind w:left="720"/>
-      </w:pPr>
-      <w:r>
-        <w:rPr>
-          <w:lang w:val="hi_IN" w:bidi="hi_IN"/>
-        </w:rPr>
-      </w:r>
-      <w:hyperlink r:id="rId112">
-        <w:r>
-          <w:rPr>
-            <w:lang w:val="hi_IN" w:bidi="hi_IN"/>
-          </w:rPr>
-          <w:rPr>
-            <w:color w:val="0000EE"/>
-            <w:u w:val="single"/>
-          </w:rPr>
-          <w:t>उत्पत्ति 14:13–14</w:t>
-        </w:r>
-      </w:hyperlink>
-    </w:p>
-    <w:p>
-      <w:pPr>
-        <w:pStyle w:val="ListBullet"/>
-        <w:spacing w:line="240" w:lineRule="auto"/>
-        <w:ind w:left="720"/>
-      </w:pPr>
-      <w:r>
-        <w:rPr>
-          <w:lang w:val="hi_IN" w:bidi="hi_IN"/>
-        </w:rPr>
-      </w:r>
-      <w:hyperlink r:id="rId113">
-        <w:r>
-          <w:rPr>
-            <w:lang w:val="hi_IN" w:bidi="hi_IN"/>
-          </w:rPr>
-          <w:rPr>
-            <w:color w:val="0000EE"/>
-            <w:u w:val="single"/>
-          </w:rPr>
-          <w:t>उत्पत्ति 35:4–5</w:t>
-        </w:r>
-      </w:hyperlink>
-    </w:p>
-    <w:p>
-      <w:pPr>
-        <w:pStyle w:val="ListBullet"/>
-        <w:spacing w:line="240" w:lineRule="auto"/>
-        <w:ind w:left="720"/>
-      </w:pPr>
-      <w:r>
-        <w:rPr>
-          <w:lang w:val="hi_IN" w:bidi="hi_IN"/>
-        </w:rPr>
-      </w:r>
-      <w:hyperlink r:id="rId114">
-        <w:r>
-          <w:rPr>
-            <w:lang w:val="hi_IN" w:bidi="hi_IN"/>
-          </w:rPr>
-          <w:rPr>
-            <w:color w:val="0000EE"/>
-            <w:u w:val="single"/>
-          </w:rPr>
-          <w:t>न्यायियों 06:11–12</w:t>
-        </w:r>
-      </w:hyperlink>
+      <w:r>
+        <w:rPr>
+          <w:lang w:val="hi_IN" w:bidi="hi_IN"/>
+        </w:rPr>
+        <w:t>1 शमूएल 10:3–4</w:t>
+      </w:r>
+    </w:p>
+    <w:p>
+      <w:pPr>
+        <w:pStyle w:val="ListBullet"/>
+        <w:spacing w:line="240" w:lineRule="auto"/>
+        <w:ind w:left="720"/>
+      </w:pPr>
+      <w:r>
+        <w:rPr>
+          <w:lang w:val="hi_IN" w:bidi="hi_IN"/>
+        </w:rPr>
+      </w:r>
+      <w:r>
+        <w:rPr>
+          <w:lang w:val="hi_IN" w:bidi="hi_IN"/>
+        </w:rPr>
+        <w:t>उत्पत्ति 13:16–18</w:t>
+      </w:r>
+    </w:p>
+    <w:p>
+      <w:pPr>
+        <w:pStyle w:val="ListBullet"/>
+        <w:spacing w:line="240" w:lineRule="auto"/>
+        <w:ind w:left="720"/>
+      </w:pPr>
+      <w:r>
+        <w:rPr>
+          <w:lang w:val="hi_IN" w:bidi="hi_IN"/>
+        </w:rPr>
+      </w:r>
+      <w:r>
+        <w:rPr>
+          <w:lang w:val="hi_IN" w:bidi="hi_IN"/>
+        </w:rPr>
+        <w:t>उत्पत्ति 14:13–14</w:t>
+      </w:r>
+    </w:p>
+    <w:p>
+      <w:pPr>
+        <w:pStyle w:val="ListBullet"/>
+        <w:spacing w:line="240" w:lineRule="auto"/>
+        <w:ind w:left="720"/>
+      </w:pPr>
+      <w:r>
+        <w:rPr>
+          <w:lang w:val="hi_IN" w:bidi="hi_IN"/>
+        </w:rPr>
+      </w:r>
+      <w:r>
+        <w:rPr>
+          <w:lang w:val="hi_IN" w:bidi="hi_IN"/>
+        </w:rPr>
+        <w:t>उत्पत्ति 35:4–5</w:t>
+      </w:r>
+    </w:p>
+    <w:p>
+      <w:pPr>
+        <w:pStyle w:val="ListBullet"/>
+        <w:spacing w:line="240" w:lineRule="auto"/>
+        <w:ind w:left="720"/>
+      </w:pPr>
+      <w:r>
+        <w:rPr>
+          <w:lang w:val="hi_IN" w:bidi="hi_IN"/>
+        </w:rPr>
+      </w:r>
+      <w:r>
+        <w:rPr>
+          <w:lang w:val="hi_IN" w:bidi="hi_IN"/>
+        </w:rPr>
+        <w:t>न्यायियों 06:11–12</w:t>
+      </w:r>
     </w:p>
     <w:p>
       <w:pPr>
@@ -10602,18 +9924,12 @@
           <w:lang w:val="hi_IN" w:bidi="hi_IN"/>
         </w:rPr>
       </w:r>
-      <w:hyperlink r:id="rId115">
-        <w:r>
-          <w:rPr>
-            <w:lang w:val="hi_IN" w:bidi="hi_IN"/>
-          </w:rPr>
-          <w:rPr>
-            <w:color w:val="0000EE"/>
-            <w:u w:val="single"/>
-          </w:rPr>
-          <w:t>लैव्यव्यवस्था 8:7</w:t>
-        </w:r>
-      </w:hyperlink>
+      <w:r>
+        <w:rPr>
+          <w:lang w:val="hi_IN" w:bidi="hi_IN"/>
+        </w:rPr>
+        <w:t>लैव्यव्यवस्था 8:7</w:t>
+      </w:r>
     </w:p>
     <w:p>
       <w:pPr>
@@ -10835,138 +10151,102 @@
           <w:lang w:val="hi_IN" w:bidi="hi_IN"/>
         </w:rPr>
       </w:r>
-      <w:hyperlink r:id="rId53">
-        <w:r>
-          <w:rPr>
-            <w:lang w:val="hi_IN" w:bidi="hi_IN"/>
-          </w:rPr>
-          <w:rPr>
-            <w:color w:val="0000EE"/>
-            <w:u w:val="single"/>
-          </w:rPr>
-          <w:t>1 कुरिन्थियों 14:7</w:t>
-        </w:r>
-      </w:hyperlink>
-    </w:p>
-    <w:p>
-      <w:pPr>
-        <w:pStyle w:val="ListBullet"/>
-        <w:spacing w:line="240" w:lineRule="auto"/>
-        <w:ind w:left="720"/>
-      </w:pPr>
-      <w:r>
-        <w:rPr>
-          <w:lang w:val="hi_IN" w:bidi="hi_IN"/>
-        </w:rPr>
-      </w:r>
-      <w:hyperlink r:id="rId50">
-        <w:r>
-          <w:rPr>
-            <w:lang w:val="hi_IN" w:bidi="hi_IN"/>
-          </w:rPr>
-          <w:rPr>
-            <w:color w:val="0000EE"/>
-            <w:u w:val="single"/>
-          </w:rPr>
-          <w:t>1 राजा. 1:38–40</w:t>
-        </w:r>
-      </w:hyperlink>
-    </w:p>
-    <w:p>
-      <w:pPr>
-        <w:pStyle w:val="ListBullet"/>
-        <w:spacing w:line="240" w:lineRule="auto"/>
-        <w:ind w:left="720"/>
-      </w:pPr>
-      <w:r>
-        <w:rPr>
-          <w:lang w:val="hi_IN" w:bidi="hi_IN"/>
-        </w:rPr>
-      </w:r>
-      <w:hyperlink r:id="rId116">
-        <w:r>
-          <w:rPr>
-            <w:lang w:val="hi_IN" w:bidi="hi_IN"/>
-          </w:rPr>
-          <w:rPr>
-            <w:color w:val="0000EE"/>
-            <w:u w:val="single"/>
-          </w:rPr>
-          <w:t>दानिय्येल 3:3–5</w:t>
-        </w:r>
-      </w:hyperlink>
-    </w:p>
-    <w:p>
-      <w:pPr>
-        <w:pStyle w:val="ListBullet"/>
-        <w:spacing w:line="240" w:lineRule="auto"/>
-        <w:ind w:left="720"/>
-      </w:pPr>
-      <w:r>
-        <w:rPr>
-          <w:lang w:val="hi_IN" w:bidi="hi_IN"/>
-        </w:rPr>
-      </w:r>
-      <w:hyperlink r:id="rId117">
-        <w:r>
-          <w:rPr>
-            <w:lang w:val="hi_IN" w:bidi="hi_IN"/>
-          </w:rPr>
-          <w:rPr>
-            <w:color w:val="0000EE"/>
-            <w:u w:val="single"/>
-          </w:rPr>
-          <w:t>लूका 7:31–32</w:t>
-        </w:r>
-      </w:hyperlink>
-    </w:p>
-    <w:p>
-      <w:pPr>
-        <w:pStyle w:val="ListBullet"/>
-        <w:spacing w:line="240" w:lineRule="auto"/>
-        <w:ind w:left="720"/>
-      </w:pPr>
-      <w:r>
-        <w:rPr>
-          <w:lang w:val="hi_IN" w:bidi="hi_IN"/>
-        </w:rPr>
-      </w:r>
-      <w:hyperlink r:id="rId118">
-        <w:r>
-          <w:rPr>
-            <w:lang w:val="hi_IN" w:bidi="hi_IN"/>
-          </w:rPr>
-          <w:rPr>
-            <w:color w:val="0000EE"/>
-            <w:u w:val="single"/>
-          </w:rPr>
-          <w:t>मत्ती 9:23</w:t>
-        </w:r>
-      </w:hyperlink>
-    </w:p>
-    <w:p>
-      <w:pPr>
-        <w:pStyle w:val="ListBullet"/>
-        <w:spacing w:line="240" w:lineRule="auto"/>
-        <w:ind w:left="720"/>
-      </w:pPr>
-      <w:r>
-        <w:rPr>
-          <w:lang w:val="hi_IN" w:bidi="hi_IN"/>
-        </w:rPr>
-      </w:r>
-      <w:hyperlink r:id="rId119">
-        <w:r>
-          <w:rPr>
-            <w:lang w:val="hi_IN" w:bidi="hi_IN"/>
-          </w:rPr>
-          <w:rPr>
-            <w:color w:val="0000EE"/>
-            <w:u w:val="single"/>
-          </w:rPr>
-          <w:t>मत्ती 11:17</w:t>
-        </w:r>
-      </w:hyperlink>
+      <w:r>
+        <w:rPr>
+          <w:lang w:val="hi_IN" w:bidi="hi_IN"/>
+        </w:rPr>
+        <w:t>1 कुरिन्थियों 14:7</w:t>
+      </w:r>
+    </w:p>
+    <w:p>
+      <w:pPr>
+        <w:pStyle w:val="ListBullet"/>
+        <w:spacing w:line="240" w:lineRule="auto"/>
+        <w:ind w:left="720"/>
+      </w:pPr>
+      <w:r>
+        <w:rPr>
+          <w:lang w:val="hi_IN" w:bidi="hi_IN"/>
+        </w:rPr>
+      </w:r>
+      <w:r>
+        <w:rPr>
+          <w:lang w:val="hi_IN" w:bidi="hi_IN"/>
+        </w:rPr>
+        <w:t>1 राजा. 1:38–40</w:t>
+      </w:r>
+    </w:p>
+    <w:p>
+      <w:pPr>
+        <w:pStyle w:val="ListBullet"/>
+        <w:spacing w:line="240" w:lineRule="auto"/>
+        <w:ind w:left="720"/>
+      </w:pPr>
+      <w:r>
+        <w:rPr>
+          <w:lang w:val="hi_IN" w:bidi="hi_IN"/>
+        </w:rPr>
+      </w:r>
+      <w:r>
+        <w:rPr>
+          <w:lang w:val="hi_IN" w:bidi="hi_IN"/>
+        </w:rPr>
+        <w:t>दानिय्येल 3:3–5</w:t>
+      </w:r>
+    </w:p>
+    <w:p>
+      <w:pPr>
+        <w:pStyle w:val="ListBullet"/>
+        <w:spacing w:line="240" w:lineRule="auto"/>
+        <w:ind w:left="720"/>
+      </w:pPr>
+      <w:r>
+        <w:rPr>
+          <w:lang w:val="hi_IN" w:bidi="hi_IN"/>
+        </w:rPr>
+      </w:r>
+      <w:r>
+        <w:rPr>
+          <w:lang w:val="hi_IN" w:bidi="hi_IN"/>
+        </w:rPr>
+        <w:t>लूका 7:31–32</w:t>
+      </w:r>
+    </w:p>
+    <w:p>
+      <w:pPr>
+        <w:pStyle w:val="ListBullet"/>
+        <w:spacing w:line="240" w:lineRule="auto"/>
+        <w:ind w:left="720"/>
+      </w:pPr>
+      <w:r>
+        <w:rPr>
+          <w:lang w:val="hi_IN" w:bidi="hi_IN"/>
+        </w:rPr>
+      </w:r>
+      <w:r>
+        <w:rPr>
+          <w:lang w:val="hi_IN" w:bidi="hi_IN"/>
+        </w:rPr>
+        <w:t>मत्ती 9:23</w:t>
+      </w:r>
+    </w:p>
+    <w:p>
+      <w:pPr>
+        <w:pStyle w:val="ListBullet"/>
+        <w:spacing w:line="240" w:lineRule="auto"/>
+        <w:ind w:left="720"/>
+      </w:pPr>
+      <w:r>
+        <w:rPr>
+          <w:lang w:val="hi_IN" w:bidi="hi_IN"/>
+        </w:rPr>
+      </w:r>
+      <w:r>
+        <w:rPr>
+          <w:lang w:val="hi_IN" w:bidi="hi_IN"/>
+        </w:rPr>
+        <w:t>मत्ती 11:17</w:t>
+      </w:r>
     </w:p>
     <w:p>
       <w:pPr>
@@ -11170,114 +10450,84 @@
           <w:lang w:val="hi_IN" w:bidi="hi_IN"/>
         </w:rPr>
       </w:r>
-      <w:hyperlink r:id="rId120">
-        <w:r>
-          <w:rPr>
-            <w:lang w:val="hi_IN" w:bidi="hi_IN"/>
-          </w:rPr>
-          <w:rPr>
-            <w:color w:val="0000EE"/>
-            <w:u w:val="single"/>
-          </w:rPr>
-          <w:t>निर्गमन 28:4–5</w:t>
-        </w:r>
-      </w:hyperlink>
-    </w:p>
-    <w:p>
-      <w:pPr>
-        <w:pStyle w:val="ListBullet"/>
-        <w:spacing w:line="240" w:lineRule="auto"/>
-        <w:ind w:left="720"/>
-      </w:pPr>
-      <w:r>
-        <w:rPr>
-          <w:lang w:val="hi_IN" w:bidi="hi_IN"/>
-        </w:rPr>
-      </w:r>
-      <w:hyperlink r:id="rId121">
-        <w:r>
-          <w:rPr>
-            <w:lang w:val="hi_IN" w:bidi="hi_IN"/>
-          </w:rPr>
-          <w:rPr>
-            <w:color w:val="0000EE"/>
-            <w:u w:val="single"/>
-          </w:rPr>
-          <w:t>उत्पत्ति 49:11–12</w:t>
-        </w:r>
-      </w:hyperlink>
-    </w:p>
-    <w:p>
-      <w:pPr>
-        <w:pStyle w:val="ListBullet"/>
-        <w:spacing w:line="240" w:lineRule="auto"/>
-        <w:ind w:left="720"/>
-      </w:pPr>
-      <w:r>
-        <w:rPr>
-          <w:lang w:val="hi_IN" w:bidi="hi_IN"/>
-        </w:rPr>
-      </w:r>
-      <w:hyperlink r:id="rId122">
-        <w:r>
-          <w:rPr>
-            <w:lang w:val="hi_IN" w:bidi="hi_IN"/>
-          </w:rPr>
-          <w:rPr>
-            <w:color w:val="0000EE"/>
-            <w:u w:val="single"/>
-          </w:rPr>
-          <w:t>लूका 15:22</w:t>
-        </w:r>
-      </w:hyperlink>
-    </w:p>
-    <w:p>
-      <w:pPr>
-        <w:pStyle w:val="ListBullet"/>
-        <w:spacing w:line="240" w:lineRule="auto"/>
-        <w:ind w:left="720"/>
-      </w:pPr>
-      <w:r>
-        <w:rPr>
-          <w:lang w:val="hi_IN" w:bidi="hi_IN"/>
-        </w:rPr>
-      </w:r>
-      <w:hyperlink r:id="rId123">
-        <w:r>
-          <w:rPr>
-            <w:lang w:val="hi_IN" w:bidi="hi_IN"/>
-          </w:rPr>
-          <w:rPr>
-            <w:color w:val="0000EE"/>
-            <w:u w:val="single"/>
-          </w:rPr>
-          <w:t>लूका 20:46</w:t>
-        </w:r>
-      </w:hyperlink>
-    </w:p>
-    <w:p>
-      <w:pPr>
-        <w:pStyle w:val="ListBullet"/>
-        <w:spacing w:line="240" w:lineRule="auto"/>
-        <w:ind w:left="720"/>
-      </w:pPr>
-      <w:r>
-        <w:rPr>
-          <w:lang w:val="hi_IN" w:bidi="hi_IN"/>
-        </w:rPr>
-      </w:r>
-      <w:hyperlink r:id="rId124">
-        <w:r>
-          <w:rPr>
-            <w:lang w:val="hi_IN" w:bidi="hi_IN"/>
-          </w:rPr>
-          <w:rPr>
-            <w:color w:val="0000EE"/>
-            <w:u w:val="single"/>
-          </w:rPr>
-          <w:t>मत्ती. 27:27–29</w:t>
-        </w:r>
-      </w:hyperlink>
+      <w:r>
+        <w:rPr>
+          <w:lang w:val="hi_IN" w:bidi="hi_IN"/>
+        </w:rPr>
+        <w:t>निर्गमन 28:4–5</w:t>
+      </w:r>
+    </w:p>
+    <w:p>
+      <w:pPr>
+        <w:pStyle w:val="ListBullet"/>
+        <w:spacing w:line="240" w:lineRule="auto"/>
+        <w:ind w:left="720"/>
+      </w:pPr>
+      <w:r>
+        <w:rPr>
+          <w:lang w:val="hi_IN" w:bidi="hi_IN"/>
+        </w:rPr>
+      </w:r>
+      <w:r>
+        <w:rPr>
+          <w:lang w:val="hi_IN" w:bidi="hi_IN"/>
+        </w:rPr>
+        <w:t>उत्पत्ति 49:11–12</w:t>
+      </w:r>
+    </w:p>
+    <w:p>
+      <w:pPr>
+        <w:pStyle w:val="ListBullet"/>
+        <w:spacing w:line="240" w:lineRule="auto"/>
+        <w:ind w:left="720"/>
+      </w:pPr>
+      <w:r>
+        <w:rPr>
+          <w:lang w:val="hi_IN" w:bidi="hi_IN"/>
+        </w:rPr>
+      </w:r>
+      <w:r>
+        <w:rPr>
+          <w:lang w:val="hi_IN" w:bidi="hi_IN"/>
+        </w:rPr>
+        <w:t>लूका 15:22</w:t>
+      </w:r>
+    </w:p>
+    <w:p>
+      <w:pPr>
+        <w:pStyle w:val="ListBullet"/>
+        <w:spacing w:line="240" w:lineRule="auto"/>
+        <w:ind w:left="720"/>
+      </w:pPr>
+      <w:r>
+        <w:rPr>
+          <w:lang w:val="hi_IN" w:bidi="hi_IN"/>
+        </w:rPr>
+      </w:r>
+      <w:r>
+        <w:rPr>
+          <w:lang w:val="hi_IN" w:bidi="hi_IN"/>
+        </w:rPr>
+        <w:t>लूका 20:46</w:t>
+      </w:r>
+    </w:p>
+    <w:p>
+      <w:pPr>
+        <w:pStyle w:val="ListBullet"/>
+        <w:spacing w:line="240" w:lineRule="auto"/>
+        <w:ind w:left="720"/>
+      </w:pPr>
+      <w:r>
+        <w:rPr>
+          <w:lang w:val="hi_IN" w:bidi="hi_IN"/>
+        </w:rPr>
+      </w:r>
+      <w:r>
+        <w:rPr>
+          <w:lang w:val="hi_IN" w:bidi="hi_IN"/>
+        </w:rPr>
+        <w:t>मत्ती. 27:27–29</w:t>
+      </w:r>
     </w:p>
     <w:p>
       <w:pPr>
@@ -11525,42 +10775,30 @@
           <w:lang w:val="hi_IN" w:bidi="hi_IN"/>
         </w:rPr>
       </w:r>
-      <w:hyperlink r:id="rId125">
-        <w:r>
-          <w:rPr>
-            <w:lang w:val="hi_IN" w:bidi="hi_IN"/>
-          </w:rPr>
-          <w:rPr>
-            <w:color w:val="0000EE"/>
-            <w:u w:val="single"/>
-          </w:rPr>
-          <w:t>उत्पत्ति 10:8–10</w:t>
-        </w:r>
-      </w:hyperlink>
-    </w:p>
-    <w:p>
-      <w:pPr>
-        <w:pStyle w:val="ListBullet"/>
-        <w:spacing w:line="240" w:lineRule="auto"/>
-        <w:ind w:left="720"/>
-      </w:pPr>
-      <w:r>
-        <w:rPr>
-          <w:lang w:val="hi_IN" w:bidi="hi_IN"/>
-        </w:rPr>
-      </w:r>
-      <w:hyperlink r:id="rId126">
-        <w:r>
-          <w:rPr>
-            <w:lang w:val="hi_IN" w:bidi="hi_IN"/>
-          </w:rPr>
-          <w:rPr>
-            <w:color w:val="0000EE"/>
-            <w:u w:val="single"/>
-          </w:rPr>
-          <w:t>उत्पत्ति 11:8–9</w:t>
-        </w:r>
-      </w:hyperlink>
+      <w:r>
+        <w:rPr>
+          <w:lang w:val="hi_IN" w:bidi="hi_IN"/>
+        </w:rPr>
+        <w:t>उत्पत्ति 10:8–10</w:t>
+      </w:r>
+    </w:p>
+    <w:p>
+      <w:pPr>
+        <w:pStyle w:val="ListBullet"/>
+        <w:spacing w:line="240" w:lineRule="auto"/>
+        <w:ind w:left="720"/>
+      </w:pPr>
+      <w:r>
+        <w:rPr>
+          <w:lang w:val="hi_IN" w:bidi="hi_IN"/>
+        </w:rPr>
+      </w:r>
+      <w:r>
+        <w:rPr>
+          <w:lang w:val="hi_IN" w:bidi="hi_IN"/>
+        </w:rPr>
+        <w:t>उत्पत्ति 11:8–9</w:t>
+      </w:r>
     </w:p>
     <w:p>
       <w:pPr>
@@ -11829,138 +11067,102 @@
           <w:lang w:val="hi_IN" w:bidi="hi_IN"/>
         </w:rPr>
       </w:r>
-      <w:hyperlink r:id="rId53">
-        <w:r>
-          <w:rPr>
-            <w:lang w:val="hi_IN" w:bidi="hi_IN"/>
-          </w:rPr>
-          <w:rPr>
-            <w:color w:val="0000EE"/>
-            <w:u w:val="single"/>
-          </w:rPr>
-          <w:t>1 कुरिन्थियों 15:5–7</w:t>
-        </w:r>
-      </w:hyperlink>
-    </w:p>
-    <w:p>
-      <w:pPr>
-        <w:pStyle w:val="ListBullet"/>
-        <w:spacing w:line="240" w:lineRule="auto"/>
-        <w:ind w:left="720"/>
-      </w:pPr>
-      <w:r>
-        <w:rPr>
-          <w:lang w:val="hi_IN" w:bidi="hi_IN"/>
-        </w:rPr>
-      </w:r>
-      <w:hyperlink r:id="rId127">
-        <w:r>
-          <w:rPr>
-            <w:lang w:val="hi_IN" w:bidi="hi_IN"/>
-          </w:rPr>
-          <w:rPr>
-            <w:color w:val="0000EE"/>
-            <w:u w:val="single"/>
-          </w:rPr>
-          <w:t>प्रे.का. 6:2</w:t>
-        </w:r>
-      </w:hyperlink>
-    </w:p>
-    <w:p>
-      <w:pPr>
-        <w:pStyle w:val="ListBullet"/>
-        <w:spacing w:line="240" w:lineRule="auto"/>
-        <w:ind w:left="720"/>
-      </w:pPr>
-      <w:r>
-        <w:rPr>
-          <w:lang w:val="hi_IN" w:bidi="hi_IN"/>
-        </w:rPr>
-      </w:r>
-      <w:hyperlink r:id="rId128">
-        <w:r>
-          <w:rPr>
-            <w:lang w:val="hi_IN" w:bidi="hi_IN"/>
-          </w:rPr>
-          <w:rPr>
-            <w:color w:val="0000EE"/>
-            <w:u w:val="single"/>
-          </w:rPr>
-          <w:t>लूका 9:1</w:t>
-        </w:r>
-      </w:hyperlink>
-    </w:p>
-    <w:p>
-      <w:pPr>
-        <w:pStyle w:val="ListBullet"/>
-        <w:spacing w:line="240" w:lineRule="auto"/>
-        <w:ind w:left="720"/>
-      </w:pPr>
-      <w:r>
-        <w:rPr>
-          <w:lang w:val="hi_IN" w:bidi="hi_IN"/>
-        </w:rPr>
-      </w:r>
-      <w:hyperlink r:id="rId129">
-        <w:r>
-          <w:rPr>
-            <w:lang w:val="hi_IN" w:bidi="hi_IN"/>
-          </w:rPr>
-          <w:rPr>
-            <w:color w:val="0000EE"/>
-            <w:u w:val="single"/>
-          </w:rPr>
-          <w:t>लूका 18:31</w:t>
-        </w:r>
-      </w:hyperlink>
-    </w:p>
-    <w:p>
-      <w:pPr>
-        <w:pStyle w:val="ListBullet"/>
-        <w:spacing w:line="240" w:lineRule="auto"/>
-        <w:ind w:left="720"/>
-      </w:pPr>
-      <w:r>
-        <w:rPr>
-          <w:lang w:val="hi_IN" w:bidi="hi_IN"/>
-        </w:rPr>
-      </w:r>
-      <w:hyperlink r:id="rId130">
-        <w:r>
-          <w:rPr>
-            <w:lang w:val="hi_IN" w:bidi="hi_IN"/>
-          </w:rPr>
-          <w:rPr>
-            <w:color w:val="0000EE"/>
-            <w:u w:val="single"/>
-          </w:rPr>
-          <w:t>मरकुस 10:32–34</w:t>
-        </w:r>
-      </w:hyperlink>
-    </w:p>
-    <w:p>
-      <w:pPr>
-        <w:pStyle w:val="ListBullet"/>
-        <w:spacing w:line="240" w:lineRule="auto"/>
-        <w:ind w:left="720"/>
-      </w:pPr>
-      <w:r>
-        <w:rPr>
-          <w:lang w:val="hi_IN" w:bidi="hi_IN"/>
-        </w:rPr>
-      </w:r>
-      <w:hyperlink r:id="rId131">
-        <w:r>
-          <w:rPr>
-            <w:lang w:val="hi_IN" w:bidi="hi_IN"/>
-          </w:rPr>
-          <w:rPr>
-            <w:color w:val="0000EE"/>
-            <w:u w:val="single"/>
-          </w:rPr>
-          <w:t>मत्ती. 10:7</w:t>
-        </w:r>
-      </w:hyperlink>
+      <w:r>
+        <w:rPr>
+          <w:lang w:val="hi_IN" w:bidi="hi_IN"/>
+        </w:rPr>
+        <w:t>1 कुरिन्थियों 15:5–7</w:t>
+      </w:r>
+    </w:p>
+    <w:p>
+      <w:pPr>
+        <w:pStyle w:val="ListBullet"/>
+        <w:spacing w:line="240" w:lineRule="auto"/>
+        <w:ind w:left="720"/>
+      </w:pPr>
+      <w:r>
+        <w:rPr>
+          <w:lang w:val="hi_IN" w:bidi="hi_IN"/>
+        </w:rPr>
+      </w:r>
+      <w:r>
+        <w:rPr>
+          <w:lang w:val="hi_IN" w:bidi="hi_IN"/>
+        </w:rPr>
+        <w:t>प्रे.का. 6:2</w:t>
+      </w:r>
+    </w:p>
+    <w:p>
+      <w:pPr>
+        <w:pStyle w:val="ListBullet"/>
+        <w:spacing w:line="240" w:lineRule="auto"/>
+        <w:ind w:left="720"/>
+      </w:pPr>
+      <w:r>
+        <w:rPr>
+          <w:lang w:val="hi_IN" w:bidi="hi_IN"/>
+        </w:rPr>
+      </w:r>
+      <w:r>
+        <w:rPr>
+          <w:lang w:val="hi_IN" w:bidi="hi_IN"/>
+        </w:rPr>
+        <w:t>लूका 9:1</w:t>
+      </w:r>
+    </w:p>
+    <w:p>
+      <w:pPr>
+        <w:pStyle w:val="ListBullet"/>
+        <w:spacing w:line="240" w:lineRule="auto"/>
+        <w:ind w:left="720"/>
+      </w:pPr>
+      <w:r>
+        <w:rPr>
+          <w:lang w:val="hi_IN" w:bidi="hi_IN"/>
+        </w:rPr>
+      </w:r>
+      <w:r>
+        <w:rPr>
+          <w:lang w:val="hi_IN" w:bidi="hi_IN"/>
+        </w:rPr>
+        <w:t>लूका 18:31</w:t>
+      </w:r>
+    </w:p>
+    <w:p>
+      <w:pPr>
+        <w:pStyle w:val="ListBullet"/>
+        <w:spacing w:line="240" w:lineRule="auto"/>
+        <w:ind w:left="720"/>
+      </w:pPr>
+      <w:r>
+        <w:rPr>
+          <w:lang w:val="hi_IN" w:bidi="hi_IN"/>
+        </w:rPr>
+      </w:r>
+      <w:r>
+        <w:rPr>
+          <w:lang w:val="hi_IN" w:bidi="hi_IN"/>
+        </w:rPr>
+        <w:t>मरकुस 10:32–34</w:t>
+      </w:r>
+    </w:p>
+    <w:p>
+      <w:pPr>
+        <w:pStyle w:val="ListBullet"/>
+        <w:spacing w:line="240" w:lineRule="auto"/>
+        <w:ind w:left="720"/>
+      </w:pPr>
+      <w:r>
+        <w:rPr>
+          <w:lang w:val="hi_IN" w:bidi="hi_IN"/>
+        </w:rPr>
+      </w:r>
+      <w:r>
+        <w:rPr>
+          <w:lang w:val="hi_IN" w:bidi="hi_IN"/>
+        </w:rPr>
+        <w:t>मत्ती. 10:7</w:t>
+      </w:r>
     </w:p>
     <w:p>
       <w:pPr>
@@ -12214,66 +11416,48 @@
           <w:lang w:val="hi_IN" w:bidi="hi_IN"/>
         </w:rPr>
       </w:r>
-      <w:hyperlink r:id="rId132">
-        <w:r>
-          <w:rPr>
-            <w:lang w:val="hi_IN" w:bidi="hi_IN"/>
-          </w:rPr>
-          <w:rPr>
-            <w:color w:val="0000EE"/>
-            <w:u w:val="single"/>
-          </w:rPr>
-          <w:t>यिर्मयाह 32:10–12</w:t>
-        </w:r>
-      </w:hyperlink>
-    </w:p>
-    <w:p>
-      <w:pPr>
-        <w:pStyle w:val="ListBullet"/>
-        <w:spacing w:line="240" w:lineRule="auto"/>
-        <w:ind w:left="720"/>
-      </w:pPr>
-      <w:r>
-        <w:rPr>
-          <w:lang w:val="hi_IN" w:bidi="hi_IN"/>
-        </w:rPr>
-      </w:r>
-      <w:hyperlink r:id="rId133">
-        <w:r>
-          <w:rPr>
-            <w:lang w:val="hi_IN" w:bidi="hi_IN"/>
-          </w:rPr>
-          <w:rPr>
-            <w:color w:val="0000EE"/>
-            <w:u w:val="single"/>
-          </w:rPr>
-          <w:t>यिर्मयाह 36:4–6</w:t>
-        </w:r>
-      </w:hyperlink>
-    </w:p>
-    <w:p>
-      <w:pPr>
-        <w:pStyle w:val="ListBullet"/>
-        <w:spacing w:line="240" w:lineRule="auto"/>
-        <w:ind w:left="720"/>
-      </w:pPr>
-      <w:r>
-        <w:rPr>
-          <w:lang w:val="hi_IN" w:bidi="hi_IN"/>
-        </w:rPr>
-      </w:r>
-      <w:hyperlink r:id="rId134">
-        <w:r>
-          <w:rPr>
-            <w:lang w:val="hi_IN" w:bidi="hi_IN"/>
-          </w:rPr>
-          <w:rPr>
-            <w:color w:val="0000EE"/>
-            <w:u w:val="single"/>
-          </w:rPr>
-          <w:t>यिर्मयाह 43:1–3</w:t>
-        </w:r>
-      </w:hyperlink>
+      <w:r>
+        <w:rPr>
+          <w:lang w:val="hi_IN" w:bidi="hi_IN"/>
+        </w:rPr>
+        <w:t>यिर्मयाह 32:10–12</w:t>
+      </w:r>
+    </w:p>
+    <w:p>
+      <w:pPr>
+        <w:pStyle w:val="ListBullet"/>
+        <w:spacing w:line="240" w:lineRule="auto"/>
+        <w:ind w:left="720"/>
+      </w:pPr>
+      <w:r>
+        <w:rPr>
+          <w:lang w:val="hi_IN" w:bidi="hi_IN"/>
+        </w:rPr>
+      </w:r>
+      <w:r>
+        <w:rPr>
+          <w:lang w:val="hi_IN" w:bidi="hi_IN"/>
+        </w:rPr>
+        <w:t>यिर्मयाह 36:4–6</w:t>
+      </w:r>
+    </w:p>
+    <w:p>
+      <w:pPr>
+        <w:pStyle w:val="ListBullet"/>
+        <w:spacing w:line="240" w:lineRule="auto"/>
+        <w:ind w:left="720"/>
+      </w:pPr>
+      <w:r>
+        <w:rPr>
+          <w:lang w:val="hi_IN" w:bidi="hi_IN"/>
+        </w:rPr>
+      </w:r>
+      <w:r>
+        <w:rPr>
+          <w:lang w:val="hi_IN" w:bidi="hi_IN"/>
+        </w:rPr>
+        <w:t>यिर्मयाह 43:1–3</w:t>
+      </w:r>
     </w:p>
     <w:p>
       <w:pPr>
@@ -12575,114 +11759,84 @@
           <w:lang w:val="hi_IN" w:bidi="hi_IN"/>
         </w:rPr>
       </w:r>
-      <w:hyperlink r:id="rId50">
-        <w:r>
-          <w:rPr>
-            <w:lang w:val="hi_IN" w:bidi="hi_IN"/>
-          </w:rPr>
-          <w:rPr>
-            <w:color w:val="0000EE"/>
-            <w:u w:val="single"/>
-          </w:rPr>
-          <w:t>1 राजा 16:31–33</w:t>
-        </w:r>
-      </w:hyperlink>
-    </w:p>
-    <w:p>
-      <w:pPr>
-        <w:pStyle w:val="ListBullet"/>
-        <w:spacing w:line="240" w:lineRule="auto"/>
-        <w:ind w:left="720"/>
-      </w:pPr>
-      <w:r>
-        <w:rPr>
-          <w:lang w:val="hi_IN" w:bidi="hi_IN"/>
-        </w:rPr>
-      </w:r>
-      <w:hyperlink r:id="rId56">
-        <w:r>
-          <w:rPr>
-            <w:lang w:val="hi_IN" w:bidi="hi_IN"/>
-          </w:rPr>
-          <w:rPr>
-            <w:color w:val="0000EE"/>
-            <w:u w:val="single"/>
-          </w:rPr>
-          <w:t>1 शमूएल 7:3–4</w:t>
-        </w:r>
-      </w:hyperlink>
-    </w:p>
-    <w:p>
-      <w:pPr>
-        <w:pStyle w:val="ListBullet"/>
-        <w:spacing w:line="240" w:lineRule="auto"/>
-        <w:ind w:left="720"/>
-      </w:pPr>
-      <w:r>
-        <w:rPr>
-          <w:lang w:val="hi_IN" w:bidi="hi_IN"/>
-        </w:rPr>
-      </w:r>
-      <w:hyperlink r:id="rId135">
-        <w:r>
-          <w:rPr>
-            <w:lang w:val="hi_IN" w:bidi="hi_IN"/>
-          </w:rPr>
-          <w:rPr>
-            <w:color w:val="0000EE"/>
-            <w:u w:val="single"/>
-          </w:rPr>
-          <w:t>यिर्मयाह 2:7–8</w:t>
-        </w:r>
-      </w:hyperlink>
-    </w:p>
-    <w:p>
-      <w:pPr>
-        <w:pStyle w:val="ListBullet"/>
-        <w:spacing w:line="240" w:lineRule="auto"/>
-        <w:ind w:left="720"/>
-      </w:pPr>
-      <w:r>
-        <w:rPr>
-          <w:lang w:val="hi_IN" w:bidi="hi_IN"/>
-        </w:rPr>
-      </w:r>
-      <w:hyperlink r:id="rId136">
-        <w:r>
-          <w:rPr>
-            <w:lang w:val="hi_IN" w:bidi="hi_IN"/>
-          </w:rPr>
-          <w:rPr>
-            <w:color w:val="0000EE"/>
-            <w:u w:val="single"/>
-          </w:rPr>
-          <w:t>न्यायियों 2:11–13</w:t>
-        </w:r>
-      </w:hyperlink>
-    </w:p>
-    <w:p>
-      <w:pPr>
-        <w:pStyle w:val="ListBullet"/>
-        <w:spacing w:line="240" w:lineRule="auto"/>
-        <w:ind w:left="720"/>
-      </w:pPr>
-      <w:r>
-        <w:rPr>
-          <w:lang w:val="hi_IN" w:bidi="hi_IN"/>
-        </w:rPr>
-      </w:r>
-      <w:hyperlink r:id="rId137">
-        <w:r>
-          <w:rPr>
-            <w:lang w:val="hi_IN" w:bidi="hi_IN"/>
-          </w:rPr>
-          <w:rPr>
-            <w:color w:val="0000EE"/>
-            <w:u w:val="single"/>
-          </w:rPr>
-          <w:t>गिनती 22:41</w:t>
-        </w:r>
-      </w:hyperlink>
+      <w:r>
+        <w:rPr>
+          <w:lang w:val="hi_IN" w:bidi="hi_IN"/>
+        </w:rPr>
+        <w:t>1 राजा 16:31–33</w:t>
+      </w:r>
+    </w:p>
+    <w:p>
+      <w:pPr>
+        <w:pStyle w:val="ListBullet"/>
+        <w:spacing w:line="240" w:lineRule="auto"/>
+        <w:ind w:left="720"/>
+      </w:pPr>
+      <w:r>
+        <w:rPr>
+          <w:lang w:val="hi_IN" w:bidi="hi_IN"/>
+        </w:rPr>
+      </w:r>
+      <w:r>
+        <w:rPr>
+          <w:lang w:val="hi_IN" w:bidi="hi_IN"/>
+        </w:rPr>
+        <w:t>1 शमूएल 7:3–4</w:t>
+      </w:r>
+    </w:p>
+    <w:p>
+      <w:pPr>
+        <w:pStyle w:val="ListBullet"/>
+        <w:spacing w:line="240" w:lineRule="auto"/>
+        <w:ind w:left="720"/>
+      </w:pPr>
+      <w:r>
+        <w:rPr>
+          <w:lang w:val="hi_IN" w:bidi="hi_IN"/>
+        </w:rPr>
+      </w:r>
+      <w:r>
+        <w:rPr>
+          <w:lang w:val="hi_IN" w:bidi="hi_IN"/>
+        </w:rPr>
+        <w:t>यिर्मयाह 2:7–8</w:t>
+      </w:r>
+    </w:p>
+    <w:p>
+      <w:pPr>
+        <w:pStyle w:val="ListBullet"/>
+        <w:spacing w:line="240" w:lineRule="auto"/>
+        <w:ind w:left="720"/>
+      </w:pPr>
+      <w:r>
+        <w:rPr>
+          <w:lang w:val="hi_IN" w:bidi="hi_IN"/>
+        </w:rPr>
+      </w:r>
+      <w:r>
+        <w:rPr>
+          <w:lang w:val="hi_IN" w:bidi="hi_IN"/>
+        </w:rPr>
+        <w:t>न्यायियों 2:11–13</w:t>
+      </w:r>
+    </w:p>
+    <w:p>
+      <w:pPr>
+        <w:pStyle w:val="ListBullet"/>
+        <w:spacing w:line="240" w:lineRule="auto"/>
+        <w:ind w:left="720"/>
+      </w:pPr>
+      <w:r>
+        <w:rPr>
+          <w:lang w:val="hi_IN" w:bidi="hi_IN"/>
+        </w:rPr>
+      </w:r>
+      <w:r>
+        <w:rPr>
+          <w:lang w:val="hi_IN" w:bidi="hi_IN"/>
+        </w:rPr>
+        <w:t>गिनती 22:41</w:t>
+      </w:r>
     </w:p>
     <w:p>
       <w:pPr>
@@ -13054,90 +12208,66 @@
           <w:lang w:val="hi_IN" w:bidi="hi_IN"/>
         </w:rPr>
       </w:r>
-      <w:hyperlink r:id="rId138">
-        <w:r>
-          <w:rPr>
-            <w:lang w:val="hi_IN" w:bidi="hi_IN"/>
-          </w:rPr>
-          <w:rPr>
-            <w:color w:val="0000EE"/>
-            <w:u w:val="single"/>
-          </w:rPr>
-          <w:t>लूका 11:15</w:t>
-        </w:r>
-      </w:hyperlink>
-    </w:p>
-    <w:p>
-      <w:pPr>
-        <w:pStyle w:val="ListBullet"/>
-        <w:spacing w:line="240" w:lineRule="auto"/>
-        <w:ind w:left="720"/>
-      </w:pPr>
-      <w:r>
-        <w:rPr>
-          <w:lang w:val="hi_IN" w:bidi="hi_IN"/>
-        </w:rPr>
-      </w:r>
-      <w:hyperlink r:id="rId139">
-        <w:r>
-          <w:rPr>
-            <w:lang w:val="hi_IN" w:bidi="hi_IN"/>
-          </w:rPr>
-          <w:rPr>
-            <w:color w:val="0000EE"/>
-            <w:u w:val="single"/>
-          </w:rPr>
-          <w:t>मरकुस 3:22</w:t>
-        </w:r>
-      </w:hyperlink>
-    </w:p>
-    <w:p>
-      <w:pPr>
-        <w:pStyle w:val="ListBullet"/>
-        <w:spacing w:line="240" w:lineRule="auto"/>
-        <w:ind w:left="720"/>
-      </w:pPr>
-      <w:r>
-        <w:rPr>
-          <w:lang w:val="hi_IN" w:bidi="hi_IN"/>
-        </w:rPr>
-      </w:r>
-      <w:hyperlink r:id="rId140">
-        <w:r>
-          <w:rPr>
-            <w:lang w:val="hi_IN" w:bidi="hi_IN"/>
-          </w:rPr>
-          <w:rPr>
-            <w:color w:val="0000EE"/>
-            <w:u w:val="single"/>
-          </w:rPr>
-          <w:t>मत्ती 10:25</w:t>
-        </w:r>
-      </w:hyperlink>
-    </w:p>
-    <w:p>
-      <w:pPr>
-        <w:pStyle w:val="ListBullet"/>
-        <w:spacing w:line="240" w:lineRule="auto"/>
-        <w:ind w:left="720"/>
-      </w:pPr>
-      <w:r>
-        <w:rPr>
-          <w:lang w:val="hi_IN" w:bidi="hi_IN"/>
-        </w:rPr>
-      </w:r>
-      <w:hyperlink r:id="rId141">
-        <w:r>
-          <w:rPr>
-            <w:lang w:val="hi_IN" w:bidi="hi_IN"/>
-          </w:rPr>
-          <w:rPr>
-            <w:color w:val="0000EE"/>
-            <w:u w:val="single"/>
-          </w:rPr>
-          <w:t>मत्ती 12:25</w:t>
-        </w:r>
-      </w:hyperlink>
+      <w:r>
+        <w:rPr>
+          <w:lang w:val="hi_IN" w:bidi="hi_IN"/>
+        </w:rPr>
+        <w:t>लूका 11:15</w:t>
+      </w:r>
+    </w:p>
+    <w:p>
+      <w:pPr>
+        <w:pStyle w:val="ListBullet"/>
+        <w:spacing w:line="240" w:lineRule="auto"/>
+        <w:ind w:left="720"/>
+      </w:pPr>
+      <w:r>
+        <w:rPr>
+          <w:lang w:val="hi_IN" w:bidi="hi_IN"/>
+        </w:rPr>
+      </w:r>
+      <w:r>
+        <w:rPr>
+          <w:lang w:val="hi_IN" w:bidi="hi_IN"/>
+        </w:rPr>
+        <w:t>मरकुस 3:22</w:t>
+      </w:r>
+    </w:p>
+    <w:p>
+      <w:pPr>
+        <w:pStyle w:val="ListBullet"/>
+        <w:spacing w:line="240" w:lineRule="auto"/>
+        <w:ind w:left="720"/>
+      </w:pPr>
+      <w:r>
+        <w:rPr>
+          <w:lang w:val="hi_IN" w:bidi="hi_IN"/>
+        </w:rPr>
+      </w:r>
+      <w:r>
+        <w:rPr>
+          <w:lang w:val="hi_IN" w:bidi="hi_IN"/>
+        </w:rPr>
+        <w:t>मत्ती 10:25</w:t>
+      </w:r>
+    </w:p>
+    <w:p>
+      <w:pPr>
+        <w:pStyle w:val="ListBullet"/>
+        <w:spacing w:line="240" w:lineRule="auto"/>
+        <w:ind w:left="720"/>
+      </w:pPr>
+      <w:r>
+        <w:rPr>
+          <w:lang w:val="hi_IN" w:bidi="hi_IN"/>
+        </w:rPr>
+      </w:r>
+      <w:r>
+        <w:rPr>
+          <w:lang w:val="hi_IN" w:bidi="hi_IN"/>
+        </w:rPr>
+        <w:t>मत्ती 12:25</w:t>
+      </w:r>
     </w:p>
     <w:p>
       <w:pPr>
@@ -13373,66 +12503,48 @@
           <w:lang w:val="hi_IN" w:bidi="hi_IN"/>
         </w:rPr>
       </w:r>
-      <w:hyperlink r:id="rId50">
-        <w:r>
-          <w:rPr>
-            <w:lang w:val="hi_IN" w:bidi="hi_IN"/>
-          </w:rPr>
-          <w:rPr>
-            <w:color w:val="0000EE"/>
-            <w:u w:val="single"/>
-          </w:rPr>
-          <w:t>1 राजा 15:16–17</w:t>
-        </w:r>
-      </w:hyperlink>
-    </w:p>
-    <w:p>
-      <w:pPr>
-        <w:pStyle w:val="ListBullet"/>
-        <w:spacing w:line="240" w:lineRule="auto"/>
-        <w:ind w:left="720"/>
-      </w:pPr>
-      <w:r>
-        <w:rPr>
-          <w:lang w:val="hi_IN" w:bidi="hi_IN"/>
-        </w:rPr>
-      </w:r>
-      <w:hyperlink r:id="rId13">
-        <w:r>
-          <w:rPr>
-            <w:lang w:val="hi_IN" w:bidi="hi_IN"/>
-          </w:rPr>
-          <w:rPr>
-            <w:color w:val="0000EE"/>
-            <w:u w:val="single"/>
-          </w:rPr>
-          <w:t>2 राजा 09:9–10</w:t>
-        </w:r>
-      </w:hyperlink>
-    </w:p>
-    <w:p>
-      <w:pPr>
-        <w:pStyle w:val="ListBullet"/>
-        <w:spacing w:line="240" w:lineRule="auto"/>
-        <w:ind w:left="720"/>
-      </w:pPr>
-      <w:r>
-        <w:rPr>
-          <w:lang w:val="hi_IN" w:bidi="hi_IN"/>
-        </w:rPr>
-      </w:r>
-      <w:hyperlink r:id="rId142">
-        <w:r>
-          <w:rPr>
-            <w:lang w:val="hi_IN" w:bidi="hi_IN"/>
-          </w:rPr>
-          <w:rPr>
-            <w:color w:val="0000EE"/>
-            <w:u w:val="single"/>
-          </w:rPr>
-          <w:t>यिर्मयाह 41:8–9</w:t>
-        </w:r>
-      </w:hyperlink>
+      <w:r>
+        <w:rPr>
+          <w:lang w:val="hi_IN" w:bidi="hi_IN"/>
+        </w:rPr>
+        <w:t>1 राजा 15:16–17</w:t>
+      </w:r>
+    </w:p>
+    <w:p>
+      <w:pPr>
+        <w:pStyle w:val="ListBullet"/>
+        <w:spacing w:line="240" w:lineRule="auto"/>
+        <w:ind w:left="720"/>
+      </w:pPr>
+      <w:r>
+        <w:rPr>
+          <w:lang w:val="hi_IN" w:bidi="hi_IN"/>
+        </w:rPr>
+      </w:r>
+      <w:r>
+        <w:rPr>
+          <w:lang w:val="hi_IN" w:bidi="hi_IN"/>
+        </w:rPr>
+        <w:t>2 राजा 09:9–10</w:t>
+      </w:r>
+    </w:p>
+    <w:p>
+      <w:pPr>
+        <w:pStyle w:val="ListBullet"/>
+        <w:spacing w:line="240" w:lineRule="auto"/>
+        <w:ind w:left="720"/>
+      </w:pPr>
+      <w:r>
+        <w:rPr>
+          <w:lang w:val="hi_IN" w:bidi="hi_IN"/>
+        </w:rPr>
+      </w:r>
+      <w:r>
+        <w:rPr>
+          <w:lang w:val="hi_IN" w:bidi="hi_IN"/>
+        </w:rPr>
+        <w:t>यिर्मयाह 41:8–9</w:t>
+      </w:r>
     </w:p>
     <w:p>
       <w:pPr>
@@ -13710,90 +12822,66 @@
           <w:lang w:val="hi_IN" w:bidi="hi_IN"/>
         </w:rPr>
       </w:r>
-      <w:hyperlink r:id="rId50">
-        <w:r>
-          <w:rPr>
-            <w:lang w:val="hi_IN" w:bidi="hi_IN"/>
-          </w:rPr>
-          <w:rPr>
-            <w:color w:val="0000EE"/>
-            <w:u w:val="single"/>
-          </w:rPr>
-          <w:t>1 राजा 4:13</w:t>
-        </w:r>
-      </w:hyperlink>
-    </w:p>
-    <w:p>
-      <w:pPr>
-        <w:pStyle w:val="ListBullet"/>
-        <w:spacing w:line="240" w:lineRule="auto"/>
-        <w:ind w:left="720"/>
-      </w:pPr>
-      <w:r>
-        <w:rPr>
-          <w:lang w:val="hi_IN" w:bidi="hi_IN"/>
-        </w:rPr>
-      </w:r>
-      <w:hyperlink r:id="rId143">
-        <w:r>
-          <w:rPr>
-            <w:lang w:val="hi_IN" w:bidi="hi_IN"/>
-          </w:rPr>
-          <w:rPr>
-            <w:color w:val="0000EE"/>
-            <w:u w:val="single"/>
-          </w:rPr>
-          <w:t>आमोस 4:1</w:t>
-        </w:r>
-      </w:hyperlink>
-    </w:p>
-    <w:p>
-      <w:pPr>
-        <w:pStyle w:val="ListBullet"/>
-        <w:spacing w:line="240" w:lineRule="auto"/>
-        <w:ind w:left="720"/>
-      </w:pPr>
-      <w:r>
-        <w:rPr>
-          <w:lang w:val="hi_IN" w:bidi="hi_IN"/>
-        </w:rPr>
-      </w:r>
-      <w:hyperlink r:id="rId144">
-        <w:r>
-          <w:rPr>
-            <w:lang w:val="hi_IN" w:bidi="hi_IN"/>
-          </w:rPr>
-          <w:rPr>
-            <w:color w:val="0000EE"/>
-            <w:u w:val="single"/>
-          </w:rPr>
-          <w:t>यिर्मयाह 22:20–21</w:t>
-        </w:r>
-      </w:hyperlink>
-    </w:p>
-    <w:p>
-      <w:pPr>
-        <w:pStyle w:val="ListBullet"/>
-        <w:spacing w:line="240" w:lineRule="auto"/>
-        <w:ind w:left="720"/>
-      </w:pPr>
-      <w:r>
-        <w:rPr>
-          <w:lang w:val="hi_IN" w:bidi="hi_IN"/>
-        </w:rPr>
-      </w:r>
-      <w:hyperlink r:id="rId145">
-        <w:r>
-          <w:rPr>
-            <w:lang w:val="hi_IN" w:bidi="hi_IN"/>
-          </w:rPr>
-          <w:rPr>
-            <w:color w:val="0000EE"/>
-            <w:u w:val="single"/>
-          </w:rPr>
-          <w:t>यहोशू 9:10</w:t>
-        </w:r>
-      </w:hyperlink>
+      <w:r>
+        <w:rPr>
+          <w:lang w:val="hi_IN" w:bidi="hi_IN"/>
+        </w:rPr>
+        <w:t>1 राजा 4:13</w:t>
+      </w:r>
+    </w:p>
+    <w:p>
+      <w:pPr>
+        <w:pStyle w:val="ListBullet"/>
+        <w:spacing w:line="240" w:lineRule="auto"/>
+        <w:ind w:left="720"/>
+      </w:pPr>
+      <w:r>
+        <w:rPr>
+          <w:lang w:val="hi_IN" w:bidi="hi_IN"/>
+        </w:rPr>
+      </w:r>
+      <w:r>
+        <w:rPr>
+          <w:lang w:val="hi_IN" w:bidi="hi_IN"/>
+        </w:rPr>
+        <w:t>आमोस 4:1</w:t>
+      </w:r>
+    </w:p>
+    <w:p>
+      <w:pPr>
+        <w:pStyle w:val="ListBullet"/>
+        <w:spacing w:line="240" w:lineRule="auto"/>
+        <w:ind w:left="720"/>
+      </w:pPr>
+      <w:r>
+        <w:rPr>
+          <w:lang w:val="hi_IN" w:bidi="hi_IN"/>
+        </w:rPr>
+      </w:r>
+      <w:r>
+        <w:rPr>
+          <w:lang w:val="hi_IN" w:bidi="hi_IN"/>
+        </w:rPr>
+        <w:t>यिर्मयाह 22:20–21</w:t>
+      </w:r>
+    </w:p>
+    <w:p>
+      <w:pPr>
+        <w:pStyle w:val="ListBullet"/>
+        <w:spacing w:line="240" w:lineRule="auto"/>
+        <w:ind w:left="720"/>
+      </w:pPr>
+      <w:r>
+        <w:rPr>
+          <w:lang w:val="hi_IN" w:bidi="hi_IN"/>
+        </w:rPr>
+      </w:r>
+      <w:r>
+        <w:rPr>
+          <w:lang w:val="hi_IN" w:bidi="hi_IN"/>
+        </w:rPr>
+        <w:t>यहोशू 9:10</w:t>
+      </w:r>
     </w:p>
     <w:p>
       <w:pPr>
@@ -14073,162 +13161,120 @@
           <w:lang w:val="hi_IN" w:bidi="hi_IN"/>
         </w:rPr>
       </w:r>
-      <w:hyperlink r:id="rId49">
-        <w:r>
-          <w:rPr>
-            <w:lang w:val="hi_IN" w:bidi="hi_IN"/>
-          </w:rPr>
-          <w:rPr>
-            <w:color w:val="0000EE"/>
-            <w:u w:val="single"/>
-          </w:rPr>
-          <w:t>1 इतिहास 02:1–2</w:t>
-        </w:r>
-      </w:hyperlink>
-    </w:p>
-    <w:p>
-      <w:pPr>
-        <w:pStyle w:val="ListBullet"/>
-        <w:spacing w:line="240" w:lineRule="auto"/>
-        <w:ind w:left="720"/>
-      </w:pPr>
-      <w:r>
-        <w:rPr>
-          <w:lang w:val="hi_IN" w:bidi="hi_IN"/>
-        </w:rPr>
-      </w:r>
-      <w:hyperlink r:id="rId50">
-        <w:r>
-          <w:rPr>
-            <w:lang w:val="hi_IN" w:bidi="hi_IN"/>
-          </w:rPr>
-          <w:rPr>
-            <w:color w:val="0000EE"/>
-            <w:u w:val="single"/>
-          </w:rPr>
-          <w:t>1 राजा 02:08</w:t>
-        </w:r>
-      </w:hyperlink>
-    </w:p>
-    <w:p>
-      <w:pPr>
-        <w:pStyle w:val="ListBullet"/>
-        <w:spacing w:line="240" w:lineRule="auto"/>
-        <w:ind w:left="720"/>
-      </w:pPr>
-      <w:r>
-        <w:rPr>
-          <w:lang w:val="hi_IN" w:bidi="hi_IN"/>
-        </w:rPr>
-      </w:r>
-      <w:hyperlink r:id="rId146">
-        <w:r>
-          <w:rPr>
-            <w:lang w:val="hi_IN" w:bidi="hi_IN"/>
-          </w:rPr>
-          <w:rPr>
-            <w:color w:val="0000EE"/>
-            <w:u w:val="single"/>
-          </w:rPr>
-          <w:t>प्रे.का. 13:21–22</w:t>
-        </w:r>
-      </w:hyperlink>
-    </w:p>
-    <w:p>
-      <w:pPr>
-        <w:pStyle w:val="ListBullet"/>
-        <w:spacing w:line="240" w:lineRule="auto"/>
-        <w:ind w:left="720"/>
-      </w:pPr>
-      <w:r>
-        <w:rPr>
-          <w:lang w:val="hi_IN" w:bidi="hi_IN"/>
-        </w:rPr>
-      </w:r>
-      <w:hyperlink r:id="rId147">
-        <w:r>
-          <w:rPr>
-            <w:lang w:val="hi_IN" w:bidi="hi_IN"/>
-          </w:rPr>
-          <w:rPr>
-            <w:color w:val="0000EE"/>
-            <w:u w:val="single"/>
-          </w:rPr>
-          <w:t>उत्पत्ति 35:18</w:t>
-        </w:r>
-      </w:hyperlink>
-    </w:p>
-    <w:p>
-      <w:pPr>
-        <w:pStyle w:val="ListBullet"/>
-        <w:spacing w:line="240" w:lineRule="auto"/>
-        <w:ind w:left="720"/>
-      </w:pPr>
-      <w:r>
-        <w:rPr>
-          <w:lang w:val="hi_IN" w:bidi="hi_IN"/>
-        </w:rPr>
-      </w:r>
-      <w:hyperlink r:id="rId148">
-        <w:r>
-          <w:rPr>
-            <w:lang w:val="hi_IN" w:bidi="hi_IN"/>
-          </w:rPr>
-          <w:rPr>
-            <w:color w:val="0000EE"/>
-            <w:u w:val="single"/>
-          </w:rPr>
-          <w:t>उत्पत्ति 42:04</w:t>
-        </w:r>
-      </w:hyperlink>
-    </w:p>
-    <w:p>
-      <w:pPr>
-        <w:pStyle w:val="ListBullet"/>
-        <w:spacing w:line="240" w:lineRule="auto"/>
-        <w:ind w:left="720"/>
-      </w:pPr>
-      <w:r>
-        <w:rPr>
-          <w:lang w:val="hi_IN" w:bidi="hi_IN"/>
-        </w:rPr>
-      </w:r>
-      <w:hyperlink r:id="rId149">
-        <w:r>
-          <w:rPr>
-            <w:lang w:val="hi_IN" w:bidi="hi_IN"/>
-          </w:rPr>
-          <w:rPr>
-            <w:color w:val="0000EE"/>
-            <w:u w:val="single"/>
-          </w:rPr>
-          <w:t>उत्पत्ति 42:35–36</w:t>
-        </w:r>
-      </w:hyperlink>
-    </w:p>
-    <w:p>
-      <w:pPr>
-        <w:pStyle w:val="ListBullet"/>
-        <w:spacing w:line="240" w:lineRule="auto"/>
-        <w:ind w:left="720"/>
-      </w:pPr>
-      <w:r>
-        <w:rPr>
-          <w:lang w:val="hi_IN" w:bidi="hi_IN"/>
-        </w:rPr>
-      </w:r>
-      <w:hyperlink r:id="rId150">
-        <w:r>
-          <w:rPr>
-            <w:lang w:val="hi_IN" w:bidi="hi_IN"/>
-          </w:rPr>
-          <w:rPr>
-            <w:color w:val="0000EE"/>
-            <w:u w:val="single"/>
-          </w:rPr>
-          <w:t>फिलिप्पुस 03:4–5</w:t>
-        </w:r>
-      </w:hyperlink>
+      <w:r>
+        <w:rPr>
+          <w:lang w:val="hi_IN" w:bidi="hi_IN"/>
+        </w:rPr>
+        <w:t>1 इतिहास 02:1–2</w:t>
+      </w:r>
+    </w:p>
+    <w:p>
+      <w:pPr>
+        <w:pStyle w:val="ListBullet"/>
+        <w:spacing w:line="240" w:lineRule="auto"/>
+        <w:ind w:left="720"/>
+      </w:pPr>
+      <w:r>
+        <w:rPr>
+          <w:lang w:val="hi_IN" w:bidi="hi_IN"/>
+        </w:rPr>
+      </w:r>
+      <w:r>
+        <w:rPr>
+          <w:lang w:val="hi_IN" w:bidi="hi_IN"/>
+        </w:rPr>
+        <w:t>1 राजा 02:08</w:t>
+      </w:r>
+    </w:p>
+    <w:p>
+      <w:pPr>
+        <w:pStyle w:val="ListBullet"/>
+        <w:spacing w:line="240" w:lineRule="auto"/>
+        <w:ind w:left="720"/>
+      </w:pPr>
+      <w:r>
+        <w:rPr>
+          <w:lang w:val="hi_IN" w:bidi="hi_IN"/>
+        </w:rPr>
+      </w:r>
+      <w:r>
+        <w:rPr>
+          <w:lang w:val="hi_IN" w:bidi="hi_IN"/>
+        </w:rPr>
+        <w:t>प्रे.का. 13:21–22</w:t>
+      </w:r>
+    </w:p>
+    <w:p>
+      <w:pPr>
+        <w:pStyle w:val="ListBullet"/>
+        <w:spacing w:line="240" w:lineRule="auto"/>
+        <w:ind w:left="720"/>
+      </w:pPr>
+      <w:r>
+        <w:rPr>
+          <w:lang w:val="hi_IN" w:bidi="hi_IN"/>
+        </w:rPr>
+      </w:r>
+      <w:r>
+        <w:rPr>
+          <w:lang w:val="hi_IN" w:bidi="hi_IN"/>
+        </w:rPr>
+        <w:t>उत्पत्ति 35:18</w:t>
+      </w:r>
+    </w:p>
+    <w:p>
+      <w:pPr>
+        <w:pStyle w:val="ListBullet"/>
+        <w:spacing w:line="240" w:lineRule="auto"/>
+        <w:ind w:left="720"/>
+      </w:pPr>
+      <w:r>
+        <w:rPr>
+          <w:lang w:val="hi_IN" w:bidi="hi_IN"/>
+        </w:rPr>
+      </w:r>
+      <w:r>
+        <w:rPr>
+          <w:lang w:val="hi_IN" w:bidi="hi_IN"/>
+        </w:rPr>
+        <w:t>उत्पत्ति 42:04</w:t>
+      </w:r>
+    </w:p>
+    <w:p>
+      <w:pPr>
+        <w:pStyle w:val="ListBullet"/>
+        <w:spacing w:line="240" w:lineRule="auto"/>
+        <w:ind w:left="720"/>
+      </w:pPr>
+      <w:r>
+        <w:rPr>
+          <w:lang w:val="hi_IN" w:bidi="hi_IN"/>
+        </w:rPr>
+      </w:r>
+      <w:r>
+        <w:rPr>
+          <w:lang w:val="hi_IN" w:bidi="hi_IN"/>
+        </w:rPr>
+        <w:t>उत्पत्ति 42:35–36</w:t>
+      </w:r>
+    </w:p>
+    <w:p>
+      <w:pPr>
+        <w:pStyle w:val="ListBullet"/>
+        <w:spacing w:line="240" w:lineRule="auto"/>
+        <w:ind w:left="720"/>
+      </w:pPr>
+      <w:r>
+        <w:rPr>
+          <w:lang w:val="hi_IN" w:bidi="hi_IN"/>
+        </w:rPr>
+      </w:r>
+      <w:r>
+        <w:rPr>
+          <w:lang w:val="hi_IN" w:bidi="hi_IN"/>
+        </w:rPr>
+        <w:t>फिलिप्पुस 03:4–5</w:t>
+      </w:r>
     </w:p>
     <w:p>
       <w:pPr>
@@ -14452,66 +13498,48 @@
           <w:lang w:val="hi_IN" w:bidi="hi_IN"/>
         </w:rPr>
       </w:r>
-      <w:hyperlink r:id="rId151">
-        <w:r>
-          <w:rPr>
-            <w:lang w:val="hi_IN" w:bidi="hi_IN"/>
-          </w:rPr>
-          <w:rPr>
-            <w:color w:val="0000EE"/>
-            <w:u w:val="single"/>
-          </w:rPr>
-          <w:t>प्रे.का. 17:10–12</w:t>
-        </w:r>
-      </w:hyperlink>
-    </w:p>
-    <w:p>
-      <w:pPr>
-        <w:pStyle w:val="ListBullet"/>
-        <w:spacing w:line="240" w:lineRule="auto"/>
-        <w:ind w:left="720"/>
-      </w:pPr>
-      <w:r>
-        <w:rPr>
-          <w:lang w:val="hi_IN" w:bidi="hi_IN"/>
-        </w:rPr>
-      </w:r>
-      <w:hyperlink r:id="rId152">
-        <w:r>
-          <w:rPr>
-            <w:lang w:val="hi_IN" w:bidi="hi_IN"/>
-          </w:rPr>
-          <w:rPr>
-            <w:color w:val="0000EE"/>
-            <w:u w:val="single"/>
-          </w:rPr>
-          <w:t>प्रे.का. 17:13–15</w:t>
-        </w:r>
-      </w:hyperlink>
-    </w:p>
-    <w:p>
-      <w:pPr>
-        <w:pStyle w:val="ListBullet"/>
-        <w:spacing w:line="240" w:lineRule="auto"/>
-        <w:ind w:left="720"/>
-      </w:pPr>
-      <w:r>
-        <w:rPr>
-          <w:lang w:val="hi_IN" w:bidi="hi_IN"/>
-        </w:rPr>
-      </w:r>
-      <w:hyperlink r:id="rId153">
-        <w:r>
-          <w:rPr>
-            <w:lang w:val="hi_IN" w:bidi="hi_IN"/>
-          </w:rPr>
-          <w:rPr>
-            <w:color w:val="0000EE"/>
-            <w:u w:val="single"/>
-          </w:rPr>
-          <w:t>प्रे.का. 20:4–6</w:t>
-        </w:r>
-      </w:hyperlink>
+      <w:r>
+        <w:rPr>
+          <w:lang w:val="hi_IN" w:bidi="hi_IN"/>
+        </w:rPr>
+        <w:t>प्रे.का. 17:10–12</w:t>
+      </w:r>
+    </w:p>
+    <w:p>
+      <w:pPr>
+        <w:pStyle w:val="ListBullet"/>
+        <w:spacing w:line="240" w:lineRule="auto"/>
+        <w:ind w:left="720"/>
+      </w:pPr>
+      <w:r>
+        <w:rPr>
+          <w:lang w:val="hi_IN" w:bidi="hi_IN"/>
+        </w:rPr>
+      </w:r>
+      <w:r>
+        <w:rPr>
+          <w:lang w:val="hi_IN" w:bidi="hi_IN"/>
+        </w:rPr>
+        <w:t>प्रे.का. 17:13–15</w:t>
+      </w:r>
+    </w:p>
+    <w:p>
+      <w:pPr>
+        <w:pStyle w:val="ListBullet"/>
+        <w:spacing w:line="240" w:lineRule="auto"/>
+        <w:ind w:left="720"/>
+      </w:pPr>
+      <w:r>
+        <w:rPr>
+          <w:lang w:val="hi_IN" w:bidi="hi_IN"/>
+        </w:rPr>
+      </w:r>
+      <w:r>
+        <w:rPr>
+          <w:lang w:val="hi_IN" w:bidi="hi_IN"/>
+        </w:rPr>
+        <w:t>प्रे.का. 20:4–6</w:t>
+      </w:r>
     </w:p>
     <w:p>
       <w:pPr>
@@ -14849,114 +13877,84 @@
           <w:lang w:val="hi_IN" w:bidi="hi_IN"/>
         </w:rPr>
       </w:r>
-      <w:hyperlink r:id="rId154">
-        <w:r>
-          <w:rPr>
-            <w:lang w:val="hi_IN" w:bidi="hi_IN"/>
-          </w:rPr>
-          <w:rPr>
-            <w:color w:val="0000EE"/>
-            <w:u w:val="single"/>
-          </w:rPr>
-          <w:t>2 पतरस 2:16</w:t>
-        </w:r>
-      </w:hyperlink>
-    </w:p>
-    <w:p>
-      <w:pPr>
-        <w:pStyle w:val="ListBullet"/>
-        <w:spacing w:line="240" w:lineRule="auto"/>
-        <w:ind w:left="720"/>
-      </w:pPr>
-      <w:r>
-        <w:rPr>
-          <w:lang w:val="hi_IN" w:bidi="hi_IN"/>
-        </w:rPr>
-      </w:r>
-      <w:hyperlink r:id="rId155">
-        <w:r>
-          <w:rPr>
-            <w:lang w:val="hi_IN" w:bidi="hi_IN"/>
-          </w:rPr>
-          <w:rPr>
-            <w:color w:val="0000EE"/>
-            <w:u w:val="single"/>
-          </w:rPr>
-          <w:t>व्यवस्थाविवरण 23:3–4</w:t>
-        </w:r>
-      </w:hyperlink>
-    </w:p>
-    <w:p>
-      <w:pPr>
-        <w:pStyle w:val="ListBullet"/>
-        <w:spacing w:line="240" w:lineRule="auto"/>
-        <w:ind w:left="720"/>
-      </w:pPr>
-      <w:r>
-        <w:rPr>
-          <w:lang w:val="hi_IN" w:bidi="hi_IN"/>
-        </w:rPr>
-      </w:r>
-      <w:hyperlink r:id="rId156">
-        <w:r>
-          <w:rPr>
-            <w:lang w:val="hi_IN" w:bidi="hi_IN"/>
-          </w:rPr>
-          <w:rPr>
-            <w:color w:val="0000EE"/>
-            <w:u w:val="single"/>
-          </w:rPr>
-          <w:t>यहोशू 13:22–23</w:t>
-        </w:r>
-      </w:hyperlink>
-    </w:p>
-    <w:p>
-      <w:pPr>
-        <w:pStyle w:val="ListBullet"/>
-        <w:spacing w:line="240" w:lineRule="auto"/>
-        <w:ind w:left="720"/>
-      </w:pPr>
-      <w:r>
-        <w:rPr>
-          <w:lang w:val="hi_IN" w:bidi="hi_IN"/>
-        </w:rPr>
-      </w:r>
-      <w:hyperlink r:id="rId157">
-        <w:r>
-          <w:rPr>
-            <w:lang w:val="hi_IN" w:bidi="hi_IN"/>
-          </w:rPr>
-          <w:rPr>
-            <w:color w:val="0000EE"/>
-            <w:u w:val="single"/>
-          </w:rPr>
-          <w:t>गिनती 22:5</w:t>
-        </w:r>
-      </w:hyperlink>
-    </w:p>
-    <w:p>
-      <w:pPr>
-        <w:pStyle w:val="ListBullet"/>
-        <w:spacing w:line="240" w:lineRule="auto"/>
-        <w:ind w:left="720"/>
-      </w:pPr>
-      <w:r>
-        <w:rPr>
-          <w:lang w:val="hi_IN" w:bidi="hi_IN"/>
-        </w:rPr>
-      </w:r>
-      <w:hyperlink r:id="rId158">
-        <w:r>
-          <w:rPr>
-            <w:lang w:val="hi_IN" w:bidi="hi_IN"/>
-          </w:rPr>
-          <w:rPr>
-            <w:color w:val="0000EE"/>
-            <w:u w:val="single"/>
-          </w:rPr>
-          <w:t>प्रकाशितवाक्य 2:14</w:t>
-        </w:r>
-      </w:hyperlink>
+      <w:r>
+        <w:rPr>
+          <w:lang w:val="hi_IN" w:bidi="hi_IN"/>
+        </w:rPr>
+        <w:t>2 पतरस 2:16</w:t>
+      </w:r>
+    </w:p>
+    <w:p>
+      <w:pPr>
+        <w:pStyle w:val="ListBullet"/>
+        <w:spacing w:line="240" w:lineRule="auto"/>
+        <w:ind w:left="720"/>
+      </w:pPr>
+      <w:r>
+        <w:rPr>
+          <w:lang w:val="hi_IN" w:bidi="hi_IN"/>
+        </w:rPr>
+      </w:r>
+      <w:r>
+        <w:rPr>
+          <w:lang w:val="hi_IN" w:bidi="hi_IN"/>
+        </w:rPr>
+        <w:t>व्यवस्थाविवरण 23:3–4</w:t>
+      </w:r>
+    </w:p>
+    <w:p>
+      <w:pPr>
+        <w:pStyle w:val="ListBullet"/>
+        <w:spacing w:line="240" w:lineRule="auto"/>
+        <w:ind w:left="720"/>
+      </w:pPr>
+      <w:r>
+        <w:rPr>
+          <w:lang w:val="hi_IN" w:bidi="hi_IN"/>
+        </w:rPr>
+      </w:r>
+      <w:r>
+        <w:rPr>
+          <w:lang w:val="hi_IN" w:bidi="hi_IN"/>
+        </w:rPr>
+        <w:t>यहोशू 13:22–23</w:t>
+      </w:r>
+    </w:p>
+    <w:p>
+      <w:pPr>
+        <w:pStyle w:val="ListBullet"/>
+        <w:spacing w:line="240" w:lineRule="auto"/>
+        <w:ind w:left="720"/>
+      </w:pPr>
+      <w:r>
+        <w:rPr>
+          <w:lang w:val="hi_IN" w:bidi="hi_IN"/>
+        </w:rPr>
+      </w:r>
+      <w:r>
+        <w:rPr>
+          <w:lang w:val="hi_IN" w:bidi="hi_IN"/>
+        </w:rPr>
+        <w:t>गिनती 22:5</w:t>
+      </w:r>
+    </w:p>
+    <w:p>
+      <w:pPr>
+        <w:pStyle w:val="ListBullet"/>
+        <w:spacing w:line="240" w:lineRule="auto"/>
+        <w:ind w:left="720"/>
+      </w:pPr>
+      <w:r>
+        <w:rPr>
+          <w:lang w:val="hi_IN" w:bidi="hi_IN"/>
+        </w:rPr>
+      </w:r>
+      <w:r>
+        <w:rPr>
+          <w:lang w:val="hi_IN" w:bidi="hi_IN"/>
+        </w:rPr>
+        <w:t>प्रकाशितवाक्य 2:14</w:t>
+      </w:r>
     </w:p>
     <w:p>
       <w:pPr>
@@ -15180,42 +14178,30 @@
           <w:lang w:val="hi_IN" w:bidi="hi_IN"/>
         </w:rPr>
       </w:r>
-      <w:hyperlink r:id="rId159">
-        <w:r>
-          <w:rPr>
-            <w:lang w:val="hi_IN" w:bidi="hi_IN"/>
-          </w:rPr>
-          <w:rPr>
-            <w:color w:val="0000EE"/>
-            <w:u w:val="single"/>
-          </w:rPr>
-          <w:t>उत्पत्ति 29:29</w:t>
-        </w:r>
-      </w:hyperlink>
-    </w:p>
-    <w:p>
-      <w:pPr>
-        <w:pStyle w:val="ListBullet"/>
-        <w:spacing w:line="240" w:lineRule="auto"/>
-        <w:ind w:left="720"/>
-      </w:pPr>
-      <w:r>
-        <w:rPr>
-          <w:lang w:val="hi_IN" w:bidi="hi_IN"/>
-        </w:rPr>
-      </w:r>
-      <w:hyperlink r:id="rId160">
-        <w:r>
-          <w:rPr>
-            <w:lang w:val="hi_IN" w:bidi="hi_IN"/>
-          </w:rPr>
-          <w:rPr>
-            <w:color w:val="0000EE"/>
-            <w:u w:val="single"/>
-          </w:rPr>
-          <w:t>उत्पत्ति 30:4</w:t>
-        </w:r>
-      </w:hyperlink>
+      <w:r>
+        <w:rPr>
+          <w:lang w:val="hi_IN" w:bidi="hi_IN"/>
+        </w:rPr>
+        <w:t>उत्पत्ति 29:29</w:t>
+      </w:r>
+    </w:p>
+    <w:p>
+      <w:pPr>
+        <w:pStyle w:val="ListBullet"/>
+        <w:spacing w:line="240" w:lineRule="auto"/>
+        <w:ind w:left="720"/>
+      </w:pPr>
+      <w:r>
+        <w:rPr>
+          <w:lang w:val="hi_IN" w:bidi="hi_IN"/>
+        </w:rPr>
+      </w:r>
+      <w:r>
+        <w:rPr>
+          <w:lang w:val="hi_IN" w:bidi="hi_IN"/>
+        </w:rPr>
+        <w:t>उत्पत्ति 30:4</w:t>
+      </w:r>
     </w:p>
     <w:p>
       <w:pPr>
@@ -15538,90 +14524,66 @@
           <w:lang w:val="hi_IN" w:bidi="hi_IN"/>
         </w:rPr>
       </w:r>
-      <w:hyperlink r:id="rId50">
-        <w:r>
-          <w:rPr>
-            <w:lang w:val="hi_IN" w:bidi="hi_IN"/>
-          </w:rPr>
-          <w:rPr>
-            <w:color w:val="0000EE"/>
-            <w:u w:val="single"/>
-          </w:rPr>
-          <w:t>1 राजा 18:32</w:t>
-        </w:r>
-      </w:hyperlink>
-    </w:p>
-    <w:p>
-      <w:pPr>
-        <w:pStyle w:val="ListBullet"/>
-        <w:spacing w:line="240" w:lineRule="auto"/>
-        <w:ind w:left="720"/>
-      </w:pPr>
-      <w:r>
-        <w:rPr>
-          <w:lang w:val="hi_IN" w:bidi="hi_IN"/>
-        </w:rPr>
-      </w:r>
-      <w:hyperlink r:id="rId161">
-        <w:r>
-          <w:rPr>
-            <w:lang w:val="hi_IN" w:bidi="hi_IN"/>
-          </w:rPr>
-          <w:rPr>
-            <w:color w:val="0000EE"/>
-            <w:u w:val="single"/>
-          </w:rPr>
-          <w:t>उत्पत्ति 01:11</w:t>
-        </w:r>
-      </w:hyperlink>
-    </w:p>
-    <w:p>
-      <w:pPr>
-        <w:pStyle w:val="ListBullet"/>
-        <w:spacing w:line="240" w:lineRule="auto"/>
-        <w:ind w:left="720"/>
-      </w:pPr>
-      <w:r>
-        <w:rPr>
-          <w:lang w:val="hi_IN" w:bidi="hi_IN"/>
-        </w:rPr>
-      </w:r>
-      <w:hyperlink r:id="rId162">
-        <w:r>
-          <w:rPr>
-            <w:lang w:val="hi_IN" w:bidi="hi_IN"/>
-          </w:rPr>
-          <w:rPr>
-            <w:color w:val="0000EE"/>
-            <w:u w:val="single"/>
-          </w:rPr>
-          <w:t>यिर्मयाह 02:21</w:t>
-        </w:r>
-      </w:hyperlink>
-    </w:p>
-    <w:p>
-      <w:pPr>
-        <w:pStyle w:val="ListBullet"/>
-        <w:spacing w:line="240" w:lineRule="auto"/>
-        <w:ind w:left="720"/>
-      </w:pPr>
-      <w:r>
-        <w:rPr>
-          <w:lang w:val="hi_IN" w:bidi="hi_IN"/>
-        </w:rPr>
-      </w:r>
-      <w:hyperlink r:id="rId163">
-        <w:r>
-          <w:rPr>
-            <w:lang w:val="hi_IN" w:bidi="hi_IN"/>
-          </w:rPr>
-          <w:rPr>
-            <w:color w:val="0000EE"/>
-            <w:u w:val="single"/>
-          </w:rPr>
-          <w:t>मत्ती 13:08</w:t>
-        </w:r>
-      </w:hyperlink>
+      <w:r>
+        <w:rPr>
+          <w:lang w:val="hi_IN" w:bidi="hi_IN"/>
+        </w:rPr>
+        <w:t>1 राजा 18:32</w:t>
+      </w:r>
+    </w:p>
+    <w:p>
+      <w:pPr>
+        <w:pStyle w:val="ListBullet"/>
+        <w:spacing w:line="240" w:lineRule="auto"/>
+        <w:ind w:left="720"/>
+      </w:pPr>
+      <w:r>
+        <w:rPr>
+          <w:lang w:val="hi_IN" w:bidi="hi_IN"/>
+        </w:rPr>
+      </w:r>
+      <w:r>
+        <w:rPr>
+          <w:lang w:val="hi_IN" w:bidi="hi_IN"/>
+        </w:rPr>
+        <w:t>उत्पत्ति 01:11</w:t>
+      </w:r>
+    </w:p>
+    <w:p>
+      <w:pPr>
+        <w:pStyle w:val="ListBullet"/>
+        <w:spacing w:line="240" w:lineRule="auto"/>
+        <w:ind w:left="720"/>
+      </w:pPr>
+      <w:r>
+        <w:rPr>
+          <w:lang w:val="hi_IN" w:bidi="hi_IN"/>
+        </w:rPr>
+      </w:r>
+      <w:r>
+        <w:rPr>
+          <w:lang w:val="hi_IN" w:bidi="hi_IN"/>
+        </w:rPr>
+        <w:t>यिर्मयाह 02:21</w:t>
+      </w:r>
+    </w:p>
+    <w:p>
+      <w:pPr>
+        <w:pStyle w:val="ListBullet"/>
+        <w:spacing w:line="240" w:lineRule="auto"/>
+        <w:ind w:left="720"/>
+      </w:pPr>
+      <w:r>
+        <w:rPr>
+          <w:lang w:val="hi_IN" w:bidi="hi_IN"/>
+        </w:rPr>
+      </w:r>
+      <w:r>
+        <w:rPr>
+          <w:lang w:val="hi_IN" w:bidi="hi_IN"/>
+        </w:rPr>
+        <w:t>मत्ती 13:08</w:t>
+      </w:r>
     </w:p>
     <w:p>
       <w:pPr>
@@ -15849,114 +14811,84 @@
           <w:lang w:val="hi_IN" w:bidi="hi_IN"/>
         </w:rPr>
       </w:r>
-      <w:hyperlink r:id="rId164">
-        <w:r>
-          <w:rPr>
-            <w:lang w:val="hi_IN" w:bidi="hi_IN"/>
-          </w:rPr>
-          <w:rPr>
-            <w:color w:val="0000EE"/>
-            <w:u w:val="single"/>
-          </w:rPr>
-          <w:t>व्यवस्थाविवरण 24:21–22</w:t>
-        </w:r>
-      </w:hyperlink>
-    </w:p>
-    <w:p>
-      <w:pPr>
-        <w:pStyle w:val="ListBullet"/>
-        <w:spacing w:line="240" w:lineRule="auto"/>
-        <w:ind w:left="720"/>
-      </w:pPr>
-      <w:r>
-        <w:rPr>
-          <w:lang w:val="hi_IN" w:bidi="hi_IN"/>
-        </w:rPr>
-      </w:r>
-      <w:hyperlink r:id="rId165">
-        <w:r>
-          <w:rPr>
-            <w:lang w:val="hi_IN" w:bidi="hi_IN"/>
-          </w:rPr>
-          <w:rPr>
-            <w:color w:val="0000EE"/>
-            <w:u w:val="single"/>
-          </w:rPr>
-          <w:t>यशायाह 17:4–5</w:t>
-        </w:r>
-      </w:hyperlink>
-    </w:p>
-    <w:p>
-      <w:pPr>
-        <w:pStyle w:val="ListBullet"/>
-        <w:spacing w:line="240" w:lineRule="auto"/>
-        <w:ind w:left="720"/>
-      </w:pPr>
-      <w:r>
-        <w:rPr>
-          <w:lang w:val="hi_IN" w:bidi="hi_IN"/>
-        </w:rPr>
-      </w:r>
-      <w:hyperlink r:id="rId166">
-        <w:r>
-          <w:rPr>
-            <w:lang w:val="hi_IN" w:bidi="hi_IN"/>
-          </w:rPr>
-          <w:rPr>
-            <w:color w:val="0000EE"/>
-            <w:u w:val="single"/>
-          </w:rPr>
-          <w:t>अय्यूब 24:5–7</w:t>
-        </w:r>
-      </w:hyperlink>
-    </w:p>
-    <w:p>
-      <w:pPr>
-        <w:pStyle w:val="ListBullet"/>
-        <w:spacing w:line="240" w:lineRule="auto"/>
-        <w:ind w:left="720"/>
-      </w:pPr>
-      <w:r>
-        <w:rPr>
-          <w:lang w:val="hi_IN" w:bidi="hi_IN"/>
-        </w:rPr>
-      </w:r>
-      <w:hyperlink r:id="rId167">
-        <w:r>
-          <w:rPr>
-            <w:lang w:val="hi_IN" w:bidi="hi_IN"/>
-          </w:rPr>
-          <w:rPr>
-            <w:color w:val="0000EE"/>
-            <w:u w:val="single"/>
-          </w:rPr>
-          <w:t>रूत 02:1–2</w:t>
-        </w:r>
-      </w:hyperlink>
-    </w:p>
-    <w:p>
-      <w:pPr>
-        <w:pStyle w:val="ListBullet"/>
-        <w:spacing w:line="240" w:lineRule="auto"/>
-        <w:ind w:left="720"/>
-      </w:pPr>
-      <w:r>
-        <w:rPr>
-          <w:lang w:val="hi_IN" w:bidi="hi_IN"/>
-        </w:rPr>
-      </w:r>
-      <w:hyperlink r:id="rId168">
-        <w:r>
-          <w:rPr>
-            <w:lang w:val="hi_IN" w:bidi="hi_IN"/>
-          </w:rPr>
-          <w:rPr>
-            <w:color w:val="0000EE"/>
-            <w:u w:val="single"/>
-          </w:rPr>
-          <w:t>रूत 02:15–16</w:t>
-        </w:r>
-      </w:hyperlink>
+      <w:r>
+        <w:rPr>
+          <w:lang w:val="hi_IN" w:bidi="hi_IN"/>
+        </w:rPr>
+        <w:t>व्यवस्थाविवरण 24:21–22</w:t>
+      </w:r>
+    </w:p>
+    <w:p>
+      <w:pPr>
+        <w:pStyle w:val="ListBullet"/>
+        <w:spacing w:line="240" w:lineRule="auto"/>
+        <w:ind w:left="720"/>
+      </w:pPr>
+      <w:r>
+        <w:rPr>
+          <w:lang w:val="hi_IN" w:bidi="hi_IN"/>
+        </w:rPr>
+      </w:r>
+      <w:r>
+        <w:rPr>
+          <w:lang w:val="hi_IN" w:bidi="hi_IN"/>
+        </w:rPr>
+        <w:t>यशायाह 17:4–5</w:t>
+      </w:r>
+    </w:p>
+    <w:p>
+      <w:pPr>
+        <w:pStyle w:val="ListBullet"/>
+        <w:spacing w:line="240" w:lineRule="auto"/>
+        <w:ind w:left="720"/>
+      </w:pPr>
+      <w:r>
+        <w:rPr>
+          <w:lang w:val="hi_IN" w:bidi="hi_IN"/>
+        </w:rPr>
+      </w:r>
+      <w:r>
+        <w:rPr>
+          <w:lang w:val="hi_IN" w:bidi="hi_IN"/>
+        </w:rPr>
+        <w:t>अय्यूब 24:5–7</w:t>
+      </w:r>
+    </w:p>
+    <w:p>
+      <w:pPr>
+        <w:pStyle w:val="ListBullet"/>
+        <w:spacing w:line="240" w:lineRule="auto"/>
+        <w:ind w:left="720"/>
+      </w:pPr>
+      <w:r>
+        <w:rPr>
+          <w:lang w:val="hi_IN" w:bidi="hi_IN"/>
+        </w:rPr>
+      </w:r>
+      <w:r>
+        <w:rPr>
+          <w:lang w:val="hi_IN" w:bidi="hi_IN"/>
+        </w:rPr>
+        <w:t>रूत 02:1–2</w:t>
+      </w:r>
+    </w:p>
+    <w:p>
+      <w:pPr>
+        <w:pStyle w:val="ListBullet"/>
+        <w:spacing w:line="240" w:lineRule="auto"/>
+        <w:ind w:left="720"/>
+      </w:pPr>
+      <w:r>
+        <w:rPr>
+          <w:lang w:val="hi_IN" w:bidi="hi_IN"/>
+        </w:rPr>
+      </w:r>
+      <w:r>
+        <w:rPr>
+          <w:lang w:val="hi_IN" w:bidi="hi_IN"/>
+        </w:rPr>
+        <w:t>रूत 02:15–16</w:t>
+      </w:r>
     </w:p>
     <w:p>
       <w:pPr>
@@ -16190,90 +15122,66 @@
           <w:lang w:val="hi_IN" w:bidi="hi_IN"/>
         </w:rPr>
       </w:r>
-      <w:hyperlink r:id="rId169">
-        <w:r>
-          <w:rPr>
-            <w:lang w:val="hi_IN" w:bidi="hi_IN"/>
-          </w:rPr>
-          <w:rPr>
-            <w:color w:val="0000EE"/>
-            <w:u w:val="single"/>
-          </w:rPr>
-          <w:t>1 थिस्सलुनीकियों 05:19–22</w:t>
-        </w:r>
-      </w:hyperlink>
-    </w:p>
-    <w:p>
-      <w:pPr>
-        <w:pStyle w:val="ListBullet"/>
-        <w:spacing w:line="240" w:lineRule="auto"/>
-        <w:ind w:left="720"/>
-      </w:pPr>
-      <w:r>
-        <w:rPr>
-          <w:lang w:val="hi_IN" w:bidi="hi_IN"/>
-        </w:rPr>
-      </w:r>
-      <w:hyperlink r:id="rId170">
-        <w:r>
-          <w:rPr>
-            <w:lang w:val="hi_IN" w:bidi="hi_IN"/>
-          </w:rPr>
-          <w:rPr>
-            <w:color w:val="0000EE"/>
-            <w:u w:val="single"/>
-          </w:rPr>
-          <w:t>यहेजकेल 20:45–47</w:t>
-        </w:r>
-      </w:hyperlink>
-    </w:p>
-    <w:p>
-      <w:pPr>
-        <w:pStyle w:val="ListBullet"/>
-        <w:spacing w:line="240" w:lineRule="auto"/>
-        <w:ind w:left="720"/>
-      </w:pPr>
-      <w:r>
-        <w:rPr>
-          <w:lang w:val="hi_IN" w:bidi="hi_IN"/>
-        </w:rPr>
-      </w:r>
-      <w:hyperlink r:id="rId171">
-        <w:r>
-          <w:rPr>
-            <w:lang w:val="hi_IN" w:bidi="hi_IN"/>
-          </w:rPr>
-          <w:rPr>
-            <w:color w:val="0000EE"/>
-            <w:u w:val="single"/>
-          </w:rPr>
-          <w:t>यशायाह 01:31</w:t>
-        </w:r>
-      </w:hyperlink>
-    </w:p>
-    <w:p>
-      <w:pPr>
-        <w:pStyle w:val="ListBullet"/>
-        <w:spacing w:line="240" w:lineRule="auto"/>
-        <w:ind w:left="720"/>
-      </w:pPr>
-      <w:r>
-        <w:rPr>
-          <w:lang w:val="hi_IN" w:bidi="hi_IN"/>
-        </w:rPr>
-      </w:r>
-      <w:hyperlink r:id="rId172">
-        <w:r>
-          <w:rPr>
-            <w:lang w:val="hi_IN" w:bidi="hi_IN"/>
-          </w:rPr>
-          <w:rPr>
-            <w:color w:val="0000EE"/>
-            <w:u w:val="single"/>
-          </w:rPr>
-          <w:t>यिर्मयाह 21:11–12</w:t>
-        </w:r>
-      </w:hyperlink>
+      <w:r>
+        <w:rPr>
+          <w:lang w:val="hi_IN" w:bidi="hi_IN"/>
+        </w:rPr>
+        <w:t>1 थिस्सलुनीकियों 05:19–22</w:t>
+      </w:r>
+    </w:p>
+    <w:p>
+      <w:pPr>
+        <w:pStyle w:val="ListBullet"/>
+        <w:spacing w:line="240" w:lineRule="auto"/>
+        <w:ind w:left="720"/>
+      </w:pPr>
+      <w:r>
+        <w:rPr>
+          <w:lang w:val="hi_IN" w:bidi="hi_IN"/>
+        </w:rPr>
+      </w:r>
+      <w:r>
+        <w:rPr>
+          <w:lang w:val="hi_IN" w:bidi="hi_IN"/>
+        </w:rPr>
+        <w:t>यहेजकेल 20:45–47</w:t>
+      </w:r>
+    </w:p>
+    <w:p>
+      <w:pPr>
+        <w:pStyle w:val="ListBullet"/>
+        <w:spacing w:line="240" w:lineRule="auto"/>
+        <w:ind w:left="720"/>
+      </w:pPr>
+      <w:r>
+        <w:rPr>
+          <w:lang w:val="hi_IN" w:bidi="hi_IN"/>
+        </w:rPr>
+      </w:r>
+      <w:r>
+        <w:rPr>
+          <w:lang w:val="hi_IN" w:bidi="hi_IN"/>
+        </w:rPr>
+        <w:t>यशायाह 01:31</w:t>
+      </w:r>
+    </w:p>
+    <w:p>
+      <w:pPr>
+        <w:pStyle w:val="ListBullet"/>
+        <w:spacing w:line="240" w:lineRule="auto"/>
+        <w:ind w:left="720"/>
+      </w:pPr>
+      <w:r>
+        <w:rPr>
+          <w:lang w:val="hi_IN" w:bidi="hi_IN"/>
+        </w:rPr>
+      </w:r>
+      <w:r>
+        <w:rPr>
+          <w:lang w:val="hi_IN" w:bidi="hi_IN"/>
+        </w:rPr>
+        <w:t>यिर्मयाह 21:11–12</w:t>
+      </w:r>
     </w:p>
     <w:p>
       <w:pPr>
@@ -16542,162 +15450,120 @@
           <w:lang w:val="hi_IN" w:bidi="hi_IN"/>
         </w:rPr>
       </w:r>
-      <w:hyperlink r:id="rId173">
-        <w:r>
-          <w:rPr>
-            <w:lang w:val="hi_IN" w:bidi="hi_IN"/>
-          </w:rPr>
-          <w:rPr>
-            <w:color w:val="0000EE"/>
-            <w:u w:val="single"/>
-          </w:rPr>
-          <w:t>प्रे.का. 6:3</w:t>
-        </w:r>
-      </w:hyperlink>
-    </w:p>
-    <w:p>
-      <w:pPr>
-        <w:pStyle w:val="ListBullet"/>
-        <w:spacing w:line="240" w:lineRule="auto"/>
-        <w:ind w:left="720"/>
-      </w:pPr>
-      <w:r>
-        <w:rPr>
-          <w:lang w:val="hi_IN" w:bidi="hi_IN"/>
-        </w:rPr>
-      </w:r>
-      <w:hyperlink r:id="rId174">
-        <w:r>
-          <w:rPr>
-            <w:lang w:val="hi_IN" w:bidi="hi_IN"/>
-          </w:rPr>
-          <w:rPr>
-            <w:color w:val="0000EE"/>
-            <w:u w:val="single"/>
-          </w:rPr>
-          <w:t>कुलुस्सियों 03:15–17</w:t>
-        </w:r>
-      </w:hyperlink>
-    </w:p>
-    <w:p>
-      <w:pPr>
-        <w:pStyle w:val="ListBullet"/>
-        <w:spacing w:line="240" w:lineRule="auto"/>
-        <w:ind w:left="720"/>
-      </w:pPr>
-      <w:r>
-        <w:rPr>
-          <w:lang w:val="hi_IN" w:bidi="hi_IN"/>
-        </w:rPr>
-      </w:r>
-      <w:hyperlink r:id="rId175">
-        <w:r>
-          <w:rPr>
-            <w:lang w:val="hi_IN" w:bidi="hi_IN"/>
-          </w:rPr>
-          <w:rPr>
-            <w:color w:val="0000EE"/>
-            <w:u w:val="single"/>
-          </w:rPr>
-          <w:t>निर्गमन 31:6</w:t>
-        </w:r>
-      </w:hyperlink>
-    </w:p>
-    <w:p>
-      <w:pPr>
-        <w:pStyle w:val="ListBullet"/>
-        <w:spacing w:line="240" w:lineRule="auto"/>
-        <w:ind w:left="720"/>
-      </w:pPr>
-      <w:r>
-        <w:rPr>
-          <w:lang w:val="hi_IN" w:bidi="hi_IN"/>
-        </w:rPr>
-      </w:r>
-      <w:hyperlink r:id="rId176">
-        <w:r>
-          <w:rPr>
-            <w:lang w:val="hi_IN" w:bidi="hi_IN"/>
-          </w:rPr>
-          <w:rPr>
-            <w:color w:val="0000EE"/>
-            <w:u w:val="single"/>
-          </w:rPr>
-          <w:t>उत्पत्ति 3:6</w:t>
-        </w:r>
-      </w:hyperlink>
-    </w:p>
-    <w:p>
-      <w:pPr>
-        <w:pStyle w:val="ListBullet"/>
-        <w:spacing w:line="240" w:lineRule="auto"/>
-        <w:ind w:left="720"/>
-      </w:pPr>
-      <w:r>
-        <w:rPr>
-          <w:lang w:val="hi_IN" w:bidi="hi_IN"/>
-        </w:rPr>
-      </w:r>
-      <w:hyperlink r:id="rId177">
-        <w:r>
-          <w:rPr>
-            <w:lang w:val="hi_IN" w:bidi="hi_IN"/>
-          </w:rPr>
-          <w:rPr>
-            <w:color w:val="0000EE"/>
-            <w:u w:val="single"/>
-          </w:rPr>
-          <w:t>यशा. 19:12</w:t>
-        </w:r>
-      </w:hyperlink>
-    </w:p>
-    <w:p>
-      <w:pPr>
-        <w:pStyle w:val="ListBullet"/>
-        <w:spacing w:line="240" w:lineRule="auto"/>
-        <w:ind w:left="720"/>
-      </w:pPr>
-      <w:r>
-        <w:rPr>
-          <w:lang w:val="hi_IN" w:bidi="hi_IN"/>
-        </w:rPr>
-      </w:r>
-      <w:hyperlink r:id="rId178">
-        <w:r>
-          <w:rPr>
-            <w:lang w:val="hi_IN" w:bidi="hi_IN"/>
-          </w:rPr>
-          <w:rPr>
-            <w:color w:val="0000EE"/>
-            <w:u w:val="single"/>
-          </w:rPr>
-          <w:t>यिर्मयाह 18:18</w:t>
-        </w:r>
-      </w:hyperlink>
-    </w:p>
-    <w:p>
-      <w:pPr>
-        <w:pStyle w:val="ListBullet"/>
-        <w:spacing w:line="240" w:lineRule="auto"/>
-        <w:ind w:left="720"/>
-      </w:pPr>
-      <w:r>
-        <w:rPr>
-          <w:lang w:val="hi_IN" w:bidi="hi_IN"/>
-        </w:rPr>
-      </w:r>
-      <w:hyperlink r:id="rId179">
-        <w:r>
-          <w:rPr>
-            <w:lang w:val="hi_IN" w:bidi="hi_IN"/>
-          </w:rPr>
-          <w:rPr>
-            <w:color w:val="0000EE"/>
-            <w:u w:val="single"/>
-          </w:rPr>
-          <w:t>मत्ती. 07:24</w:t>
-        </w:r>
-      </w:hyperlink>
+      <w:r>
+        <w:rPr>
+          <w:lang w:val="hi_IN" w:bidi="hi_IN"/>
+        </w:rPr>
+        <w:t>प्रे.का. 6:3</w:t>
+      </w:r>
+    </w:p>
+    <w:p>
+      <w:pPr>
+        <w:pStyle w:val="ListBullet"/>
+        <w:spacing w:line="240" w:lineRule="auto"/>
+        <w:ind w:left="720"/>
+      </w:pPr>
+      <w:r>
+        <w:rPr>
+          <w:lang w:val="hi_IN" w:bidi="hi_IN"/>
+        </w:rPr>
+      </w:r>
+      <w:r>
+        <w:rPr>
+          <w:lang w:val="hi_IN" w:bidi="hi_IN"/>
+        </w:rPr>
+        <w:t>कुलुस्सियों 03:15–17</w:t>
+      </w:r>
+    </w:p>
+    <w:p>
+      <w:pPr>
+        <w:pStyle w:val="ListBullet"/>
+        <w:spacing w:line="240" w:lineRule="auto"/>
+        <w:ind w:left="720"/>
+      </w:pPr>
+      <w:r>
+        <w:rPr>
+          <w:lang w:val="hi_IN" w:bidi="hi_IN"/>
+        </w:rPr>
+      </w:r>
+      <w:r>
+        <w:rPr>
+          <w:lang w:val="hi_IN" w:bidi="hi_IN"/>
+        </w:rPr>
+        <w:t>निर्गमन 31:6</w:t>
+      </w:r>
+    </w:p>
+    <w:p>
+      <w:pPr>
+        <w:pStyle w:val="ListBullet"/>
+        <w:spacing w:line="240" w:lineRule="auto"/>
+        <w:ind w:left="720"/>
+      </w:pPr>
+      <w:r>
+        <w:rPr>
+          <w:lang w:val="hi_IN" w:bidi="hi_IN"/>
+        </w:rPr>
+      </w:r>
+      <w:r>
+        <w:rPr>
+          <w:lang w:val="hi_IN" w:bidi="hi_IN"/>
+        </w:rPr>
+        <w:t>उत्पत्ति 3:6</w:t>
+      </w:r>
+    </w:p>
+    <w:p>
+      <w:pPr>
+        <w:pStyle w:val="ListBullet"/>
+        <w:spacing w:line="240" w:lineRule="auto"/>
+        <w:ind w:left="720"/>
+      </w:pPr>
+      <w:r>
+        <w:rPr>
+          <w:lang w:val="hi_IN" w:bidi="hi_IN"/>
+        </w:rPr>
+      </w:r>
+      <w:r>
+        <w:rPr>
+          <w:lang w:val="hi_IN" w:bidi="hi_IN"/>
+        </w:rPr>
+        <w:t>यशा. 19:12</w:t>
+      </w:r>
+    </w:p>
+    <w:p>
+      <w:pPr>
+        <w:pStyle w:val="ListBullet"/>
+        <w:spacing w:line="240" w:lineRule="auto"/>
+        <w:ind w:left="720"/>
+      </w:pPr>
+      <w:r>
+        <w:rPr>
+          <w:lang w:val="hi_IN" w:bidi="hi_IN"/>
+        </w:rPr>
+      </w:r>
+      <w:r>
+        <w:rPr>
+          <w:lang w:val="hi_IN" w:bidi="hi_IN"/>
+        </w:rPr>
+        <w:t>यिर्मयाह 18:18</w:t>
+      </w:r>
+    </w:p>
+    <w:p>
+      <w:pPr>
+        <w:pStyle w:val="ListBullet"/>
+        <w:spacing w:line="240" w:lineRule="auto"/>
+        <w:ind w:left="720"/>
+      </w:pPr>
+      <w:r>
+        <w:rPr>
+          <w:lang w:val="hi_IN" w:bidi="hi_IN"/>
+        </w:rPr>
+      </w:r>
+      <w:r>
+        <w:rPr>
+          <w:lang w:val="hi_IN" w:bidi="hi_IN"/>
+        </w:rPr>
+        <w:t>मत्ती. 07:24</w:t>
+      </w:r>
     </w:p>
     <w:p>
       <w:pPr>
@@ -17082,66 +15948,48 @@
           <w:lang w:val="hi_IN" w:bidi="hi_IN"/>
         </w:rPr>
       </w:r>
-      <w:hyperlink r:id="rId180">
-        <w:r>
-          <w:rPr>
-            <w:lang w:val="hi_IN" w:bidi="hi_IN"/>
-          </w:rPr>
-          <w:rPr>
-            <w:color w:val="0000EE"/>
-            <w:u w:val="single"/>
-          </w:rPr>
-          <w:t>नीतिवचन 08:4–5</w:t>
-        </w:r>
-      </w:hyperlink>
-    </w:p>
-    <w:p>
-      <w:pPr>
-        <w:pStyle w:val="ListBullet"/>
-        <w:spacing w:line="240" w:lineRule="auto"/>
-        <w:ind w:left="720"/>
-      </w:pPr>
-      <w:r>
-        <w:rPr>
-          <w:lang w:val="hi_IN" w:bidi="hi_IN"/>
-        </w:rPr>
-      </w:r>
-      <w:hyperlink r:id="rId181">
-        <w:r>
-          <w:rPr>
-            <w:lang w:val="hi_IN" w:bidi="hi_IN"/>
-          </w:rPr>
-          <w:rPr>
-            <w:color w:val="0000EE"/>
-            <w:u w:val="single"/>
-          </w:rPr>
-          <w:t>नीतिवचन 12:23–24</w:t>
-        </w:r>
-      </w:hyperlink>
-    </w:p>
-    <w:p>
-      <w:pPr>
-        <w:pStyle w:val="ListBullet"/>
-        <w:spacing w:line="240" w:lineRule="auto"/>
-        <w:ind w:left="720"/>
-      </w:pPr>
-      <w:r>
-        <w:rPr>
-          <w:lang w:val="hi_IN" w:bidi="hi_IN"/>
-        </w:rPr>
-      </w:r>
-      <w:hyperlink r:id="rId182">
-        <w:r>
-          <w:rPr>
-            <w:lang w:val="hi_IN" w:bidi="hi_IN"/>
-          </w:rPr>
-          <w:rPr>
-            <w:color w:val="0000EE"/>
-            <w:u w:val="single"/>
-          </w:rPr>
-          <w:t>नीतिवचन 27:11–12</w:t>
-        </w:r>
-      </w:hyperlink>
+      <w:r>
+        <w:rPr>
+          <w:lang w:val="hi_IN" w:bidi="hi_IN"/>
+        </w:rPr>
+        <w:t>नीतिवचन 08:4–5</w:t>
+      </w:r>
+    </w:p>
+    <w:p>
+      <w:pPr>
+        <w:pStyle w:val="ListBullet"/>
+        <w:spacing w:line="240" w:lineRule="auto"/>
+        <w:ind w:left="720"/>
+      </w:pPr>
+      <w:r>
+        <w:rPr>
+          <w:lang w:val="hi_IN" w:bidi="hi_IN"/>
+        </w:rPr>
+      </w:r>
+      <w:r>
+        <w:rPr>
+          <w:lang w:val="hi_IN" w:bidi="hi_IN"/>
+        </w:rPr>
+        <w:t>नीतिवचन 12:23–24</w:t>
+      </w:r>
+    </w:p>
+    <w:p>
+      <w:pPr>
+        <w:pStyle w:val="ListBullet"/>
+        <w:spacing w:line="240" w:lineRule="auto"/>
+        <w:ind w:left="720"/>
+      </w:pPr>
+      <w:r>
+        <w:rPr>
+          <w:lang w:val="hi_IN" w:bidi="hi_IN"/>
+        </w:rPr>
+      </w:r>
+      <w:r>
+        <w:rPr>
+          <w:lang w:val="hi_IN" w:bidi="hi_IN"/>
+        </w:rPr>
+        <w:t>नीतिवचन 27:11–12</w:t>
+      </w:r>
     </w:p>
     <w:p>
       <w:pPr>
@@ -17492,66 +16340,48 @@
           <w:lang w:val="hi_IN" w:bidi="hi_IN"/>
         </w:rPr>
       </w:r>
-      <w:hyperlink r:id="rId49">
-        <w:r>
-          <w:rPr>
-            <w:lang w:val="hi_IN" w:bidi="hi_IN"/>
-          </w:rPr>
-          <w:rPr>
-            <w:color w:val="0000EE"/>
-            <w:u w:val="single"/>
-          </w:rPr>
-          <w:t>1 इतिहास 27:32–34</w:t>
-        </w:r>
-      </w:hyperlink>
-    </w:p>
-    <w:p>
-      <w:pPr>
-        <w:pStyle w:val="ListBullet"/>
-        <w:spacing w:line="240" w:lineRule="auto"/>
-        <w:ind w:left="720"/>
-      </w:pPr>
-      <w:r>
-        <w:rPr>
-          <w:lang w:val="hi_IN" w:bidi="hi_IN"/>
-        </w:rPr>
-      </w:r>
-      <w:hyperlink r:id="rId183">
-        <w:r>
-          <w:rPr>
-            <w:lang w:val="hi_IN" w:bidi="hi_IN"/>
-          </w:rPr>
-          <w:rPr>
-            <w:color w:val="0000EE"/>
-            <w:u w:val="single"/>
-          </w:rPr>
-          <w:t>दानिय्येल 02:1–2</w:t>
-        </w:r>
-      </w:hyperlink>
-    </w:p>
-    <w:p>
-      <w:pPr>
-        <w:pStyle w:val="ListBullet"/>
-        <w:spacing w:line="240" w:lineRule="auto"/>
-        <w:ind w:left="720"/>
-      </w:pPr>
-      <w:r>
-        <w:rPr>
-          <w:lang w:val="hi_IN" w:bidi="hi_IN"/>
-        </w:rPr>
-      </w:r>
-      <w:hyperlink r:id="rId184">
-        <w:r>
-          <w:rPr>
-            <w:lang w:val="hi_IN" w:bidi="hi_IN"/>
-          </w:rPr>
-          <w:rPr>
-            <w:color w:val="0000EE"/>
-            <w:u w:val="single"/>
-          </w:rPr>
-          <w:t>दानिय्येल 02:10–11</w:t>
-        </w:r>
-      </w:hyperlink>
+      <w:r>
+        <w:rPr>
+          <w:lang w:val="hi_IN" w:bidi="hi_IN"/>
+        </w:rPr>
+        <w:t>1 इतिहास 27:32–34</w:t>
+      </w:r>
+    </w:p>
+    <w:p>
+      <w:pPr>
+        <w:pStyle w:val="ListBullet"/>
+        <w:spacing w:line="240" w:lineRule="auto"/>
+        <w:ind w:left="720"/>
+      </w:pPr>
+      <w:r>
+        <w:rPr>
+          <w:lang w:val="hi_IN" w:bidi="hi_IN"/>
+        </w:rPr>
+      </w:r>
+      <w:r>
+        <w:rPr>
+          <w:lang w:val="hi_IN" w:bidi="hi_IN"/>
+        </w:rPr>
+        <w:t>दानिय्येल 02:1–2</w:t>
+      </w:r>
+    </w:p>
+    <w:p>
+      <w:pPr>
+        <w:pStyle w:val="ListBullet"/>
+        <w:spacing w:line="240" w:lineRule="auto"/>
+        <w:ind w:left="720"/>
+      </w:pPr>
+      <w:r>
+        <w:rPr>
+          <w:lang w:val="hi_IN" w:bidi="hi_IN"/>
+        </w:rPr>
+      </w:r>
+      <w:r>
+        <w:rPr>
+          <w:lang w:val="hi_IN" w:bidi="hi_IN"/>
+        </w:rPr>
+        <w:t>दानिय्येल 02:10–11</w:t>
+      </w:r>
     </w:p>
     <w:p>
       <w:pPr>
@@ -17717,114 +16547,84 @@
           <w:lang w:val="hi_IN" w:bidi="hi_IN"/>
         </w:rPr>
       </w:r>
-      <w:hyperlink r:id="rId185">
-        <w:r>
-          <w:rPr>
-            <w:lang w:val="hi_IN" w:bidi="hi_IN"/>
-          </w:rPr>
-          <w:rPr>
-            <w:color w:val="0000EE"/>
-            <w:u w:val="single"/>
-          </w:rPr>
-          <w:t>प्रे.का. 7:26</w:t>
-        </w:r>
-      </w:hyperlink>
-    </w:p>
-    <w:p>
-      <w:pPr>
-        <w:pStyle w:val="ListBullet"/>
-        <w:spacing w:line="240" w:lineRule="auto"/>
-        <w:ind w:left="720"/>
-      </w:pPr>
-      <w:r>
-        <w:rPr>
-          <w:lang w:val="hi_IN" w:bidi="hi_IN"/>
-        </w:rPr>
-      </w:r>
-      <w:hyperlink r:id="rId186">
-        <w:r>
-          <w:rPr>
-            <w:lang w:val="hi_IN" w:bidi="hi_IN"/>
-          </w:rPr>
-          <w:rPr>
-            <w:color w:val="0000EE"/>
-            <w:u w:val="single"/>
-          </w:rPr>
-          <w:t>निर्गमन 22:21</w:t>
-        </w:r>
-      </w:hyperlink>
-    </w:p>
-    <w:p>
-      <w:pPr>
-        <w:pStyle w:val="ListBullet"/>
-        <w:spacing w:line="240" w:lineRule="auto"/>
-        <w:ind w:left="720"/>
-      </w:pPr>
-      <w:r>
-        <w:rPr>
-          <w:lang w:val="hi_IN" w:bidi="hi_IN"/>
-        </w:rPr>
-      </w:r>
-      <w:hyperlink r:id="rId187">
-        <w:r>
-          <w:rPr>
-            <w:lang w:val="hi_IN" w:bidi="hi_IN"/>
-          </w:rPr>
-          <w:rPr>
-            <w:color w:val="0000EE"/>
-            <w:u w:val="single"/>
-          </w:rPr>
-          <w:t>उत्पत्ति 16:5</w:t>
-        </w:r>
-      </w:hyperlink>
-    </w:p>
-    <w:p>
-      <w:pPr>
-        <w:pStyle w:val="ListBullet"/>
-        <w:spacing w:line="240" w:lineRule="auto"/>
-        <w:ind w:left="720"/>
-      </w:pPr>
-      <w:r>
-        <w:rPr>
-          <w:lang w:val="hi_IN" w:bidi="hi_IN"/>
-        </w:rPr>
-      </w:r>
-      <w:hyperlink r:id="rId188">
-        <w:r>
-          <w:rPr>
-            <w:lang w:val="hi_IN" w:bidi="hi_IN"/>
-          </w:rPr>
-          <w:rPr>
-            <w:color w:val="0000EE"/>
-            <w:u w:val="single"/>
-          </w:rPr>
-          <w:t>लूका 6:28</w:t>
-        </w:r>
-      </w:hyperlink>
-    </w:p>
-    <w:p>
-      <w:pPr>
-        <w:pStyle w:val="ListBullet"/>
-        <w:spacing w:line="240" w:lineRule="auto"/>
-        <w:ind w:left="720"/>
-      </w:pPr>
-      <w:r>
-        <w:rPr>
-          <w:lang w:val="hi_IN" w:bidi="hi_IN"/>
-        </w:rPr>
-      </w:r>
-      <w:hyperlink r:id="rId189">
-        <w:r>
-          <w:rPr>
-            <w:lang w:val="hi_IN" w:bidi="hi_IN"/>
-          </w:rPr>
-          <w:rPr>
-            <w:color w:val="0000EE"/>
-            <w:u w:val="single"/>
-          </w:rPr>
-          <w:t>मत्ती. 20:13–14</w:t>
-        </w:r>
-      </w:hyperlink>
+      <w:r>
+        <w:rPr>
+          <w:lang w:val="hi_IN" w:bidi="hi_IN"/>
+        </w:rPr>
+        <w:t>प्रे.का. 7:26</w:t>
+      </w:r>
+    </w:p>
+    <w:p>
+      <w:pPr>
+        <w:pStyle w:val="ListBullet"/>
+        <w:spacing w:line="240" w:lineRule="auto"/>
+        <w:ind w:left="720"/>
+      </w:pPr>
+      <w:r>
+        <w:rPr>
+          <w:lang w:val="hi_IN" w:bidi="hi_IN"/>
+        </w:rPr>
+      </w:r>
+      <w:r>
+        <w:rPr>
+          <w:lang w:val="hi_IN" w:bidi="hi_IN"/>
+        </w:rPr>
+        <w:t>निर्गमन 22:21</w:t>
+      </w:r>
+    </w:p>
+    <w:p>
+      <w:pPr>
+        <w:pStyle w:val="ListBullet"/>
+        <w:spacing w:line="240" w:lineRule="auto"/>
+        <w:ind w:left="720"/>
+      </w:pPr>
+      <w:r>
+        <w:rPr>
+          <w:lang w:val="hi_IN" w:bidi="hi_IN"/>
+        </w:rPr>
+      </w:r>
+      <w:r>
+        <w:rPr>
+          <w:lang w:val="hi_IN" w:bidi="hi_IN"/>
+        </w:rPr>
+        <w:t>उत्पत्ति 16:5</w:t>
+      </w:r>
+    </w:p>
+    <w:p>
+      <w:pPr>
+        <w:pStyle w:val="ListBullet"/>
+        <w:spacing w:line="240" w:lineRule="auto"/>
+        <w:ind w:left="720"/>
+      </w:pPr>
+      <w:r>
+        <w:rPr>
+          <w:lang w:val="hi_IN" w:bidi="hi_IN"/>
+        </w:rPr>
+      </w:r>
+      <w:r>
+        <w:rPr>
+          <w:lang w:val="hi_IN" w:bidi="hi_IN"/>
+        </w:rPr>
+        <w:t>लूका 6:28</w:t>
+      </w:r>
+    </w:p>
+    <w:p>
+      <w:pPr>
+        <w:pStyle w:val="ListBullet"/>
+        <w:spacing w:line="240" w:lineRule="auto"/>
+        <w:ind w:left="720"/>
+      </w:pPr>
+      <w:r>
+        <w:rPr>
+          <w:lang w:val="hi_IN" w:bidi="hi_IN"/>
+        </w:rPr>
+      </w:r>
+      <w:r>
+        <w:rPr>
+          <w:lang w:val="hi_IN" w:bidi="hi_IN"/>
+        </w:rPr>
+        <w:t>मत्ती. 20:13–14</w:t>
+      </w:r>
     </w:p>
     <w:p>
       <w:pPr>
@@ -18147,258 +16947,192 @@
           <w:lang w:val="hi_IN" w:bidi="hi_IN"/>
         </w:rPr>
       </w:r>
-      <w:hyperlink r:id="rId56">
-        <w:r>
-          <w:rPr>
-            <w:lang w:val="hi_IN" w:bidi="hi_IN"/>
-          </w:rPr>
-          <w:rPr>
-            <w:color w:val="0000EE"/>
-            <w:u w:val="single"/>
-          </w:rPr>
-          <w:t>1 शमूएल 24:11</w:t>
-        </w:r>
-      </w:hyperlink>
-    </w:p>
-    <w:p>
-      <w:pPr>
-        <w:pStyle w:val="ListBullet"/>
-        <w:spacing w:line="240" w:lineRule="auto"/>
-        <w:ind w:left="720"/>
-      </w:pPr>
-      <w:r>
-        <w:rPr>
-          <w:lang w:val="hi_IN" w:bidi="hi_IN"/>
-        </w:rPr>
-      </w:r>
-      <w:hyperlink r:id="rId37">
-        <w:r>
-          <w:rPr>
-            <w:lang w:val="hi_IN" w:bidi="hi_IN"/>
-          </w:rPr>
-          <w:rPr>
-            <w:color w:val="0000EE"/>
-            <w:u w:val="single"/>
-          </w:rPr>
-          <w:t>1 तीमुथियुस 6:10</w:t>
-        </w:r>
-      </w:hyperlink>
-    </w:p>
-    <w:p>
-      <w:pPr>
-        <w:pStyle w:val="ListBullet"/>
-        <w:spacing w:line="240" w:lineRule="auto"/>
-        <w:ind w:left="720"/>
-      </w:pPr>
-      <w:r>
-        <w:rPr>
-          <w:lang w:val="hi_IN" w:bidi="hi_IN"/>
-        </w:rPr>
-      </w:r>
-      <w:hyperlink r:id="rId190">
-        <w:r>
-          <w:rPr>
-            <w:lang w:val="hi_IN" w:bidi="hi_IN"/>
-          </w:rPr>
-          <w:rPr>
-            <w:color w:val="0000EE"/>
-            <w:u w:val="single"/>
-          </w:rPr>
-          <w:t>3 यूहन्ना 1:10</w:t>
-        </w:r>
-      </w:hyperlink>
-    </w:p>
-    <w:p>
-      <w:pPr>
-        <w:pStyle w:val="ListBullet"/>
-        <w:spacing w:line="240" w:lineRule="auto"/>
-        <w:ind w:left="720"/>
-      </w:pPr>
-      <w:r>
-        <w:rPr>
-          <w:lang w:val="hi_IN" w:bidi="hi_IN"/>
-        </w:rPr>
-      </w:r>
-      <w:hyperlink r:id="rId191">
-        <w:r>
-          <w:rPr>
-            <w:lang w:val="hi_IN" w:bidi="hi_IN"/>
-          </w:rPr>
-          <w:rPr>
-            <w:color w:val="0000EE"/>
-            <w:u w:val="single"/>
-          </w:rPr>
-          <w:t>उत्पत्ति 2:17</w:t>
-        </w:r>
-      </w:hyperlink>
-    </w:p>
-    <w:p>
-      <w:pPr>
-        <w:pStyle w:val="ListBullet"/>
-        <w:spacing w:line="240" w:lineRule="auto"/>
-        <w:ind w:left="720"/>
-      </w:pPr>
-      <w:r>
-        <w:rPr>
-          <w:lang w:val="hi_IN" w:bidi="hi_IN"/>
-        </w:rPr>
-      </w:r>
-      <w:hyperlink r:id="rId192">
-        <w:r>
-          <w:rPr>
-            <w:lang w:val="hi_IN" w:bidi="hi_IN"/>
-          </w:rPr>
-          <w:rPr>
-            <w:color w:val="0000EE"/>
-            <w:u w:val="single"/>
-          </w:rPr>
-          <w:t>उत्पत्ति 06:5–6</w:t>
-        </w:r>
-      </w:hyperlink>
-    </w:p>
-    <w:p>
-      <w:pPr>
-        <w:pStyle w:val="ListBullet"/>
-        <w:spacing w:line="240" w:lineRule="auto"/>
-        <w:ind w:left="720"/>
-      </w:pPr>
-      <w:r>
-        <w:rPr>
-          <w:lang w:val="hi_IN" w:bidi="hi_IN"/>
-        </w:rPr>
-      </w:r>
-      <w:hyperlink r:id="rId193">
-        <w:r>
-          <w:rPr>
-            <w:lang w:val="hi_IN" w:bidi="hi_IN"/>
-          </w:rPr>
-          <w:rPr>
-            <w:color w:val="0000EE"/>
-            <w:u w:val="single"/>
-          </w:rPr>
-          <w:t>अय्यूब 1:1</w:t>
-        </w:r>
-      </w:hyperlink>
-    </w:p>
-    <w:p>
-      <w:pPr>
-        <w:pStyle w:val="ListBullet"/>
-        <w:spacing w:line="240" w:lineRule="auto"/>
-        <w:ind w:left="720"/>
-      </w:pPr>
-      <w:r>
-        <w:rPr>
-          <w:lang w:val="hi_IN" w:bidi="hi_IN"/>
-        </w:rPr>
-      </w:r>
-      <w:hyperlink r:id="rId194">
-        <w:r>
-          <w:rPr>
-            <w:lang w:val="hi_IN" w:bidi="hi_IN"/>
-          </w:rPr>
-          <w:rPr>
-            <w:color w:val="0000EE"/>
-            <w:u w:val="single"/>
-          </w:rPr>
-          <w:t>अय्यूब 8:20</w:t>
-        </w:r>
-      </w:hyperlink>
-    </w:p>
-    <w:p>
-      <w:pPr>
-        <w:pStyle w:val="ListBullet"/>
-        <w:spacing w:line="240" w:lineRule="auto"/>
-        <w:ind w:left="720"/>
-      </w:pPr>
-      <w:r>
-        <w:rPr>
-          <w:lang w:val="hi_IN" w:bidi="hi_IN"/>
-        </w:rPr>
-      </w:r>
-      <w:hyperlink r:id="rId195">
-        <w:r>
-          <w:rPr>
-            <w:lang w:val="hi_IN" w:bidi="hi_IN"/>
-          </w:rPr>
-          <w:rPr>
-            <w:color w:val="0000EE"/>
-            <w:u w:val="single"/>
-          </w:rPr>
-          <w:t>न्यायियों 9:57</w:t>
-        </w:r>
-      </w:hyperlink>
-    </w:p>
-    <w:p>
-      <w:pPr>
-        <w:pStyle w:val="ListBullet"/>
-        <w:spacing w:line="240" w:lineRule="auto"/>
-        <w:ind w:left="720"/>
-      </w:pPr>
-      <w:r>
-        <w:rPr>
-          <w:lang w:val="hi_IN" w:bidi="hi_IN"/>
-        </w:rPr>
-      </w:r>
-      <w:hyperlink r:id="rId196">
-        <w:r>
-          <w:rPr>
-            <w:lang w:val="hi_IN" w:bidi="hi_IN"/>
-          </w:rPr>
-          <w:rPr>
-            <w:color w:val="0000EE"/>
-            <w:u w:val="single"/>
-          </w:rPr>
-          <w:t>लूका 6:22–23</w:t>
-        </w:r>
-      </w:hyperlink>
-    </w:p>
-    <w:p>
-      <w:pPr>
-        <w:pStyle w:val="ListBullet"/>
-        <w:spacing w:line="240" w:lineRule="auto"/>
-        <w:ind w:left="720"/>
-      </w:pPr>
-      <w:r>
-        <w:rPr>
-          <w:lang w:val="hi_IN" w:bidi="hi_IN"/>
-        </w:rPr>
-      </w:r>
-      <w:hyperlink r:id="rId197">
-        <w:r>
-          <w:rPr>
-            <w:lang w:val="hi_IN" w:bidi="hi_IN"/>
-          </w:rPr>
-          <w:rPr>
-            <w:color w:val="0000EE"/>
-            <w:u w:val="single"/>
-          </w:rPr>
-          <w:t>मत्ती. 7:11–12</w:t>
-        </w:r>
-      </w:hyperlink>
-    </w:p>
-    <w:p>
-      <w:pPr>
-        <w:pStyle w:val="ListBullet"/>
-        <w:spacing w:line="240" w:lineRule="auto"/>
-        <w:ind w:left="720"/>
-      </w:pPr>
-      <w:r>
-        <w:rPr>
-          <w:lang w:val="hi_IN" w:bidi="hi_IN"/>
-        </w:rPr>
-      </w:r>
-      <w:hyperlink r:id="rId198">
-        <w:r>
-          <w:rPr>
-            <w:lang w:val="hi_IN" w:bidi="hi_IN"/>
-          </w:rPr>
-          <w:rPr>
-            <w:color w:val="0000EE"/>
-            <w:u w:val="single"/>
-          </w:rPr>
-          <w:t>नीतिवचन 3:7</w:t>
-        </w:r>
-      </w:hyperlink>
+      <w:r>
+        <w:rPr>
+          <w:lang w:val="hi_IN" w:bidi="hi_IN"/>
+        </w:rPr>
+        <w:t>1 शमूएल 24:11</w:t>
+      </w:r>
+    </w:p>
+    <w:p>
+      <w:pPr>
+        <w:pStyle w:val="ListBullet"/>
+        <w:spacing w:line="240" w:lineRule="auto"/>
+        <w:ind w:left="720"/>
+      </w:pPr>
+      <w:r>
+        <w:rPr>
+          <w:lang w:val="hi_IN" w:bidi="hi_IN"/>
+        </w:rPr>
+      </w:r>
+      <w:r>
+        <w:rPr>
+          <w:lang w:val="hi_IN" w:bidi="hi_IN"/>
+        </w:rPr>
+        <w:t>1 तीमुथियुस 6:10</w:t>
+      </w:r>
+    </w:p>
+    <w:p>
+      <w:pPr>
+        <w:pStyle w:val="ListBullet"/>
+        <w:spacing w:line="240" w:lineRule="auto"/>
+        <w:ind w:left="720"/>
+      </w:pPr>
+      <w:r>
+        <w:rPr>
+          <w:lang w:val="hi_IN" w:bidi="hi_IN"/>
+        </w:rPr>
+      </w:r>
+      <w:r>
+        <w:rPr>
+          <w:lang w:val="hi_IN" w:bidi="hi_IN"/>
+        </w:rPr>
+        <w:t>3 यूहन्ना 1:10</w:t>
+      </w:r>
+    </w:p>
+    <w:p>
+      <w:pPr>
+        <w:pStyle w:val="ListBullet"/>
+        <w:spacing w:line="240" w:lineRule="auto"/>
+        <w:ind w:left="720"/>
+      </w:pPr>
+      <w:r>
+        <w:rPr>
+          <w:lang w:val="hi_IN" w:bidi="hi_IN"/>
+        </w:rPr>
+      </w:r>
+      <w:r>
+        <w:rPr>
+          <w:lang w:val="hi_IN" w:bidi="hi_IN"/>
+        </w:rPr>
+        <w:t>उत्पत्ति 2:17</w:t>
+      </w:r>
+    </w:p>
+    <w:p>
+      <w:pPr>
+        <w:pStyle w:val="ListBullet"/>
+        <w:spacing w:line="240" w:lineRule="auto"/>
+        <w:ind w:left="720"/>
+      </w:pPr>
+      <w:r>
+        <w:rPr>
+          <w:lang w:val="hi_IN" w:bidi="hi_IN"/>
+        </w:rPr>
+      </w:r>
+      <w:r>
+        <w:rPr>
+          <w:lang w:val="hi_IN" w:bidi="hi_IN"/>
+        </w:rPr>
+        <w:t>उत्पत्ति 06:5–6</w:t>
+      </w:r>
+    </w:p>
+    <w:p>
+      <w:pPr>
+        <w:pStyle w:val="ListBullet"/>
+        <w:spacing w:line="240" w:lineRule="auto"/>
+        <w:ind w:left="720"/>
+      </w:pPr>
+      <w:r>
+        <w:rPr>
+          <w:lang w:val="hi_IN" w:bidi="hi_IN"/>
+        </w:rPr>
+      </w:r>
+      <w:r>
+        <w:rPr>
+          <w:lang w:val="hi_IN" w:bidi="hi_IN"/>
+        </w:rPr>
+        <w:t>अय्यूब 1:1</w:t>
+      </w:r>
+    </w:p>
+    <w:p>
+      <w:pPr>
+        <w:pStyle w:val="ListBullet"/>
+        <w:spacing w:line="240" w:lineRule="auto"/>
+        <w:ind w:left="720"/>
+      </w:pPr>
+      <w:r>
+        <w:rPr>
+          <w:lang w:val="hi_IN" w:bidi="hi_IN"/>
+        </w:rPr>
+      </w:r>
+      <w:r>
+        <w:rPr>
+          <w:lang w:val="hi_IN" w:bidi="hi_IN"/>
+        </w:rPr>
+        <w:t>अय्यूब 8:20</w:t>
+      </w:r>
+    </w:p>
+    <w:p>
+      <w:pPr>
+        <w:pStyle w:val="ListBullet"/>
+        <w:spacing w:line="240" w:lineRule="auto"/>
+        <w:ind w:left="720"/>
+      </w:pPr>
+      <w:r>
+        <w:rPr>
+          <w:lang w:val="hi_IN" w:bidi="hi_IN"/>
+        </w:rPr>
+      </w:r>
+      <w:r>
+        <w:rPr>
+          <w:lang w:val="hi_IN" w:bidi="hi_IN"/>
+        </w:rPr>
+        <w:t>न्यायियों 9:57</w:t>
+      </w:r>
+    </w:p>
+    <w:p>
+      <w:pPr>
+        <w:pStyle w:val="ListBullet"/>
+        <w:spacing w:line="240" w:lineRule="auto"/>
+        <w:ind w:left="720"/>
+      </w:pPr>
+      <w:r>
+        <w:rPr>
+          <w:lang w:val="hi_IN" w:bidi="hi_IN"/>
+        </w:rPr>
+      </w:r>
+      <w:r>
+        <w:rPr>
+          <w:lang w:val="hi_IN" w:bidi="hi_IN"/>
+        </w:rPr>
+        <w:t>लूका 6:22–23</w:t>
+      </w:r>
+    </w:p>
+    <w:p>
+      <w:pPr>
+        <w:pStyle w:val="ListBullet"/>
+        <w:spacing w:line="240" w:lineRule="auto"/>
+        <w:ind w:left="720"/>
+      </w:pPr>
+      <w:r>
+        <w:rPr>
+          <w:lang w:val="hi_IN" w:bidi="hi_IN"/>
+        </w:rPr>
+      </w:r>
+      <w:r>
+        <w:rPr>
+          <w:lang w:val="hi_IN" w:bidi="hi_IN"/>
+        </w:rPr>
+        <w:t>मत्ती. 7:11–12</w:t>
+      </w:r>
+    </w:p>
+    <w:p>
+      <w:pPr>
+        <w:pStyle w:val="ListBullet"/>
+        <w:spacing w:line="240" w:lineRule="auto"/>
+        <w:ind w:left="720"/>
+      </w:pPr>
+      <w:r>
+        <w:rPr>
+          <w:lang w:val="hi_IN" w:bidi="hi_IN"/>
+        </w:rPr>
+      </w:r>
+      <w:r>
+        <w:rPr>
+          <w:lang w:val="hi_IN" w:bidi="hi_IN"/>
+        </w:rPr>
+        <w:t>नीतिवचन 3:7</w:t>
+      </w:r>
     </w:p>
     <w:p>
       <w:pPr>
@@ -19756,90 +18490,66 @@
           <w:lang w:val="hi_IN" w:bidi="hi_IN"/>
         </w:rPr>
       </w:r>
-      <w:hyperlink r:id="rId50">
-        <w:r>
-          <w:rPr>
-            <w:lang w:val="hi_IN" w:bidi="hi_IN"/>
-          </w:rPr>
-          <w:rPr>
-            <w:color w:val="0000EE"/>
-            <w:u w:val="single"/>
-          </w:rPr>
-          <w:t>1 राजा 04:7–10</w:t>
-        </w:r>
-      </w:hyperlink>
-    </w:p>
-    <w:p>
-      <w:pPr>
-        <w:pStyle w:val="ListBullet"/>
-        <w:spacing w:line="240" w:lineRule="auto"/>
-        <w:ind w:left="720"/>
-      </w:pPr>
-      <w:r>
-        <w:rPr>
-          <w:lang w:val="hi_IN" w:bidi="hi_IN"/>
-        </w:rPr>
-      </w:r>
-      <w:hyperlink r:id="rId56">
-        <w:r>
-          <w:rPr>
-            <w:lang w:val="hi_IN" w:bidi="hi_IN"/>
-          </w:rPr>
-          <w:rPr>
-            <w:color w:val="0000EE"/>
-            <w:u w:val="single"/>
-          </w:rPr>
-          <w:t>1 शमूएल 06:7–9</w:t>
-        </w:r>
-      </w:hyperlink>
-    </w:p>
-    <w:p>
-      <w:pPr>
-        <w:pStyle w:val="ListBullet"/>
-        <w:spacing w:line="240" w:lineRule="auto"/>
-        <w:ind w:left="720"/>
-      </w:pPr>
-      <w:r>
-        <w:rPr>
-          <w:lang w:val="hi_IN" w:bidi="hi_IN"/>
-        </w:rPr>
-      </w:r>
-      <w:hyperlink r:id="rId199">
-        <w:r>
-          <w:rPr>
-            <w:lang w:val="hi_IN" w:bidi="hi_IN"/>
-          </w:rPr>
-          <w:rPr>
-            <w:color w:val="0000EE"/>
-            <w:u w:val="single"/>
-          </w:rPr>
-          <w:t>यहोशू 05:2–3</w:t>
-        </w:r>
-      </w:hyperlink>
-    </w:p>
-    <w:p>
-      <w:pPr>
-        <w:pStyle w:val="ListBullet"/>
-        <w:spacing w:line="240" w:lineRule="auto"/>
-        <w:ind w:left="720"/>
-      </w:pPr>
-      <w:r>
-        <w:rPr>
-          <w:lang w:val="hi_IN" w:bidi="hi_IN"/>
-        </w:rPr>
-      </w:r>
-      <w:hyperlink r:id="rId200">
-        <w:r>
-          <w:rPr>
-            <w:lang w:val="hi_IN" w:bidi="hi_IN"/>
-          </w:rPr>
-          <w:rPr>
-            <w:color w:val="0000EE"/>
-            <w:u w:val="single"/>
-          </w:rPr>
-          <w:t>न्यायियों 01:33</w:t>
-        </w:r>
-      </w:hyperlink>
+      <w:r>
+        <w:rPr>
+          <w:lang w:val="hi_IN" w:bidi="hi_IN"/>
+        </w:rPr>
+        <w:t>1 राजा 04:7–10</w:t>
+      </w:r>
+    </w:p>
+    <w:p>
+      <w:pPr>
+        <w:pStyle w:val="ListBullet"/>
+        <w:spacing w:line="240" w:lineRule="auto"/>
+        <w:ind w:left="720"/>
+      </w:pPr>
+      <w:r>
+        <w:rPr>
+          <w:lang w:val="hi_IN" w:bidi="hi_IN"/>
+        </w:rPr>
+      </w:r>
+      <w:r>
+        <w:rPr>
+          <w:lang w:val="hi_IN" w:bidi="hi_IN"/>
+        </w:rPr>
+        <w:t>1 शमूएल 06:7–9</w:t>
+      </w:r>
+    </w:p>
+    <w:p>
+      <w:pPr>
+        <w:pStyle w:val="ListBullet"/>
+        <w:spacing w:line="240" w:lineRule="auto"/>
+        <w:ind w:left="720"/>
+      </w:pPr>
+      <w:r>
+        <w:rPr>
+          <w:lang w:val="hi_IN" w:bidi="hi_IN"/>
+        </w:rPr>
+      </w:r>
+      <w:r>
+        <w:rPr>
+          <w:lang w:val="hi_IN" w:bidi="hi_IN"/>
+        </w:rPr>
+        <w:t>यहोशू 05:2–3</w:t>
+      </w:r>
+    </w:p>
+    <w:p>
+      <w:pPr>
+        <w:pStyle w:val="ListBullet"/>
+        <w:spacing w:line="240" w:lineRule="auto"/>
+        <w:ind w:left="720"/>
+      </w:pPr>
+      <w:r>
+        <w:rPr>
+          <w:lang w:val="hi_IN" w:bidi="hi_IN"/>
+        </w:rPr>
+      </w:r>
+      <w:r>
+        <w:rPr>
+          <w:lang w:val="hi_IN" w:bidi="hi_IN"/>
+        </w:rPr>
+        <w:t>न्यायियों 01:33</w:t>
+      </w:r>
     </w:p>
     <w:p>
       <w:pPr>
@@ -20099,90 +18809,66 @@
           <w:lang w:val="hi_IN" w:bidi="hi_IN"/>
         </w:rPr>
       </w:r>
-      <w:hyperlink r:id="rId201">
-        <w:r>
-          <w:rPr>
-            <w:lang w:val="hi_IN" w:bidi="hi_IN"/>
-          </w:rPr>
-          <w:rPr>
-            <w:color w:val="0000EE"/>
-            <w:u w:val="single"/>
-          </w:rPr>
-          <w:t>उत्पत्ति 12:8–9</w:t>
-        </w:r>
-      </w:hyperlink>
-    </w:p>
-    <w:p>
-      <w:pPr>
-        <w:pStyle w:val="ListBullet"/>
-        <w:spacing w:line="240" w:lineRule="auto"/>
-        <w:ind w:left="720"/>
-      </w:pPr>
-      <w:r>
-        <w:rPr>
-          <w:lang w:val="hi_IN" w:bidi="hi_IN"/>
-        </w:rPr>
-      </w:r>
-      <w:hyperlink r:id="rId202">
-        <w:r>
-          <w:rPr>
-            <w:lang w:val="hi_IN" w:bidi="hi_IN"/>
-          </w:rPr>
-          <w:rPr>
-            <w:color w:val="0000EE"/>
-            <w:u w:val="single"/>
-          </w:rPr>
-          <w:t>उत्पत्ति 35: 1</w:t>
-        </w:r>
-      </w:hyperlink>
-    </w:p>
-    <w:p>
-      <w:pPr>
-        <w:pStyle w:val="ListBullet"/>
-        <w:spacing w:line="240" w:lineRule="auto"/>
-        <w:ind w:left="720"/>
-      </w:pPr>
-      <w:r>
-        <w:rPr>
-          <w:lang w:val="hi_IN" w:bidi="hi_IN"/>
-        </w:rPr>
-      </w:r>
-      <w:hyperlink r:id="rId203">
-        <w:r>
-          <w:rPr>
-            <w:lang w:val="hi_IN" w:bidi="hi_IN"/>
-          </w:rPr>
-          <w:rPr>
-            <w:color w:val="0000EE"/>
-            <w:u w:val="single"/>
-          </w:rPr>
-          <w:t>होशे 10:15</w:t>
-        </w:r>
-      </w:hyperlink>
-    </w:p>
-    <w:p>
-      <w:pPr>
-        <w:pStyle w:val="ListBullet"/>
-        <w:spacing w:line="240" w:lineRule="auto"/>
-        <w:ind w:left="720"/>
-      </w:pPr>
-      <w:r>
-        <w:rPr>
-          <w:lang w:val="hi_IN" w:bidi="hi_IN"/>
-        </w:rPr>
-      </w:r>
-      <w:hyperlink r:id="rId204">
-        <w:r>
-          <w:rPr>
-            <w:lang w:val="hi_IN" w:bidi="hi_IN"/>
-          </w:rPr>
-          <w:rPr>
-            <w:color w:val="0000EE"/>
-            <w:u w:val="single"/>
-          </w:rPr>
-          <w:t>न्यायियों 01:23</w:t>
-        </w:r>
-      </w:hyperlink>
+      <w:r>
+        <w:rPr>
+          <w:lang w:val="hi_IN" w:bidi="hi_IN"/>
+        </w:rPr>
+        <w:t>उत्पत्ति 12:8–9</w:t>
+      </w:r>
+    </w:p>
+    <w:p>
+      <w:pPr>
+        <w:pStyle w:val="ListBullet"/>
+        <w:spacing w:line="240" w:lineRule="auto"/>
+        <w:ind w:left="720"/>
+      </w:pPr>
+      <w:r>
+        <w:rPr>
+          <w:lang w:val="hi_IN" w:bidi="hi_IN"/>
+        </w:rPr>
+      </w:r>
+      <w:r>
+        <w:rPr>
+          <w:lang w:val="hi_IN" w:bidi="hi_IN"/>
+        </w:rPr>
+        <w:t>उत्पत्ति 35: 1</w:t>
+      </w:r>
+    </w:p>
+    <w:p>
+      <w:pPr>
+        <w:pStyle w:val="ListBullet"/>
+        <w:spacing w:line="240" w:lineRule="auto"/>
+        <w:ind w:left="720"/>
+      </w:pPr>
+      <w:r>
+        <w:rPr>
+          <w:lang w:val="hi_IN" w:bidi="hi_IN"/>
+        </w:rPr>
+      </w:r>
+      <w:r>
+        <w:rPr>
+          <w:lang w:val="hi_IN" w:bidi="hi_IN"/>
+        </w:rPr>
+        <w:t>होशे 10:15</w:t>
+      </w:r>
+    </w:p>
+    <w:p>
+      <w:pPr>
+        <w:pStyle w:val="ListBullet"/>
+        <w:spacing w:line="240" w:lineRule="auto"/>
+        <w:ind w:left="720"/>
+      </w:pPr>
+      <w:r>
+        <w:rPr>
+          <w:lang w:val="hi_IN" w:bidi="hi_IN"/>
+        </w:rPr>
+      </w:r>
+      <w:r>
+        <w:rPr>
+          <w:lang w:val="hi_IN" w:bidi="hi_IN"/>
+        </w:rPr>
+        <w:t>न्यायियों 01:23</w:t>
+      </w:r>
     </w:p>
     <w:p>
       <w:pPr>
@@ -20464,162 +19150,120 @@
           <w:lang w:val="hi_IN" w:bidi="hi_IN"/>
         </w:rPr>
       </w:r>
-      <w:hyperlink r:id="rId49">
-        <w:r>
-          <w:rPr>
-            <w:lang w:val="hi_IN" w:bidi="hi_IN"/>
-          </w:rPr>
-          <w:rPr>
-            <w:color w:val="0000EE"/>
-            <w:u w:val="single"/>
-          </w:rPr>
-          <w:t>1 इतिहास 09:01</w:t>
-        </w:r>
-      </w:hyperlink>
-    </w:p>
-    <w:p>
-      <w:pPr>
-        <w:pStyle w:val="ListBullet"/>
-        <w:spacing w:line="240" w:lineRule="auto"/>
-        <w:ind w:left="720"/>
-      </w:pPr>
-      <w:r>
-        <w:rPr>
-          <w:lang w:val="hi_IN" w:bidi="hi_IN"/>
-        </w:rPr>
-      </w:r>
-      <w:hyperlink r:id="rId13">
-        <w:r>
-          <w:rPr>
-            <w:lang w:val="hi_IN" w:bidi="hi_IN"/>
-          </w:rPr>
-          <w:rPr>
-            <w:color w:val="0000EE"/>
-            <w:u w:val="single"/>
-          </w:rPr>
-          <w:t>2 राजा 17:24–26</w:t>
-        </w:r>
-      </w:hyperlink>
-    </w:p>
-    <w:p>
-      <w:pPr>
-        <w:pStyle w:val="ListBullet"/>
-        <w:spacing w:line="240" w:lineRule="auto"/>
-        <w:ind w:left="720"/>
-      </w:pPr>
-      <w:r>
-        <w:rPr>
-          <w:lang w:val="hi_IN" w:bidi="hi_IN"/>
-        </w:rPr>
-      </w:r>
-      <w:hyperlink r:id="rId205">
-        <w:r>
-          <w:rPr>
-            <w:lang w:val="hi_IN" w:bidi="hi_IN"/>
-          </w:rPr>
-          <w:rPr>
-            <w:color w:val="0000EE"/>
-            <w:u w:val="single"/>
-          </w:rPr>
-          <w:t>प्रे.का. 07:43</w:t>
-        </w:r>
-      </w:hyperlink>
-    </w:p>
-    <w:p>
-      <w:pPr>
-        <w:pStyle w:val="ListBullet"/>
-        <w:spacing w:line="240" w:lineRule="auto"/>
-        <w:ind w:left="720"/>
-      </w:pPr>
-      <w:r>
-        <w:rPr>
-          <w:lang w:val="hi_IN" w:bidi="hi_IN"/>
-        </w:rPr>
-      </w:r>
-      <w:hyperlink r:id="rId206">
-        <w:r>
-          <w:rPr>
-            <w:lang w:val="hi_IN" w:bidi="hi_IN"/>
-          </w:rPr>
-          <w:rPr>
-            <w:color w:val="0000EE"/>
-            <w:u w:val="single"/>
-          </w:rPr>
-          <w:t>दानिय्येल 01:02</w:t>
-        </w:r>
-      </w:hyperlink>
-    </w:p>
-    <w:p>
-      <w:pPr>
-        <w:pStyle w:val="ListBullet"/>
-        <w:spacing w:line="240" w:lineRule="auto"/>
-        <w:ind w:left="720"/>
-      </w:pPr>
-      <w:r>
-        <w:rPr>
-          <w:lang w:val="hi_IN" w:bidi="hi_IN"/>
-        </w:rPr>
-      </w:r>
-      <w:hyperlink r:id="rId207">
-        <w:r>
-          <w:rPr>
-            <w:lang w:val="hi_IN" w:bidi="hi_IN"/>
-          </w:rPr>
-          <w:rPr>
-            <w:color w:val="0000EE"/>
-            <w:u w:val="single"/>
-          </w:rPr>
-          <w:t>यहेजकेल 12:13</w:t>
-        </w:r>
-      </w:hyperlink>
-    </w:p>
-    <w:p>
-      <w:pPr>
-        <w:pStyle w:val="ListBullet"/>
-        <w:spacing w:line="240" w:lineRule="auto"/>
-        <w:ind w:left="720"/>
-      </w:pPr>
-      <w:r>
-        <w:rPr>
-          <w:lang w:val="hi_IN" w:bidi="hi_IN"/>
-        </w:rPr>
-      </w:r>
-      <w:hyperlink r:id="rId208">
-        <w:r>
-          <w:rPr>
-            <w:lang w:val="hi_IN" w:bidi="hi_IN"/>
-          </w:rPr>
-          <w:rPr>
-            <w:color w:val="0000EE"/>
-            <w:u w:val="single"/>
-          </w:rPr>
-          <w:t>मत्ती. 01:11</w:t>
-        </w:r>
-      </w:hyperlink>
-    </w:p>
-    <w:p>
-      <w:pPr>
-        <w:pStyle w:val="ListBullet"/>
-        <w:spacing w:line="240" w:lineRule="auto"/>
-        <w:ind w:left="720"/>
-      </w:pPr>
-      <w:r>
-        <w:rPr>
-          <w:lang w:val="hi_IN" w:bidi="hi_IN"/>
-        </w:rPr>
-      </w:r>
-      <w:hyperlink r:id="rId209">
-        <w:r>
-          <w:rPr>
-            <w:lang w:val="hi_IN" w:bidi="hi_IN"/>
-          </w:rPr>
-          <w:rPr>
-            <w:color w:val="0000EE"/>
-            <w:u w:val="single"/>
-          </w:rPr>
-          <w:t>मत्ती 01:17</w:t>
-        </w:r>
-      </w:hyperlink>
+      <w:r>
+        <w:rPr>
+          <w:lang w:val="hi_IN" w:bidi="hi_IN"/>
+        </w:rPr>
+        <w:t>1 इतिहास 09:01</w:t>
+      </w:r>
+    </w:p>
+    <w:p>
+      <w:pPr>
+        <w:pStyle w:val="ListBullet"/>
+        <w:spacing w:line="240" w:lineRule="auto"/>
+        <w:ind w:left="720"/>
+      </w:pPr>
+      <w:r>
+        <w:rPr>
+          <w:lang w:val="hi_IN" w:bidi="hi_IN"/>
+        </w:rPr>
+      </w:r>
+      <w:r>
+        <w:rPr>
+          <w:lang w:val="hi_IN" w:bidi="hi_IN"/>
+        </w:rPr>
+        <w:t>2 राजा 17:24–26</w:t>
+      </w:r>
+    </w:p>
+    <w:p>
+      <w:pPr>
+        <w:pStyle w:val="ListBullet"/>
+        <w:spacing w:line="240" w:lineRule="auto"/>
+        <w:ind w:left="720"/>
+      </w:pPr>
+      <w:r>
+        <w:rPr>
+          <w:lang w:val="hi_IN" w:bidi="hi_IN"/>
+        </w:rPr>
+      </w:r>
+      <w:r>
+        <w:rPr>
+          <w:lang w:val="hi_IN" w:bidi="hi_IN"/>
+        </w:rPr>
+        <w:t>प्रे.का. 07:43</w:t>
+      </w:r>
+    </w:p>
+    <w:p>
+      <w:pPr>
+        <w:pStyle w:val="ListBullet"/>
+        <w:spacing w:line="240" w:lineRule="auto"/>
+        <w:ind w:left="720"/>
+      </w:pPr>
+      <w:r>
+        <w:rPr>
+          <w:lang w:val="hi_IN" w:bidi="hi_IN"/>
+        </w:rPr>
+      </w:r>
+      <w:r>
+        <w:rPr>
+          <w:lang w:val="hi_IN" w:bidi="hi_IN"/>
+        </w:rPr>
+        <w:t>दानिय्येल 01:02</w:t>
+      </w:r>
+    </w:p>
+    <w:p>
+      <w:pPr>
+        <w:pStyle w:val="ListBullet"/>
+        <w:spacing w:line="240" w:lineRule="auto"/>
+        <w:ind w:left="720"/>
+      </w:pPr>
+      <w:r>
+        <w:rPr>
+          <w:lang w:val="hi_IN" w:bidi="hi_IN"/>
+        </w:rPr>
+      </w:r>
+      <w:r>
+        <w:rPr>
+          <w:lang w:val="hi_IN" w:bidi="hi_IN"/>
+        </w:rPr>
+        <w:t>यहेजकेल 12:13</w:t>
+      </w:r>
+    </w:p>
+    <w:p>
+      <w:pPr>
+        <w:pStyle w:val="ListBullet"/>
+        <w:spacing w:line="240" w:lineRule="auto"/>
+        <w:ind w:left="720"/>
+      </w:pPr>
+      <w:r>
+        <w:rPr>
+          <w:lang w:val="hi_IN" w:bidi="hi_IN"/>
+        </w:rPr>
+      </w:r>
+      <w:r>
+        <w:rPr>
+          <w:lang w:val="hi_IN" w:bidi="hi_IN"/>
+        </w:rPr>
+        <w:t>मत्ती. 01:11</w:t>
+      </w:r>
+    </w:p>
+    <w:p>
+      <w:pPr>
+        <w:pStyle w:val="ListBullet"/>
+        <w:spacing w:line="240" w:lineRule="auto"/>
+        <w:ind w:left="720"/>
+      </w:pPr>
+      <w:r>
+        <w:rPr>
+          <w:lang w:val="hi_IN" w:bidi="hi_IN"/>
+        </w:rPr>
+      </w:r>
+      <w:r>
+        <w:rPr>
+          <w:lang w:val="hi_IN" w:bidi="hi_IN"/>
+        </w:rPr>
+        <w:t>मत्ती 01:17</w:t>
+      </w:r>
     </w:p>
     <w:p>
       <w:pPr>
@@ -21030,138 +19674,102 @@
           <w:lang w:val="hi_IN" w:bidi="hi_IN"/>
         </w:rPr>
       </w:r>
-      <w:hyperlink r:id="rId56">
-        <w:r>
-          <w:rPr>
-            <w:lang w:val="hi_IN" w:bidi="hi_IN"/>
-          </w:rPr>
-          <w:rPr>
-            <w:color w:val="0000EE"/>
-            <w:u w:val="single"/>
-          </w:rPr>
-          <w:t>1 शमूएल 3:20</w:t>
-        </w:r>
-      </w:hyperlink>
-    </w:p>
-    <w:p>
-      <w:pPr>
-        <w:pStyle w:val="ListBullet"/>
-        <w:spacing w:line="240" w:lineRule="auto"/>
-        <w:ind w:left="720"/>
-      </w:pPr>
-      <w:r>
-        <w:rPr>
-          <w:lang w:val="hi_IN" w:bidi="hi_IN"/>
-        </w:rPr>
-      </w:r>
-      <w:hyperlink r:id="rId51">
-        <w:r>
-          <w:rPr>
-            <w:lang w:val="hi_IN" w:bidi="hi_IN"/>
-          </w:rPr>
-          <w:rPr>
-            <w:color w:val="0000EE"/>
-            <w:u w:val="single"/>
-          </w:rPr>
-          <w:t>2 शमूएल 17:11</w:t>
-        </w:r>
-      </w:hyperlink>
-    </w:p>
-    <w:p>
-      <w:pPr>
-        <w:pStyle w:val="ListBullet"/>
-        <w:spacing w:line="240" w:lineRule="auto"/>
-        <w:ind w:left="720"/>
-      </w:pPr>
-      <w:r>
-        <w:rPr>
-          <w:lang w:val="hi_IN" w:bidi="hi_IN"/>
-        </w:rPr>
-      </w:r>
-      <w:hyperlink r:id="rId210">
-        <w:r>
-          <w:rPr>
-            <w:lang w:val="hi_IN" w:bidi="hi_IN"/>
-          </w:rPr>
-          <w:rPr>
-            <w:color w:val="0000EE"/>
-            <w:u w:val="single"/>
-          </w:rPr>
-          <w:t>उत्पत्ति 21:14</w:t>
-        </w:r>
-      </w:hyperlink>
-    </w:p>
-    <w:p>
-      <w:pPr>
-        <w:pStyle w:val="ListBullet"/>
-        <w:spacing w:line="240" w:lineRule="auto"/>
-        <w:ind w:left="720"/>
-      </w:pPr>
-      <w:r>
-        <w:rPr>
-          <w:lang w:val="hi_IN" w:bidi="hi_IN"/>
-        </w:rPr>
-      </w:r>
-      <w:hyperlink r:id="rId211">
-        <w:r>
-          <w:rPr>
-            <w:lang w:val="hi_IN" w:bidi="hi_IN"/>
-          </w:rPr>
-          <w:rPr>
-            <w:color w:val="0000EE"/>
-            <w:u w:val="single"/>
-          </w:rPr>
-          <w:t>उत्पत्ति 21:31</w:t>
-        </w:r>
-      </w:hyperlink>
-    </w:p>
-    <w:p>
-      <w:pPr>
-        <w:pStyle w:val="ListBullet"/>
-        <w:spacing w:line="240" w:lineRule="auto"/>
-        <w:ind w:left="720"/>
-      </w:pPr>
-      <w:r>
-        <w:rPr>
-          <w:lang w:val="hi_IN" w:bidi="hi_IN"/>
-        </w:rPr>
-      </w:r>
-      <w:hyperlink r:id="rId212">
-        <w:r>
-          <w:rPr>
-            <w:lang w:val="hi_IN" w:bidi="hi_IN"/>
-          </w:rPr>
-          <w:rPr>
-            <w:color w:val="0000EE"/>
-            <w:u w:val="single"/>
-          </w:rPr>
-          <w:t>उत्पत्ति 46:1</w:t>
-        </w:r>
-      </w:hyperlink>
-    </w:p>
-    <w:p>
-      <w:pPr>
-        <w:pStyle w:val="ListBullet"/>
-        <w:spacing w:line="240" w:lineRule="auto"/>
-        <w:ind w:left="720"/>
-      </w:pPr>
-      <w:r>
-        <w:rPr>
-          <w:lang w:val="hi_IN" w:bidi="hi_IN"/>
-        </w:rPr>
-      </w:r>
-      <w:hyperlink r:id="rId213">
-        <w:r>
-          <w:rPr>
-            <w:lang w:val="hi_IN" w:bidi="hi_IN"/>
-          </w:rPr>
-          <w:rPr>
-            <w:color w:val="0000EE"/>
-            <w:u w:val="single"/>
-          </w:rPr>
-          <w:t>नहेम्याह 11:30</w:t>
-        </w:r>
-      </w:hyperlink>
+      <w:r>
+        <w:rPr>
+          <w:lang w:val="hi_IN" w:bidi="hi_IN"/>
+        </w:rPr>
+        <w:t>1 शमूएल 3:20</w:t>
+      </w:r>
+    </w:p>
+    <w:p>
+      <w:pPr>
+        <w:pStyle w:val="ListBullet"/>
+        <w:spacing w:line="240" w:lineRule="auto"/>
+        <w:ind w:left="720"/>
+      </w:pPr>
+      <w:r>
+        <w:rPr>
+          <w:lang w:val="hi_IN" w:bidi="hi_IN"/>
+        </w:rPr>
+      </w:r>
+      <w:r>
+        <w:rPr>
+          <w:lang w:val="hi_IN" w:bidi="hi_IN"/>
+        </w:rPr>
+        <w:t>2 शमूएल 17:11</w:t>
+      </w:r>
+    </w:p>
+    <w:p>
+      <w:pPr>
+        <w:pStyle w:val="ListBullet"/>
+        <w:spacing w:line="240" w:lineRule="auto"/>
+        <w:ind w:left="720"/>
+      </w:pPr>
+      <w:r>
+        <w:rPr>
+          <w:lang w:val="hi_IN" w:bidi="hi_IN"/>
+        </w:rPr>
+      </w:r>
+      <w:r>
+        <w:rPr>
+          <w:lang w:val="hi_IN" w:bidi="hi_IN"/>
+        </w:rPr>
+        <w:t>उत्पत्ति 21:14</w:t>
+      </w:r>
+    </w:p>
+    <w:p>
+      <w:pPr>
+        <w:pStyle w:val="ListBullet"/>
+        <w:spacing w:line="240" w:lineRule="auto"/>
+        <w:ind w:left="720"/>
+      </w:pPr>
+      <w:r>
+        <w:rPr>
+          <w:lang w:val="hi_IN" w:bidi="hi_IN"/>
+        </w:rPr>
+      </w:r>
+      <w:r>
+        <w:rPr>
+          <w:lang w:val="hi_IN" w:bidi="hi_IN"/>
+        </w:rPr>
+        <w:t>उत्पत्ति 21:31</w:t>
+      </w:r>
+    </w:p>
+    <w:p>
+      <w:pPr>
+        <w:pStyle w:val="ListBullet"/>
+        <w:spacing w:line="240" w:lineRule="auto"/>
+        <w:ind w:left="720"/>
+      </w:pPr>
+      <w:r>
+        <w:rPr>
+          <w:lang w:val="hi_IN" w:bidi="hi_IN"/>
+        </w:rPr>
+      </w:r>
+      <w:r>
+        <w:rPr>
+          <w:lang w:val="hi_IN" w:bidi="hi_IN"/>
+        </w:rPr>
+        <w:t>उत्पत्ति 46:1</w:t>
+      </w:r>
+    </w:p>
+    <w:p>
+      <w:pPr>
+        <w:pStyle w:val="ListBullet"/>
+        <w:spacing w:line="240" w:lineRule="auto"/>
+        <w:ind w:left="720"/>
+      </w:pPr>
+      <w:r>
+        <w:rPr>
+          <w:lang w:val="hi_IN" w:bidi="hi_IN"/>
+        </w:rPr>
+      </w:r>
+      <w:r>
+        <w:rPr>
+          <w:lang w:val="hi_IN" w:bidi="hi_IN"/>
+        </w:rPr>
+        <w:t>नहेम्याह 11:30</w:t>
+      </w:r>
     </w:p>
     <w:p>
       <w:pPr>
@@ -21469,90 +20077,66 @@
           <w:lang w:val="hi_IN" w:bidi="hi_IN"/>
         </w:rPr>
       </w:r>
-      <w:hyperlink r:id="rId93">
-        <w:r>
-          <w:rPr>
-            <w:lang w:val="hi_IN" w:bidi="hi_IN"/>
-          </w:rPr>
-          <w:rPr>
-            <w:color w:val="0000EE"/>
-            <w:u w:val="single"/>
-          </w:rPr>
-          <w:t>2 इतिहास 2:13–14</w:t>
-        </w:r>
-      </w:hyperlink>
-    </w:p>
-    <w:p>
-      <w:pPr>
-        <w:pStyle w:val="ListBullet"/>
-        <w:spacing w:line="240" w:lineRule="auto"/>
-        <w:ind w:left="720"/>
-      </w:pPr>
-      <w:r>
-        <w:rPr>
-          <w:lang w:val="hi_IN" w:bidi="hi_IN"/>
-        </w:rPr>
-      </w:r>
-      <w:hyperlink r:id="rId214">
-        <w:r>
-          <w:rPr>
-            <w:lang w:val="hi_IN" w:bidi="hi_IN"/>
-          </w:rPr>
-          <w:rPr>
-            <w:color w:val="0000EE"/>
-            <w:u w:val="single"/>
-          </w:rPr>
-          <w:t>दानिय्येल 5:7</w:t>
-        </w:r>
-      </w:hyperlink>
-    </w:p>
-    <w:p>
-      <w:pPr>
-        <w:pStyle w:val="ListBullet"/>
-        <w:spacing w:line="240" w:lineRule="auto"/>
-        <w:ind w:left="720"/>
-      </w:pPr>
-      <w:r>
-        <w:rPr>
-          <w:lang w:val="hi_IN" w:bidi="hi_IN"/>
-        </w:rPr>
-      </w:r>
-      <w:hyperlink r:id="rId215">
-        <w:r>
-          <w:rPr>
-            <w:lang w:val="hi_IN" w:bidi="hi_IN"/>
-          </w:rPr>
-          <w:rPr>
-            <w:color w:val="0000EE"/>
-            <w:u w:val="single"/>
-          </w:rPr>
-          <w:t>दानिय्येल 5:29–31</w:t>
-        </w:r>
-      </w:hyperlink>
-    </w:p>
-    <w:p>
-      <w:pPr>
-        <w:pStyle w:val="ListBullet"/>
-        <w:spacing w:line="240" w:lineRule="auto"/>
-        <w:ind w:left="720"/>
-      </w:pPr>
-      <w:r>
-        <w:rPr>
-          <w:lang w:val="hi_IN" w:bidi="hi_IN"/>
-        </w:rPr>
-      </w:r>
-      <w:hyperlink r:id="rId216">
-        <w:r>
-          <w:rPr>
-            <w:lang w:val="hi_IN" w:bidi="hi_IN"/>
-          </w:rPr>
-          <w:rPr>
-            <w:color w:val="0000EE"/>
-            <w:u w:val="single"/>
-          </w:rPr>
-          <w:t>नीतिवचन 31:22–23</w:t>
-        </w:r>
-      </w:hyperlink>
+      <w:r>
+        <w:rPr>
+          <w:lang w:val="hi_IN" w:bidi="hi_IN"/>
+        </w:rPr>
+        <w:t>2 इतिहास 2:13–14</w:t>
+      </w:r>
+    </w:p>
+    <w:p>
+      <w:pPr>
+        <w:pStyle w:val="ListBullet"/>
+        <w:spacing w:line="240" w:lineRule="auto"/>
+        <w:ind w:left="720"/>
+      </w:pPr>
+      <w:r>
+        <w:rPr>
+          <w:lang w:val="hi_IN" w:bidi="hi_IN"/>
+        </w:rPr>
+      </w:r>
+      <w:r>
+        <w:rPr>
+          <w:lang w:val="hi_IN" w:bidi="hi_IN"/>
+        </w:rPr>
+        <w:t>दानिय्येल 5:7</w:t>
+      </w:r>
+    </w:p>
+    <w:p>
+      <w:pPr>
+        <w:pStyle w:val="ListBullet"/>
+        <w:spacing w:line="240" w:lineRule="auto"/>
+        <w:ind w:left="720"/>
+      </w:pPr>
+      <w:r>
+        <w:rPr>
+          <w:lang w:val="hi_IN" w:bidi="hi_IN"/>
+        </w:rPr>
+      </w:r>
+      <w:r>
+        <w:rPr>
+          <w:lang w:val="hi_IN" w:bidi="hi_IN"/>
+        </w:rPr>
+        <w:t>दानिय्येल 5:29–31</w:t>
+      </w:r>
+    </w:p>
+    <w:p>
+      <w:pPr>
+        <w:pStyle w:val="ListBullet"/>
+        <w:spacing w:line="240" w:lineRule="auto"/>
+        <w:ind w:left="720"/>
+      </w:pPr>
+      <w:r>
+        <w:rPr>
+          <w:lang w:val="hi_IN" w:bidi="hi_IN"/>
+        </w:rPr>
+      </w:r>
+      <w:r>
+        <w:rPr>
+          <w:lang w:val="hi_IN" w:bidi="hi_IN"/>
+        </w:rPr>
+        <w:t>नीतिवचन 31:22–23</w:t>
+      </w:r>
     </w:p>
     <w:p>
       <w:pPr>
@@ -21818,90 +20402,66 @@
           <w:lang w:val="hi_IN" w:bidi="hi_IN"/>
         </w:rPr>
       </w:r>
-      <w:hyperlink r:id="rId217">
-        <w:r>
-          <w:rPr>
-            <w:lang w:val="hi_IN" w:bidi="hi_IN"/>
-          </w:rPr>
-          <w:rPr>
-            <w:color w:val="0000EE"/>
-            <w:u w:val="single"/>
-          </w:rPr>
-          <w:t>यूहन्ना 01:26–28</w:t>
-        </w:r>
-      </w:hyperlink>
-    </w:p>
-    <w:p>
-      <w:pPr>
-        <w:pStyle w:val="ListBullet"/>
-        <w:spacing w:line="240" w:lineRule="auto"/>
-        <w:ind w:left="720"/>
-      </w:pPr>
-      <w:r>
-        <w:rPr>
-          <w:lang w:val="hi_IN" w:bidi="hi_IN"/>
-        </w:rPr>
-      </w:r>
-      <w:hyperlink r:id="rId218">
-        <w:r>
-          <w:rPr>
-            <w:lang w:val="hi_IN" w:bidi="hi_IN"/>
-          </w:rPr>
-          <w:rPr>
-            <w:color w:val="0000EE"/>
-            <w:u w:val="single"/>
-          </w:rPr>
-          <w:t>लूका 24:50–51</w:t>
-        </w:r>
-      </w:hyperlink>
-    </w:p>
-    <w:p>
-      <w:pPr>
-        <w:pStyle w:val="ListBullet"/>
-        <w:spacing w:line="240" w:lineRule="auto"/>
-        <w:ind w:left="720"/>
-      </w:pPr>
-      <w:r>
-        <w:rPr>
-          <w:lang w:val="hi_IN" w:bidi="hi_IN"/>
-        </w:rPr>
-      </w:r>
-      <w:hyperlink r:id="rId219">
-        <w:r>
-          <w:rPr>
-            <w:lang w:val="hi_IN" w:bidi="hi_IN"/>
-          </w:rPr>
-          <w:rPr>
-            <w:color w:val="0000EE"/>
-            <w:u w:val="single"/>
-          </w:rPr>
-          <w:t>मरकुस 11:1</w:t>
-        </w:r>
-      </w:hyperlink>
-    </w:p>
-    <w:p>
-      <w:pPr>
-        <w:pStyle w:val="ListBullet"/>
-        <w:spacing w:line="240" w:lineRule="auto"/>
-        <w:ind w:left="720"/>
-      </w:pPr>
-      <w:r>
-        <w:rPr>
-          <w:lang w:val="hi_IN" w:bidi="hi_IN"/>
-        </w:rPr>
-      </w:r>
-      <w:hyperlink r:id="rId220">
-        <w:r>
-          <w:rPr>
-            <w:lang w:val="hi_IN" w:bidi="hi_IN"/>
-          </w:rPr>
-          <w:rPr>
-            <w:color w:val="0000EE"/>
-            <w:u w:val="single"/>
-          </w:rPr>
-          <w:t>मत्ती 21:15–17</w:t>
-        </w:r>
-      </w:hyperlink>
+      <w:r>
+        <w:rPr>
+          <w:lang w:val="hi_IN" w:bidi="hi_IN"/>
+        </w:rPr>
+        <w:t>यूहन्ना 01:26–28</w:t>
+      </w:r>
+    </w:p>
+    <w:p>
+      <w:pPr>
+        <w:pStyle w:val="ListBullet"/>
+        <w:spacing w:line="240" w:lineRule="auto"/>
+        <w:ind w:left="720"/>
+      </w:pPr>
+      <w:r>
+        <w:rPr>
+          <w:lang w:val="hi_IN" w:bidi="hi_IN"/>
+        </w:rPr>
+      </w:r>
+      <w:r>
+        <w:rPr>
+          <w:lang w:val="hi_IN" w:bidi="hi_IN"/>
+        </w:rPr>
+        <w:t>लूका 24:50–51</w:t>
+      </w:r>
+    </w:p>
+    <w:p>
+      <w:pPr>
+        <w:pStyle w:val="ListBullet"/>
+        <w:spacing w:line="240" w:lineRule="auto"/>
+        <w:ind w:left="720"/>
+      </w:pPr>
+      <w:r>
+        <w:rPr>
+          <w:lang w:val="hi_IN" w:bidi="hi_IN"/>
+        </w:rPr>
+      </w:r>
+      <w:r>
+        <w:rPr>
+          <w:lang w:val="hi_IN" w:bidi="hi_IN"/>
+        </w:rPr>
+        <w:t>मरकुस 11:1</w:t>
+      </w:r>
+    </w:p>
+    <w:p>
+      <w:pPr>
+        <w:pStyle w:val="ListBullet"/>
+        <w:spacing w:line="240" w:lineRule="auto"/>
+        <w:ind w:left="720"/>
+      </w:pPr>
+      <w:r>
+        <w:rPr>
+          <w:lang w:val="hi_IN" w:bidi="hi_IN"/>
+        </w:rPr>
+      </w:r>
+      <w:r>
+        <w:rPr>
+          <w:lang w:val="hi_IN" w:bidi="hi_IN"/>
+        </w:rPr>
+        <w:t>मत्ती 21:15–17</w:t>
+      </w:r>
     </w:p>
     <w:p>
       <w:pPr>
@@ -22135,138 +20695,102 @@
           <w:lang w:val="hi_IN" w:bidi="hi_IN"/>
         </w:rPr>
       </w:r>
-      <w:hyperlink r:id="rId221">
-        <w:r>
-          <w:rPr>
-            <w:lang w:val="hi_IN" w:bidi="hi_IN"/>
-          </w:rPr>
-          <w:rPr>
-            <w:color w:val="0000EE"/>
-            <w:u w:val="single"/>
-          </w:rPr>
-          <w:t>उत्पत्ति 35:16–20</w:t>
-        </w:r>
-      </w:hyperlink>
-    </w:p>
-    <w:p>
-      <w:pPr>
-        <w:pStyle w:val="ListBullet"/>
-        <w:spacing w:line="240" w:lineRule="auto"/>
-        <w:ind w:left="720"/>
-      </w:pPr>
-      <w:r>
-        <w:rPr>
-          <w:lang w:val="hi_IN" w:bidi="hi_IN"/>
-        </w:rPr>
-      </w:r>
-      <w:hyperlink r:id="rId222">
-        <w:r>
-          <w:rPr>
-            <w:lang w:val="hi_IN" w:bidi="hi_IN"/>
-          </w:rPr>
-          <w:rPr>
-            <w:color w:val="0000EE"/>
-            <w:u w:val="single"/>
-          </w:rPr>
-          <w:t>यूहन्ना 07:40–42</w:t>
-        </w:r>
-      </w:hyperlink>
-    </w:p>
-    <w:p>
-      <w:pPr>
-        <w:pStyle w:val="ListBullet"/>
-        <w:spacing w:line="240" w:lineRule="auto"/>
-        <w:ind w:left="720"/>
-      </w:pPr>
-      <w:r>
-        <w:rPr>
-          <w:lang w:val="hi_IN" w:bidi="hi_IN"/>
-        </w:rPr>
-      </w:r>
-      <w:hyperlink r:id="rId223">
-        <w:r>
-          <w:rPr>
-            <w:lang w:val="hi_IN" w:bidi="hi_IN"/>
-          </w:rPr>
-          <w:rPr>
-            <w:color w:val="0000EE"/>
-            <w:u w:val="single"/>
-          </w:rPr>
-          <w:t>मत्ती 02:4–6</w:t>
-        </w:r>
-      </w:hyperlink>
-    </w:p>
-    <w:p>
-      <w:pPr>
-        <w:pStyle w:val="ListBullet"/>
-        <w:spacing w:line="240" w:lineRule="auto"/>
-        <w:ind w:left="720"/>
-      </w:pPr>
-      <w:r>
-        <w:rPr>
-          <w:lang w:val="hi_IN" w:bidi="hi_IN"/>
-        </w:rPr>
-      </w:r>
-      <w:hyperlink r:id="rId224">
-        <w:r>
-          <w:rPr>
-            <w:lang w:val="hi_IN" w:bidi="hi_IN"/>
-          </w:rPr>
-          <w:rPr>
-            <w:color w:val="0000EE"/>
-            <w:u w:val="single"/>
-          </w:rPr>
-          <w:t>मत्ती 02:16</w:t>
-        </w:r>
-      </w:hyperlink>
-    </w:p>
-    <w:p>
-      <w:pPr>
-        <w:pStyle w:val="ListBullet"/>
-        <w:spacing w:line="240" w:lineRule="auto"/>
-        <w:ind w:left="720"/>
-      </w:pPr>
-      <w:r>
-        <w:rPr>
-          <w:lang w:val="hi_IN" w:bidi="hi_IN"/>
-        </w:rPr>
-      </w:r>
-      <w:hyperlink r:id="rId225">
-        <w:r>
-          <w:rPr>
-            <w:lang w:val="hi_IN" w:bidi="hi_IN"/>
-          </w:rPr>
-          <w:rPr>
-            <w:color w:val="0000EE"/>
-            <w:u w:val="single"/>
-          </w:rPr>
-          <w:t>रूत 01:1–2</w:t>
-        </w:r>
-      </w:hyperlink>
-    </w:p>
-    <w:p>
-      <w:pPr>
-        <w:pStyle w:val="ListBullet"/>
-        <w:spacing w:line="240" w:lineRule="auto"/>
-        <w:ind w:left="720"/>
-      </w:pPr>
-      <w:r>
-        <w:rPr>
-          <w:lang w:val="hi_IN" w:bidi="hi_IN"/>
-        </w:rPr>
-      </w:r>
-      <w:hyperlink r:id="rId226">
-        <w:r>
-          <w:rPr>
-            <w:lang w:val="hi_IN" w:bidi="hi_IN"/>
-          </w:rPr>
-          <w:rPr>
-            <w:color w:val="0000EE"/>
-            <w:u w:val="single"/>
-          </w:rPr>
-          <w:t>रूत 01:19–21</w:t>
-        </w:r>
-      </w:hyperlink>
+      <w:r>
+        <w:rPr>
+          <w:lang w:val="hi_IN" w:bidi="hi_IN"/>
+        </w:rPr>
+        <w:t>उत्पत्ति 35:16–20</w:t>
+      </w:r>
+    </w:p>
+    <w:p>
+      <w:pPr>
+        <w:pStyle w:val="ListBullet"/>
+        <w:spacing w:line="240" w:lineRule="auto"/>
+        <w:ind w:left="720"/>
+      </w:pPr>
+      <w:r>
+        <w:rPr>
+          <w:lang w:val="hi_IN" w:bidi="hi_IN"/>
+        </w:rPr>
+      </w:r>
+      <w:r>
+        <w:rPr>
+          <w:lang w:val="hi_IN" w:bidi="hi_IN"/>
+        </w:rPr>
+        <w:t>यूहन्ना 07:40–42</w:t>
+      </w:r>
+    </w:p>
+    <w:p>
+      <w:pPr>
+        <w:pStyle w:val="ListBullet"/>
+        <w:spacing w:line="240" w:lineRule="auto"/>
+        <w:ind w:left="720"/>
+      </w:pPr>
+      <w:r>
+        <w:rPr>
+          <w:lang w:val="hi_IN" w:bidi="hi_IN"/>
+        </w:rPr>
+      </w:r>
+      <w:r>
+        <w:rPr>
+          <w:lang w:val="hi_IN" w:bidi="hi_IN"/>
+        </w:rPr>
+        <w:t>मत्ती 02:4–6</w:t>
+      </w:r>
+    </w:p>
+    <w:p>
+      <w:pPr>
+        <w:pStyle w:val="ListBullet"/>
+        <w:spacing w:line="240" w:lineRule="auto"/>
+        <w:ind w:left="720"/>
+      </w:pPr>
+      <w:r>
+        <w:rPr>
+          <w:lang w:val="hi_IN" w:bidi="hi_IN"/>
+        </w:rPr>
+      </w:r>
+      <w:r>
+        <w:rPr>
+          <w:lang w:val="hi_IN" w:bidi="hi_IN"/>
+        </w:rPr>
+        <w:t>मत्ती 02:16</w:t>
+      </w:r>
+    </w:p>
+    <w:p>
+      <w:pPr>
+        <w:pStyle w:val="ListBullet"/>
+        <w:spacing w:line="240" w:lineRule="auto"/>
+        <w:ind w:left="720"/>
+      </w:pPr>
+      <w:r>
+        <w:rPr>
+          <w:lang w:val="hi_IN" w:bidi="hi_IN"/>
+        </w:rPr>
+      </w:r>
+      <w:r>
+        <w:rPr>
+          <w:lang w:val="hi_IN" w:bidi="hi_IN"/>
+        </w:rPr>
+        <w:t>रूत 01:1–2</w:t>
+      </w:r>
+    </w:p>
+    <w:p>
+      <w:pPr>
+        <w:pStyle w:val="ListBullet"/>
+        <w:spacing w:line="240" w:lineRule="auto"/>
+        <w:ind w:left="720"/>
+      </w:pPr>
+      <w:r>
+        <w:rPr>
+          <w:lang w:val="hi_IN" w:bidi="hi_IN"/>
+        </w:rPr>
+      </w:r>
+      <w:r>
+        <w:rPr>
+          <w:lang w:val="hi_IN" w:bidi="hi_IN"/>
+        </w:rPr>
+        <w:t>रूत 01:19–21</w:t>
+      </w:r>
     </w:p>
     <w:p>
       <w:pPr>
@@ -22624,114 +21148,84 @@
           <w:lang w:val="hi_IN" w:bidi="hi_IN"/>
         </w:rPr>
       </w:r>
-      <w:hyperlink r:id="rId49">
-        <w:r>
-          <w:rPr>
-            <w:lang w:val="hi_IN" w:bidi="hi_IN"/>
-          </w:rPr>
-          <w:rPr>
-            <w:color w:val="0000EE"/>
-            <w:u w:val="single"/>
-          </w:rPr>
-          <w:t>1 इतिहास 2:12</w:t>
-        </w:r>
-      </w:hyperlink>
-    </w:p>
-    <w:p>
-      <w:pPr>
-        <w:pStyle w:val="ListBullet"/>
-        <w:spacing w:line="240" w:lineRule="auto"/>
-        <w:ind w:left="720"/>
-      </w:pPr>
-      <w:r>
-        <w:rPr>
-          <w:lang w:val="hi_IN" w:bidi="hi_IN"/>
-        </w:rPr>
-      </w:r>
-      <w:hyperlink r:id="rId93">
-        <w:r>
-          <w:rPr>
-            <w:lang w:val="hi_IN" w:bidi="hi_IN"/>
-          </w:rPr>
-          <w:rPr>
-            <w:color w:val="0000EE"/>
-            <w:u w:val="single"/>
-          </w:rPr>
-          <w:t>2 इतिहास 3:17</w:t>
-        </w:r>
-      </w:hyperlink>
-    </w:p>
-    <w:p>
-      <w:pPr>
-        <w:pStyle w:val="ListBullet"/>
-        <w:spacing w:line="240" w:lineRule="auto"/>
-        <w:ind w:left="720"/>
-      </w:pPr>
-      <w:r>
-        <w:rPr>
-          <w:lang w:val="hi_IN" w:bidi="hi_IN"/>
-        </w:rPr>
-      </w:r>
-      <w:hyperlink r:id="rId227">
-        <w:r>
-          <w:rPr>
-            <w:lang w:val="hi_IN" w:bidi="hi_IN"/>
-          </w:rPr>
-          <w:rPr>
-            <w:color w:val="0000EE"/>
-            <w:u w:val="single"/>
-          </w:rPr>
-          <w:t>लूका 3:30–32</w:t>
-        </w:r>
-      </w:hyperlink>
-    </w:p>
-    <w:p>
-      <w:pPr>
-        <w:pStyle w:val="ListBullet"/>
-        <w:spacing w:line="240" w:lineRule="auto"/>
-        <w:ind w:left="720"/>
-      </w:pPr>
-      <w:r>
-        <w:rPr>
-          <w:lang w:val="hi_IN" w:bidi="hi_IN"/>
-        </w:rPr>
-      </w:r>
-      <w:hyperlink r:id="rId228">
-        <w:r>
-          <w:rPr>
-            <w:lang w:val="hi_IN" w:bidi="hi_IN"/>
-          </w:rPr>
-          <w:rPr>
-            <w:color w:val="0000EE"/>
-            <w:u w:val="single"/>
-          </w:rPr>
-          <w:t>मत्ती 1:5</w:t>
-        </w:r>
-      </w:hyperlink>
-    </w:p>
-    <w:p>
-      <w:pPr>
-        <w:pStyle w:val="ListBullet"/>
-        <w:spacing w:line="240" w:lineRule="auto"/>
-        <w:ind w:left="720"/>
-      </w:pPr>
-      <w:r>
-        <w:rPr>
-          <w:lang w:val="hi_IN" w:bidi="hi_IN"/>
-        </w:rPr>
-      </w:r>
-      <w:hyperlink r:id="rId229">
-        <w:r>
-          <w:rPr>
-            <w:lang w:val="hi_IN" w:bidi="hi_IN"/>
-          </w:rPr>
-          <w:rPr>
-            <w:color w:val="0000EE"/>
-            <w:u w:val="single"/>
-          </w:rPr>
-          <w:t>रूत 2:4</w:t>
-        </w:r>
-      </w:hyperlink>
+      <w:r>
+        <w:rPr>
+          <w:lang w:val="hi_IN" w:bidi="hi_IN"/>
+        </w:rPr>
+        <w:t>1 इतिहास 2:12</w:t>
+      </w:r>
+    </w:p>
+    <w:p>
+      <w:pPr>
+        <w:pStyle w:val="ListBullet"/>
+        <w:spacing w:line="240" w:lineRule="auto"/>
+        <w:ind w:left="720"/>
+      </w:pPr>
+      <w:r>
+        <w:rPr>
+          <w:lang w:val="hi_IN" w:bidi="hi_IN"/>
+        </w:rPr>
+      </w:r>
+      <w:r>
+        <w:rPr>
+          <w:lang w:val="hi_IN" w:bidi="hi_IN"/>
+        </w:rPr>
+        <w:t>2 इतिहास 3:17</w:t>
+      </w:r>
+    </w:p>
+    <w:p>
+      <w:pPr>
+        <w:pStyle w:val="ListBullet"/>
+        <w:spacing w:line="240" w:lineRule="auto"/>
+        <w:ind w:left="720"/>
+      </w:pPr>
+      <w:r>
+        <w:rPr>
+          <w:lang w:val="hi_IN" w:bidi="hi_IN"/>
+        </w:rPr>
+      </w:r>
+      <w:r>
+        <w:rPr>
+          <w:lang w:val="hi_IN" w:bidi="hi_IN"/>
+        </w:rPr>
+        <w:t>लूका 3:30–32</w:t>
+      </w:r>
+    </w:p>
+    <w:p>
+      <w:pPr>
+        <w:pStyle w:val="ListBullet"/>
+        <w:spacing w:line="240" w:lineRule="auto"/>
+        <w:ind w:left="720"/>
+      </w:pPr>
+      <w:r>
+        <w:rPr>
+          <w:lang w:val="hi_IN" w:bidi="hi_IN"/>
+        </w:rPr>
+      </w:r>
+      <w:r>
+        <w:rPr>
+          <w:lang w:val="hi_IN" w:bidi="hi_IN"/>
+        </w:rPr>
+        <w:t>मत्ती 1:5</w:t>
+      </w:r>
+    </w:p>
+    <w:p>
+      <w:pPr>
+        <w:pStyle w:val="ListBullet"/>
+        <w:spacing w:line="240" w:lineRule="auto"/>
+        <w:ind w:left="720"/>
+      </w:pPr>
+      <w:r>
+        <w:rPr>
+          <w:lang w:val="hi_IN" w:bidi="hi_IN"/>
+        </w:rPr>
+      </w:r>
+      <w:r>
+        <w:rPr>
+          <w:lang w:val="hi_IN" w:bidi="hi_IN"/>
+        </w:rPr>
+        <w:t>रूत 2:4</w:t>
+      </w:r>
     </w:p>
     <w:p>
       <w:pPr>
